--- a/src/classification/Recidivism Worksheet v2.docx
+++ b/src/classification/Recidivism Worksheet v2.docx
@@ -5,7 +5,7 @@
     <w:tbl>
       <w:tblPr>
         <w:tblStyle w:val="ListTable1Light-Accent3"/>
-        <w:tblW w:w="9460" w:type="dxa"/>
+        <w:tblW w:w="9979" w:type="dxa"/>
         <w:tblLook w:val="04A0" w:firstRow="1" w:lastRow="0" w:firstColumn="1" w:lastColumn="0" w:noHBand="0" w:noVBand="1"/>
       </w:tblPr>
       <w:tblGrid>
@@ -14,8 +14,8 @@
         <w:gridCol w:w="1883"/>
         <w:gridCol w:w="1733"/>
         <w:gridCol w:w="1384"/>
-        <w:gridCol w:w="1167"/>
-        <w:gridCol w:w="1082"/>
+        <w:gridCol w:w="1384"/>
+        <w:gridCol w:w="1384"/>
         <w:gridCol w:w="861"/>
       </w:tblGrid>
       <w:tr>
@@ -122,8 +122,6 @@
         <w:tc>
           <w:tcPr>
             <w:tcW w:w="1384" w:type="dxa"/>
-            <w:noWrap/>
-            <w:hideMark/>
           </w:tcPr>
           <w:p>
             <w:pPr>
@@ -139,55 +137,53 @@
                 <w:rFonts w:ascii="Calibri" w:eastAsia="Times New Roman" w:hAnsi="Calibri" w:cs="Calibri"/>
                 <w:color w:val="000000"/>
               </w:rPr>
+              <w:t>Judge A</w:t>
+            </w:r>
+          </w:p>
+        </w:tc>
+        <w:tc>
+          <w:tcPr>
+            <w:tcW w:w="1384" w:type="dxa"/>
+          </w:tcPr>
+          <w:p>
+            <w:pPr>
+              <w:jc w:val="center"/>
+              <w:cnfStyle w:val="100000000000" w:firstRow="1" w:lastRow="0" w:firstColumn="0" w:lastColumn="0" w:oddVBand="0" w:evenVBand="0" w:oddHBand="0" w:evenHBand="0" w:firstRowFirstColumn="0" w:firstRowLastColumn="0" w:lastRowFirstColumn="0" w:lastRowLastColumn="0"/>
+              <w:rPr>
+                <w:rFonts w:ascii="Calibri" w:eastAsia="Times New Roman" w:hAnsi="Calibri" w:cs="Calibri"/>
+                <w:color w:val="000000"/>
+              </w:rPr>
+            </w:pPr>
+            <w:r>
+              <w:rPr>
+                <w:rFonts w:ascii="Calibri" w:eastAsia="Times New Roman" w:hAnsi="Calibri" w:cs="Calibri"/>
+                <w:color w:val="000000"/>
+              </w:rPr>
+              <w:t>Judge B</w:t>
+            </w:r>
+          </w:p>
+        </w:tc>
+        <w:tc>
+          <w:tcPr>
+            <w:tcW w:w="1384" w:type="dxa"/>
+            <w:noWrap/>
+            <w:hideMark/>
+          </w:tcPr>
+          <w:p>
+            <w:pPr>
+              <w:jc w:val="center"/>
+              <w:cnfStyle w:val="100000000000" w:firstRow="1" w:lastRow="0" w:firstColumn="0" w:lastColumn="0" w:oddVBand="0" w:evenVBand="0" w:oddHBand="0" w:evenHBand="0" w:firstRowFirstColumn="0" w:firstRowLastColumn="0" w:lastRowFirstColumn="0" w:lastRowLastColumn="0"/>
+              <w:rPr>
+                <w:rFonts w:ascii="Calibri" w:eastAsia="Times New Roman" w:hAnsi="Calibri" w:cs="Calibri"/>
+                <w:color w:val="000000"/>
+              </w:rPr>
+            </w:pPr>
+            <w:r>
+              <w:rPr>
+                <w:rFonts w:ascii="Calibri" w:eastAsia="Times New Roman" w:hAnsi="Calibri" w:cs="Calibri"/>
+                <w:color w:val="000000"/>
+              </w:rPr>
               <w:t>Recidivated</w:t>
-            </w:r>
-          </w:p>
-        </w:tc>
-        <w:tc>
-          <w:tcPr>
-            <w:tcW w:w="1167" w:type="dxa"/>
-            <w:noWrap/>
-            <w:hideMark/>
-          </w:tcPr>
-          <w:p>
-            <w:pPr>
-              <w:jc w:val="center"/>
-              <w:cnfStyle w:val="100000000000" w:firstRow="1" w:lastRow="0" w:firstColumn="0" w:lastColumn="0" w:oddVBand="0" w:evenVBand="0" w:oddHBand="0" w:evenHBand="0" w:firstRowFirstColumn="0" w:firstRowLastColumn="0" w:lastRowFirstColumn="0" w:lastRowLastColumn="0"/>
-              <w:rPr>
-                <w:rFonts w:ascii="Calibri" w:eastAsia="Times New Roman" w:hAnsi="Calibri" w:cs="Calibri"/>
-                <w:color w:val="000000"/>
-              </w:rPr>
-            </w:pPr>
-            <w:r>
-              <w:rPr>
-                <w:rFonts w:ascii="Calibri" w:eastAsia="Times New Roman" w:hAnsi="Calibri" w:cs="Calibri"/>
-                <w:color w:val="000000"/>
-              </w:rPr>
-              <w:t>Judge A</w:t>
-            </w:r>
-          </w:p>
-        </w:tc>
-        <w:tc>
-          <w:tcPr>
-            <w:tcW w:w="1082" w:type="dxa"/>
-            <w:noWrap/>
-            <w:hideMark/>
-          </w:tcPr>
-          <w:p>
-            <w:pPr>
-              <w:jc w:val="center"/>
-              <w:cnfStyle w:val="100000000000" w:firstRow="1" w:lastRow="0" w:firstColumn="0" w:lastColumn="0" w:oddVBand="0" w:evenVBand="0" w:oddHBand="0" w:evenHBand="0" w:firstRowFirstColumn="0" w:firstRowLastColumn="0" w:lastRowFirstColumn="0" w:lastRowLastColumn="0"/>
-              <w:rPr>
-                <w:rFonts w:ascii="Calibri" w:eastAsia="Times New Roman" w:hAnsi="Calibri" w:cs="Calibri"/>
-                <w:color w:val="000000"/>
-              </w:rPr>
-            </w:pPr>
-            <w:r>
-              <w:rPr>
-                <w:rFonts w:ascii="Calibri" w:eastAsia="Times New Roman" w:hAnsi="Calibri" w:cs="Calibri"/>
-                <w:color w:val="000000"/>
-              </w:rPr>
-              <w:t>Judge B</w:t>
             </w:r>
           </w:p>
         </w:tc>
@@ -240,12 +236,16 @@
               <w:jc w:val="center"/>
               <w:rPr>
                 <w:rFonts w:ascii="Calibri" w:eastAsia="Times New Roman" w:hAnsi="Calibri" w:cs="Calibri"/>
-                <w:color w:val="000000"/>
-              </w:rPr>
-            </w:pPr>
-            <w:r>
-              <w:rPr>
-                <w:rFonts w:ascii="Calibri" w:eastAsia="Times New Roman" w:hAnsi="Calibri" w:cs="Calibri"/>
+                <w:b w:val="0"/>
+                <w:bCs w:val="0"/>
+                <w:color w:val="000000"/>
+              </w:rPr>
+            </w:pPr>
+            <w:r>
+              <w:rPr>
+                <w:rFonts w:ascii="Calibri" w:eastAsia="Times New Roman" w:hAnsi="Calibri" w:cs="Calibri"/>
+                <w:b w:val="0"/>
+                <w:bCs w:val="0"/>
                 <w:color w:val="000000"/>
               </w:rPr>
               <w:t>M</w:t>
@@ -327,6 +327,50 @@
         <w:tc>
           <w:tcPr>
             <w:tcW w:w="1384" w:type="dxa"/>
+          </w:tcPr>
+          <w:p>
+            <w:pPr>
+              <w:jc w:val="center"/>
+              <w:cnfStyle w:val="000000100000" w:firstRow="0" w:lastRow="0" w:firstColumn="0" w:lastColumn="0" w:oddVBand="0" w:evenVBand="0" w:oddHBand="1" w:evenHBand="0" w:firstRowFirstColumn="0" w:firstRowLastColumn="0" w:lastRowFirstColumn="0" w:lastRowLastColumn="0"/>
+              <w:rPr>
+                <w:rFonts w:ascii="Calibri" w:eastAsia="Times New Roman" w:hAnsi="Calibri" w:cs="Calibri"/>
+                <w:color w:val="000000"/>
+              </w:rPr>
+            </w:pPr>
+            <w:r>
+              <w:rPr>
+                <w:rFonts w:ascii="Calibri" w:eastAsia="Times New Roman" w:hAnsi="Calibri" w:cs="Calibri"/>
+                <w:color w:val="000000"/>
+              </w:rPr>
+              <w:t>No</w:t>
+            </w:r>
+          </w:p>
+        </w:tc>
+        <w:tc>
+          <w:tcPr>
+            <w:tcW w:w="1384" w:type="dxa"/>
+          </w:tcPr>
+          <w:p>
+            <w:pPr>
+              <w:jc w:val="center"/>
+              <w:cnfStyle w:val="000000100000" w:firstRow="0" w:lastRow="0" w:firstColumn="0" w:lastColumn="0" w:oddVBand="0" w:evenVBand="0" w:oddHBand="1" w:evenHBand="0" w:firstRowFirstColumn="0" w:firstRowLastColumn="0" w:lastRowFirstColumn="0" w:lastRowLastColumn="0"/>
+              <w:rPr>
+                <w:rFonts w:ascii="Calibri" w:eastAsia="Times New Roman" w:hAnsi="Calibri" w:cs="Calibri"/>
+                <w:color w:val="000000"/>
+              </w:rPr>
+            </w:pPr>
+            <w:r>
+              <w:rPr>
+                <w:rFonts w:ascii="Calibri" w:eastAsia="Times New Roman" w:hAnsi="Calibri" w:cs="Calibri"/>
+                <w:color w:val="000000"/>
+              </w:rPr>
+              <w:t>No</w:t>
+            </w:r>
+          </w:p>
+        </w:tc>
+        <w:tc>
+          <w:tcPr>
+            <w:tcW w:w="1384" w:type="dxa"/>
             <w:noWrap/>
             <w:hideMark/>
           </w:tcPr>
@@ -345,54 +389,6 @@
                 <w:color w:val="000000"/>
               </w:rPr>
               <w:t>0</w:t>
-            </w:r>
-          </w:p>
-        </w:tc>
-        <w:tc>
-          <w:tcPr>
-            <w:tcW w:w="1167" w:type="dxa"/>
-            <w:noWrap/>
-            <w:hideMark/>
-          </w:tcPr>
-          <w:p>
-            <w:pPr>
-              <w:jc w:val="center"/>
-              <w:cnfStyle w:val="000000100000" w:firstRow="0" w:lastRow="0" w:firstColumn="0" w:lastColumn="0" w:oddVBand="0" w:evenVBand="0" w:oddHBand="1" w:evenHBand="0" w:firstRowFirstColumn="0" w:firstRowLastColumn="0" w:lastRowFirstColumn="0" w:lastRowLastColumn="0"/>
-              <w:rPr>
-                <w:rFonts w:ascii="Calibri" w:eastAsia="Times New Roman" w:hAnsi="Calibri" w:cs="Calibri"/>
-                <w:color w:val="000000"/>
-              </w:rPr>
-            </w:pPr>
-            <w:r>
-              <w:rPr>
-                <w:rFonts w:ascii="Calibri" w:eastAsia="Times New Roman" w:hAnsi="Calibri" w:cs="Calibri"/>
-                <w:color w:val="000000"/>
-              </w:rPr>
-              <w:t>No</w:t>
-            </w:r>
-          </w:p>
-        </w:tc>
-        <w:tc>
-          <w:tcPr>
-            <w:tcW w:w="1082" w:type="dxa"/>
-            <w:noWrap/>
-            <w:hideMark/>
-          </w:tcPr>
-          <w:p>
-            <w:pPr>
-              <w:jc w:val="center"/>
-              <w:cnfStyle w:val="000000100000" w:firstRow="0" w:lastRow="0" w:firstColumn="0" w:lastColumn="0" w:oddVBand="0" w:evenVBand="0" w:oddHBand="1" w:evenHBand="0" w:firstRowFirstColumn="0" w:firstRowLastColumn="0" w:lastRowFirstColumn="0" w:lastRowLastColumn="0"/>
-              <w:rPr>
-                <w:rFonts w:ascii="Calibri" w:eastAsia="Times New Roman" w:hAnsi="Calibri" w:cs="Calibri"/>
-                <w:color w:val="000000"/>
-              </w:rPr>
-            </w:pPr>
-            <w:r>
-              <w:rPr>
-                <w:rFonts w:ascii="Calibri" w:eastAsia="Times New Roman" w:hAnsi="Calibri" w:cs="Calibri"/>
-                <w:color w:val="000000"/>
-              </w:rPr>
-              <w:t>No</w:t>
             </w:r>
           </w:p>
         </w:tc>
@@ -437,12 +433,16 @@
               <w:jc w:val="center"/>
               <w:rPr>
                 <w:rFonts w:ascii="Calibri" w:eastAsia="Times New Roman" w:hAnsi="Calibri" w:cs="Calibri"/>
-                <w:color w:val="000000"/>
-              </w:rPr>
-            </w:pPr>
-            <w:r>
-              <w:rPr>
-                <w:rFonts w:ascii="Calibri" w:eastAsia="Times New Roman" w:hAnsi="Calibri" w:cs="Calibri"/>
+                <w:b w:val="0"/>
+                <w:bCs w:val="0"/>
+                <w:color w:val="000000"/>
+              </w:rPr>
+            </w:pPr>
+            <w:r>
+              <w:rPr>
+                <w:rFonts w:ascii="Calibri" w:eastAsia="Times New Roman" w:hAnsi="Calibri" w:cs="Calibri"/>
+                <w:b w:val="0"/>
+                <w:bCs w:val="0"/>
                 <w:color w:val="000000"/>
               </w:rPr>
               <w:t>M</w:t>
@@ -524,6 +524,50 @@
         <w:tc>
           <w:tcPr>
             <w:tcW w:w="1384" w:type="dxa"/>
+          </w:tcPr>
+          <w:p>
+            <w:pPr>
+              <w:jc w:val="center"/>
+              <w:cnfStyle w:val="000000000000" w:firstRow="0" w:lastRow="0" w:firstColumn="0" w:lastColumn="0" w:oddVBand="0" w:evenVBand="0" w:oddHBand="0" w:evenHBand="0" w:firstRowFirstColumn="0" w:firstRowLastColumn="0" w:lastRowFirstColumn="0" w:lastRowLastColumn="0"/>
+              <w:rPr>
+                <w:rFonts w:ascii="Calibri" w:eastAsia="Times New Roman" w:hAnsi="Calibri" w:cs="Calibri"/>
+                <w:color w:val="000000"/>
+              </w:rPr>
+            </w:pPr>
+            <w:r>
+              <w:rPr>
+                <w:rFonts w:ascii="Calibri" w:eastAsia="Times New Roman" w:hAnsi="Calibri" w:cs="Calibri"/>
+                <w:color w:val="000000"/>
+              </w:rPr>
+              <w:t>Yes</w:t>
+            </w:r>
+          </w:p>
+        </w:tc>
+        <w:tc>
+          <w:tcPr>
+            <w:tcW w:w="1384" w:type="dxa"/>
+          </w:tcPr>
+          <w:p>
+            <w:pPr>
+              <w:jc w:val="center"/>
+              <w:cnfStyle w:val="000000000000" w:firstRow="0" w:lastRow="0" w:firstColumn="0" w:lastColumn="0" w:oddVBand="0" w:evenVBand="0" w:oddHBand="0" w:evenHBand="0" w:firstRowFirstColumn="0" w:firstRowLastColumn="0" w:lastRowFirstColumn="0" w:lastRowLastColumn="0"/>
+              <w:rPr>
+                <w:rFonts w:ascii="Calibri" w:eastAsia="Times New Roman" w:hAnsi="Calibri" w:cs="Calibri"/>
+                <w:color w:val="000000"/>
+              </w:rPr>
+            </w:pPr>
+            <w:r>
+              <w:rPr>
+                <w:rFonts w:ascii="Calibri" w:eastAsia="Times New Roman" w:hAnsi="Calibri" w:cs="Calibri"/>
+                <w:color w:val="000000"/>
+              </w:rPr>
+              <w:t>No</w:t>
+            </w:r>
+          </w:p>
+        </w:tc>
+        <w:tc>
+          <w:tcPr>
+            <w:tcW w:w="1384" w:type="dxa"/>
             <w:noWrap/>
             <w:hideMark/>
           </w:tcPr>
@@ -542,54 +586,6 @@
                 <w:color w:val="000000"/>
               </w:rPr>
               <w:t>0</w:t>
-            </w:r>
-          </w:p>
-        </w:tc>
-        <w:tc>
-          <w:tcPr>
-            <w:tcW w:w="1167" w:type="dxa"/>
-            <w:noWrap/>
-            <w:hideMark/>
-          </w:tcPr>
-          <w:p>
-            <w:pPr>
-              <w:jc w:val="center"/>
-              <w:cnfStyle w:val="000000000000" w:firstRow="0" w:lastRow="0" w:firstColumn="0" w:lastColumn="0" w:oddVBand="0" w:evenVBand="0" w:oddHBand="0" w:evenHBand="0" w:firstRowFirstColumn="0" w:firstRowLastColumn="0" w:lastRowFirstColumn="0" w:lastRowLastColumn="0"/>
-              <w:rPr>
-                <w:rFonts w:ascii="Calibri" w:eastAsia="Times New Roman" w:hAnsi="Calibri" w:cs="Calibri"/>
-                <w:color w:val="000000"/>
-              </w:rPr>
-            </w:pPr>
-            <w:r>
-              <w:rPr>
-                <w:rFonts w:ascii="Calibri" w:eastAsia="Times New Roman" w:hAnsi="Calibri" w:cs="Calibri"/>
-                <w:color w:val="000000"/>
-              </w:rPr>
-              <w:t>Yes</w:t>
-            </w:r>
-          </w:p>
-        </w:tc>
-        <w:tc>
-          <w:tcPr>
-            <w:tcW w:w="1082" w:type="dxa"/>
-            <w:noWrap/>
-            <w:hideMark/>
-          </w:tcPr>
-          <w:p>
-            <w:pPr>
-              <w:jc w:val="center"/>
-              <w:cnfStyle w:val="000000000000" w:firstRow="0" w:lastRow="0" w:firstColumn="0" w:lastColumn="0" w:oddVBand="0" w:evenVBand="0" w:oddHBand="0" w:evenHBand="0" w:firstRowFirstColumn="0" w:firstRowLastColumn="0" w:lastRowFirstColumn="0" w:lastRowLastColumn="0"/>
-              <w:rPr>
-                <w:rFonts w:ascii="Calibri" w:eastAsia="Times New Roman" w:hAnsi="Calibri" w:cs="Calibri"/>
-                <w:color w:val="000000"/>
-              </w:rPr>
-            </w:pPr>
-            <w:r>
-              <w:rPr>
-                <w:rFonts w:ascii="Calibri" w:eastAsia="Times New Roman" w:hAnsi="Calibri" w:cs="Calibri"/>
-                <w:color w:val="000000"/>
-              </w:rPr>
-              <w:t>No</w:t>
             </w:r>
           </w:p>
         </w:tc>
@@ -635,12 +631,16 @@
               <w:jc w:val="center"/>
               <w:rPr>
                 <w:rFonts w:ascii="Calibri" w:eastAsia="Times New Roman" w:hAnsi="Calibri" w:cs="Calibri"/>
-                <w:color w:val="000000"/>
-              </w:rPr>
-            </w:pPr>
-            <w:r>
-              <w:rPr>
-                <w:rFonts w:ascii="Calibri" w:eastAsia="Times New Roman" w:hAnsi="Calibri" w:cs="Calibri"/>
+                <w:b w:val="0"/>
+                <w:bCs w:val="0"/>
+                <w:color w:val="000000"/>
+              </w:rPr>
+            </w:pPr>
+            <w:r>
+              <w:rPr>
+                <w:rFonts w:ascii="Calibri" w:eastAsia="Times New Roman" w:hAnsi="Calibri" w:cs="Calibri"/>
+                <w:b w:val="0"/>
+                <w:bCs w:val="0"/>
                 <w:color w:val="000000"/>
               </w:rPr>
               <w:t>M</w:t>
@@ -722,6 +722,50 @@
         <w:tc>
           <w:tcPr>
             <w:tcW w:w="1384" w:type="dxa"/>
+          </w:tcPr>
+          <w:p>
+            <w:pPr>
+              <w:jc w:val="center"/>
+              <w:cnfStyle w:val="000000100000" w:firstRow="0" w:lastRow="0" w:firstColumn="0" w:lastColumn="0" w:oddVBand="0" w:evenVBand="0" w:oddHBand="1" w:evenHBand="0" w:firstRowFirstColumn="0" w:firstRowLastColumn="0" w:lastRowFirstColumn="0" w:lastRowLastColumn="0"/>
+              <w:rPr>
+                <w:rFonts w:ascii="Calibri" w:eastAsia="Times New Roman" w:hAnsi="Calibri" w:cs="Calibri"/>
+                <w:color w:val="000000"/>
+              </w:rPr>
+            </w:pPr>
+            <w:r>
+              <w:rPr>
+                <w:rFonts w:ascii="Calibri" w:eastAsia="Times New Roman" w:hAnsi="Calibri" w:cs="Calibri"/>
+                <w:color w:val="000000"/>
+              </w:rPr>
+              <w:t>Yes</w:t>
+            </w:r>
+          </w:p>
+        </w:tc>
+        <w:tc>
+          <w:tcPr>
+            <w:tcW w:w="1384" w:type="dxa"/>
+          </w:tcPr>
+          <w:p>
+            <w:pPr>
+              <w:jc w:val="center"/>
+              <w:cnfStyle w:val="000000100000" w:firstRow="0" w:lastRow="0" w:firstColumn="0" w:lastColumn="0" w:oddVBand="0" w:evenVBand="0" w:oddHBand="1" w:evenHBand="0" w:firstRowFirstColumn="0" w:firstRowLastColumn="0" w:lastRowFirstColumn="0" w:lastRowLastColumn="0"/>
+              <w:rPr>
+                <w:rFonts w:ascii="Calibri" w:eastAsia="Times New Roman" w:hAnsi="Calibri" w:cs="Calibri"/>
+                <w:color w:val="000000"/>
+              </w:rPr>
+            </w:pPr>
+            <w:r>
+              <w:rPr>
+                <w:rFonts w:ascii="Calibri" w:eastAsia="Times New Roman" w:hAnsi="Calibri" w:cs="Calibri"/>
+                <w:color w:val="000000"/>
+              </w:rPr>
+              <w:t>No</w:t>
+            </w:r>
+          </w:p>
+        </w:tc>
+        <w:tc>
+          <w:tcPr>
+            <w:tcW w:w="1384" w:type="dxa"/>
             <w:noWrap/>
             <w:hideMark/>
           </w:tcPr>
@@ -740,54 +784,6 @@
                 <w:color w:val="000000"/>
               </w:rPr>
               <w:t>0</w:t>
-            </w:r>
-          </w:p>
-        </w:tc>
-        <w:tc>
-          <w:tcPr>
-            <w:tcW w:w="1167" w:type="dxa"/>
-            <w:noWrap/>
-            <w:hideMark/>
-          </w:tcPr>
-          <w:p>
-            <w:pPr>
-              <w:jc w:val="center"/>
-              <w:cnfStyle w:val="000000100000" w:firstRow="0" w:lastRow="0" w:firstColumn="0" w:lastColumn="0" w:oddVBand="0" w:evenVBand="0" w:oddHBand="1" w:evenHBand="0" w:firstRowFirstColumn="0" w:firstRowLastColumn="0" w:lastRowFirstColumn="0" w:lastRowLastColumn="0"/>
-              <w:rPr>
-                <w:rFonts w:ascii="Calibri" w:eastAsia="Times New Roman" w:hAnsi="Calibri" w:cs="Calibri"/>
-                <w:color w:val="000000"/>
-              </w:rPr>
-            </w:pPr>
-            <w:r>
-              <w:rPr>
-                <w:rFonts w:ascii="Calibri" w:eastAsia="Times New Roman" w:hAnsi="Calibri" w:cs="Calibri"/>
-                <w:color w:val="000000"/>
-              </w:rPr>
-              <w:t>Yes</w:t>
-            </w:r>
-          </w:p>
-        </w:tc>
-        <w:tc>
-          <w:tcPr>
-            <w:tcW w:w="1082" w:type="dxa"/>
-            <w:noWrap/>
-            <w:hideMark/>
-          </w:tcPr>
-          <w:p>
-            <w:pPr>
-              <w:jc w:val="center"/>
-              <w:cnfStyle w:val="000000100000" w:firstRow="0" w:lastRow="0" w:firstColumn="0" w:lastColumn="0" w:oddVBand="0" w:evenVBand="0" w:oddHBand="1" w:evenHBand="0" w:firstRowFirstColumn="0" w:firstRowLastColumn="0" w:lastRowFirstColumn="0" w:lastRowLastColumn="0"/>
-              <w:rPr>
-                <w:rFonts w:ascii="Calibri" w:eastAsia="Times New Roman" w:hAnsi="Calibri" w:cs="Calibri"/>
-                <w:color w:val="000000"/>
-              </w:rPr>
-            </w:pPr>
-            <w:r>
-              <w:rPr>
-                <w:rFonts w:ascii="Calibri" w:eastAsia="Times New Roman" w:hAnsi="Calibri" w:cs="Calibri"/>
-                <w:color w:val="000000"/>
-              </w:rPr>
-              <w:t>No</w:t>
             </w:r>
           </w:p>
         </w:tc>
@@ -832,12 +828,16 @@
               <w:jc w:val="center"/>
               <w:rPr>
                 <w:rFonts w:ascii="Calibri" w:eastAsia="Times New Roman" w:hAnsi="Calibri" w:cs="Calibri"/>
-                <w:color w:val="000000"/>
-              </w:rPr>
-            </w:pPr>
-            <w:r>
-              <w:rPr>
-                <w:rFonts w:ascii="Calibri" w:eastAsia="Times New Roman" w:hAnsi="Calibri" w:cs="Calibri"/>
+                <w:b w:val="0"/>
+                <w:bCs w:val="0"/>
+                <w:color w:val="000000"/>
+              </w:rPr>
+            </w:pPr>
+            <w:r>
+              <w:rPr>
+                <w:rFonts w:ascii="Calibri" w:eastAsia="Times New Roman" w:hAnsi="Calibri" w:cs="Calibri"/>
+                <w:b w:val="0"/>
+                <w:bCs w:val="0"/>
                 <w:color w:val="000000"/>
               </w:rPr>
               <w:t>F</w:t>
@@ -919,6 +919,50 @@
         <w:tc>
           <w:tcPr>
             <w:tcW w:w="1384" w:type="dxa"/>
+          </w:tcPr>
+          <w:p>
+            <w:pPr>
+              <w:jc w:val="center"/>
+              <w:cnfStyle w:val="000000000000" w:firstRow="0" w:lastRow="0" w:firstColumn="0" w:lastColumn="0" w:oddVBand="0" w:evenVBand="0" w:oddHBand="0" w:evenHBand="0" w:firstRowFirstColumn="0" w:firstRowLastColumn="0" w:lastRowFirstColumn="0" w:lastRowLastColumn="0"/>
+              <w:rPr>
+                <w:rFonts w:ascii="Calibri" w:eastAsia="Times New Roman" w:hAnsi="Calibri" w:cs="Calibri"/>
+                <w:color w:val="000000"/>
+              </w:rPr>
+            </w:pPr>
+            <w:r>
+              <w:rPr>
+                <w:rFonts w:ascii="Calibri" w:eastAsia="Times New Roman" w:hAnsi="Calibri" w:cs="Calibri"/>
+                <w:color w:val="000000"/>
+              </w:rPr>
+              <w:t>Yes</w:t>
+            </w:r>
+          </w:p>
+        </w:tc>
+        <w:tc>
+          <w:tcPr>
+            <w:tcW w:w="1384" w:type="dxa"/>
+          </w:tcPr>
+          <w:p>
+            <w:pPr>
+              <w:jc w:val="center"/>
+              <w:cnfStyle w:val="000000000000" w:firstRow="0" w:lastRow="0" w:firstColumn="0" w:lastColumn="0" w:oddVBand="0" w:evenVBand="0" w:oddHBand="0" w:evenHBand="0" w:firstRowFirstColumn="0" w:firstRowLastColumn="0" w:lastRowFirstColumn="0" w:lastRowLastColumn="0"/>
+              <w:rPr>
+                <w:rFonts w:ascii="Calibri" w:eastAsia="Times New Roman" w:hAnsi="Calibri" w:cs="Calibri"/>
+                <w:color w:val="000000"/>
+              </w:rPr>
+            </w:pPr>
+            <w:r>
+              <w:rPr>
+                <w:rFonts w:ascii="Calibri" w:eastAsia="Times New Roman" w:hAnsi="Calibri" w:cs="Calibri"/>
+                <w:color w:val="000000"/>
+              </w:rPr>
+              <w:t>Yes</w:t>
+            </w:r>
+          </w:p>
+        </w:tc>
+        <w:tc>
+          <w:tcPr>
+            <w:tcW w:w="1384" w:type="dxa"/>
             <w:noWrap/>
             <w:hideMark/>
           </w:tcPr>
@@ -937,54 +981,6 @@
                 <w:color w:val="000000"/>
               </w:rPr>
               <w:t>0</w:t>
-            </w:r>
-          </w:p>
-        </w:tc>
-        <w:tc>
-          <w:tcPr>
-            <w:tcW w:w="1167" w:type="dxa"/>
-            <w:noWrap/>
-            <w:hideMark/>
-          </w:tcPr>
-          <w:p>
-            <w:pPr>
-              <w:jc w:val="center"/>
-              <w:cnfStyle w:val="000000000000" w:firstRow="0" w:lastRow="0" w:firstColumn="0" w:lastColumn="0" w:oddVBand="0" w:evenVBand="0" w:oddHBand="0" w:evenHBand="0" w:firstRowFirstColumn="0" w:firstRowLastColumn="0" w:lastRowFirstColumn="0" w:lastRowLastColumn="0"/>
-              <w:rPr>
-                <w:rFonts w:ascii="Calibri" w:eastAsia="Times New Roman" w:hAnsi="Calibri" w:cs="Calibri"/>
-                <w:color w:val="000000"/>
-              </w:rPr>
-            </w:pPr>
-            <w:r>
-              <w:rPr>
-                <w:rFonts w:ascii="Calibri" w:eastAsia="Times New Roman" w:hAnsi="Calibri" w:cs="Calibri"/>
-                <w:color w:val="000000"/>
-              </w:rPr>
-              <w:t>Yes</w:t>
-            </w:r>
-          </w:p>
-        </w:tc>
-        <w:tc>
-          <w:tcPr>
-            <w:tcW w:w="1082" w:type="dxa"/>
-            <w:noWrap/>
-            <w:hideMark/>
-          </w:tcPr>
-          <w:p>
-            <w:pPr>
-              <w:jc w:val="center"/>
-              <w:cnfStyle w:val="000000000000" w:firstRow="0" w:lastRow="0" w:firstColumn="0" w:lastColumn="0" w:oddVBand="0" w:evenVBand="0" w:oddHBand="0" w:evenHBand="0" w:firstRowFirstColumn="0" w:firstRowLastColumn="0" w:lastRowFirstColumn="0" w:lastRowLastColumn="0"/>
-              <w:rPr>
-                <w:rFonts w:ascii="Calibri" w:eastAsia="Times New Roman" w:hAnsi="Calibri" w:cs="Calibri"/>
-                <w:color w:val="000000"/>
-              </w:rPr>
-            </w:pPr>
-            <w:r>
-              <w:rPr>
-                <w:rFonts w:ascii="Calibri" w:eastAsia="Times New Roman" w:hAnsi="Calibri" w:cs="Calibri"/>
-                <w:color w:val="000000"/>
-              </w:rPr>
-              <w:t>Yes</w:t>
             </w:r>
           </w:p>
         </w:tc>
@@ -1030,12 +1026,16 @@
               <w:jc w:val="center"/>
               <w:rPr>
                 <w:rFonts w:ascii="Calibri" w:eastAsia="Times New Roman" w:hAnsi="Calibri" w:cs="Calibri"/>
-                <w:color w:val="000000"/>
-              </w:rPr>
-            </w:pPr>
-            <w:r>
-              <w:rPr>
-                <w:rFonts w:ascii="Calibri" w:eastAsia="Times New Roman" w:hAnsi="Calibri" w:cs="Calibri"/>
+                <w:b w:val="0"/>
+                <w:bCs w:val="0"/>
+                <w:color w:val="000000"/>
+              </w:rPr>
+            </w:pPr>
+            <w:r>
+              <w:rPr>
+                <w:rFonts w:ascii="Calibri" w:eastAsia="Times New Roman" w:hAnsi="Calibri" w:cs="Calibri"/>
+                <w:b w:val="0"/>
+                <w:bCs w:val="0"/>
                 <w:color w:val="000000"/>
               </w:rPr>
               <w:t>M</w:t>
@@ -1117,6 +1117,50 @@
         <w:tc>
           <w:tcPr>
             <w:tcW w:w="1384" w:type="dxa"/>
+          </w:tcPr>
+          <w:p>
+            <w:pPr>
+              <w:jc w:val="center"/>
+              <w:cnfStyle w:val="000000100000" w:firstRow="0" w:lastRow="0" w:firstColumn="0" w:lastColumn="0" w:oddVBand="0" w:evenVBand="0" w:oddHBand="1" w:evenHBand="0" w:firstRowFirstColumn="0" w:firstRowLastColumn="0" w:lastRowFirstColumn="0" w:lastRowLastColumn="0"/>
+              <w:rPr>
+                <w:rFonts w:ascii="Calibri" w:eastAsia="Times New Roman" w:hAnsi="Calibri" w:cs="Calibri"/>
+                <w:color w:val="000000"/>
+              </w:rPr>
+            </w:pPr>
+            <w:r>
+              <w:rPr>
+                <w:rFonts w:ascii="Calibri" w:eastAsia="Times New Roman" w:hAnsi="Calibri" w:cs="Calibri"/>
+                <w:color w:val="000000"/>
+              </w:rPr>
+              <w:t>No</w:t>
+            </w:r>
+          </w:p>
+        </w:tc>
+        <w:tc>
+          <w:tcPr>
+            <w:tcW w:w="1384" w:type="dxa"/>
+          </w:tcPr>
+          <w:p>
+            <w:pPr>
+              <w:jc w:val="center"/>
+              <w:cnfStyle w:val="000000100000" w:firstRow="0" w:lastRow="0" w:firstColumn="0" w:lastColumn="0" w:oddVBand="0" w:evenVBand="0" w:oddHBand="1" w:evenHBand="0" w:firstRowFirstColumn="0" w:firstRowLastColumn="0" w:lastRowFirstColumn="0" w:lastRowLastColumn="0"/>
+              <w:rPr>
+                <w:rFonts w:ascii="Calibri" w:eastAsia="Times New Roman" w:hAnsi="Calibri" w:cs="Calibri"/>
+                <w:color w:val="000000"/>
+              </w:rPr>
+            </w:pPr>
+            <w:r>
+              <w:rPr>
+                <w:rFonts w:ascii="Calibri" w:eastAsia="Times New Roman" w:hAnsi="Calibri" w:cs="Calibri"/>
+                <w:color w:val="000000"/>
+              </w:rPr>
+              <w:t>No</w:t>
+            </w:r>
+          </w:p>
+        </w:tc>
+        <w:tc>
+          <w:tcPr>
+            <w:tcW w:w="1384" w:type="dxa"/>
             <w:noWrap/>
             <w:hideMark/>
           </w:tcPr>
@@ -1135,54 +1179,6 @@
                 <w:color w:val="000000"/>
               </w:rPr>
               <w:t>0</w:t>
-            </w:r>
-          </w:p>
-        </w:tc>
-        <w:tc>
-          <w:tcPr>
-            <w:tcW w:w="1167" w:type="dxa"/>
-            <w:noWrap/>
-            <w:hideMark/>
-          </w:tcPr>
-          <w:p>
-            <w:pPr>
-              <w:jc w:val="center"/>
-              <w:cnfStyle w:val="000000100000" w:firstRow="0" w:lastRow="0" w:firstColumn="0" w:lastColumn="0" w:oddVBand="0" w:evenVBand="0" w:oddHBand="1" w:evenHBand="0" w:firstRowFirstColumn="0" w:firstRowLastColumn="0" w:lastRowFirstColumn="0" w:lastRowLastColumn="0"/>
-              <w:rPr>
-                <w:rFonts w:ascii="Calibri" w:eastAsia="Times New Roman" w:hAnsi="Calibri" w:cs="Calibri"/>
-                <w:color w:val="000000"/>
-              </w:rPr>
-            </w:pPr>
-            <w:r>
-              <w:rPr>
-                <w:rFonts w:ascii="Calibri" w:eastAsia="Times New Roman" w:hAnsi="Calibri" w:cs="Calibri"/>
-                <w:color w:val="000000"/>
-              </w:rPr>
-              <w:t>No</w:t>
-            </w:r>
-          </w:p>
-        </w:tc>
-        <w:tc>
-          <w:tcPr>
-            <w:tcW w:w="1082" w:type="dxa"/>
-            <w:noWrap/>
-            <w:hideMark/>
-          </w:tcPr>
-          <w:p>
-            <w:pPr>
-              <w:jc w:val="center"/>
-              <w:cnfStyle w:val="000000100000" w:firstRow="0" w:lastRow="0" w:firstColumn="0" w:lastColumn="0" w:oddVBand="0" w:evenVBand="0" w:oddHBand="1" w:evenHBand="0" w:firstRowFirstColumn="0" w:firstRowLastColumn="0" w:lastRowFirstColumn="0" w:lastRowLastColumn="0"/>
-              <w:rPr>
-                <w:rFonts w:ascii="Calibri" w:eastAsia="Times New Roman" w:hAnsi="Calibri" w:cs="Calibri"/>
-                <w:color w:val="000000"/>
-              </w:rPr>
-            </w:pPr>
-            <w:r>
-              <w:rPr>
-                <w:rFonts w:ascii="Calibri" w:eastAsia="Times New Roman" w:hAnsi="Calibri" w:cs="Calibri"/>
-                <w:color w:val="000000"/>
-              </w:rPr>
-              <w:t>No</w:t>
             </w:r>
           </w:p>
         </w:tc>
@@ -1227,12 +1223,16 @@
               <w:jc w:val="center"/>
               <w:rPr>
                 <w:rFonts w:ascii="Calibri" w:eastAsia="Times New Roman" w:hAnsi="Calibri" w:cs="Calibri"/>
-                <w:color w:val="000000"/>
-              </w:rPr>
-            </w:pPr>
-            <w:r>
-              <w:rPr>
-                <w:rFonts w:ascii="Calibri" w:eastAsia="Times New Roman" w:hAnsi="Calibri" w:cs="Calibri"/>
+                <w:b w:val="0"/>
+                <w:bCs w:val="0"/>
+                <w:color w:val="000000"/>
+              </w:rPr>
+            </w:pPr>
+            <w:r>
+              <w:rPr>
+                <w:rFonts w:ascii="Calibri" w:eastAsia="Times New Roman" w:hAnsi="Calibri" w:cs="Calibri"/>
+                <w:b w:val="0"/>
+                <w:bCs w:val="0"/>
                 <w:color w:val="000000"/>
               </w:rPr>
               <w:t>M</w:t>
@@ -1314,6 +1314,50 @@
         <w:tc>
           <w:tcPr>
             <w:tcW w:w="1384" w:type="dxa"/>
+          </w:tcPr>
+          <w:p>
+            <w:pPr>
+              <w:jc w:val="center"/>
+              <w:cnfStyle w:val="000000000000" w:firstRow="0" w:lastRow="0" w:firstColumn="0" w:lastColumn="0" w:oddVBand="0" w:evenVBand="0" w:oddHBand="0" w:evenHBand="0" w:firstRowFirstColumn="0" w:firstRowLastColumn="0" w:lastRowFirstColumn="0" w:lastRowLastColumn="0"/>
+              <w:rPr>
+                <w:rFonts w:ascii="Calibri" w:eastAsia="Times New Roman" w:hAnsi="Calibri" w:cs="Calibri"/>
+                <w:color w:val="000000"/>
+              </w:rPr>
+            </w:pPr>
+            <w:r>
+              <w:rPr>
+                <w:rFonts w:ascii="Calibri" w:eastAsia="Times New Roman" w:hAnsi="Calibri" w:cs="Calibri"/>
+                <w:color w:val="000000"/>
+              </w:rPr>
+              <w:t>No</w:t>
+            </w:r>
+          </w:p>
+        </w:tc>
+        <w:tc>
+          <w:tcPr>
+            <w:tcW w:w="1384" w:type="dxa"/>
+          </w:tcPr>
+          <w:p>
+            <w:pPr>
+              <w:jc w:val="center"/>
+              <w:cnfStyle w:val="000000000000" w:firstRow="0" w:lastRow="0" w:firstColumn="0" w:lastColumn="0" w:oddVBand="0" w:evenVBand="0" w:oddHBand="0" w:evenHBand="0" w:firstRowFirstColumn="0" w:firstRowLastColumn="0" w:lastRowFirstColumn="0" w:lastRowLastColumn="0"/>
+              <w:rPr>
+                <w:rFonts w:ascii="Calibri" w:eastAsia="Times New Roman" w:hAnsi="Calibri" w:cs="Calibri"/>
+                <w:color w:val="000000"/>
+              </w:rPr>
+            </w:pPr>
+            <w:r>
+              <w:rPr>
+                <w:rFonts w:ascii="Calibri" w:eastAsia="Times New Roman" w:hAnsi="Calibri" w:cs="Calibri"/>
+                <w:color w:val="000000"/>
+              </w:rPr>
+              <w:t>No</w:t>
+            </w:r>
+          </w:p>
+        </w:tc>
+        <w:tc>
+          <w:tcPr>
+            <w:tcW w:w="1384" w:type="dxa"/>
             <w:noWrap/>
             <w:hideMark/>
           </w:tcPr>
@@ -1332,54 +1376,6 @@
                 <w:color w:val="000000"/>
               </w:rPr>
               <w:t>0</w:t>
-            </w:r>
-          </w:p>
-        </w:tc>
-        <w:tc>
-          <w:tcPr>
-            <w:tcW w:w="1167" w:type="dxa"/>
-            <w:noWrap/>
-            <w:hideMark/>
-          </w:tcPr>
-          <w:p>
-            <w:pPr>
-              <w:jc w:val="center"/>
-              <w:cnfStyle w:val="000000000000" w:firstRow="0" w:lastRow="0" w:firstColumn="0" w:lastColumn="0" w:oddVBand="0" w:evenVBand="0" w:oddHBand="0" w:evenHBand="0" w:firstRowFirstColumn="0" w:firstRowLastColumn="0" w:lastRowFirstColumn="0" w:lastRowLastColumn="0"/>
-              <w:rPr>
-                <w:rFonts w:ascii="Calibri" w:eastAsia="Times New Roman" w:hAnsi="Calibri" w:cs="Calibri"/>
-                <w:color w:val="000000"/>
-              </w:rPr>
-            </w:pPr>
-            <w:r>
-              <w:rPr>
-                <w:rFonts w:ascii="Calibri" w:eastAsia="Times New Roman" w:hAnsi="Calibri" w:cs="Calibri"/>
-                <w:color w:val="000000"/>
-              </w:rPr>
-              <w:t>No</w:t>
-            </w:r>
-          </w:p>
-        </w:tc>
-        <w:tc>
-          <w:tcPr>
-            <w:tcW w:w="1082" w:type="dxa"/>
-            <w:noWrap/>
-            <w:hideMark/>
-          </w:tcPr>
-          <w:p>
-            <w:pPr>
-              <w:jc w:val="center"/>
-              <w:cnfStyle w:val="000000000000" w:firstRow="0" w:lastRow="0" w:firstColumn="0" w:lastColumn="0" w:oddVBand="0" w:evenVBand="0" w:oddHBand="0" w:evenHBand="0" w:firstRowFirstColumn="0" w:firstRowLastColumn="0" w:lastRowFirstColumn="0" w:lastRowLastColumn="0"/>
-              <w:rPr>
-                <w:rFonts w:ascii="Calibri" w:eastAsia="Times New Roman" w:hAnsi="Calibri" w:cs="Calibri"/>
-                <w:color w:val="000000"/>
-              </w:rPr>
-            </w:pPr>
-            <w:r>
-              <w:rPr>
-                <w:rFonts w:ascii="Calibri" w:eastAsia="Times New Roman" w:hAnsi="Calibri" w:cs="Calibri"/>
-                <w:color w:val="000000"/>
-              </w:rPr>
-              <w:t>No</w:t>
             </w:r>
           </w:p>
         </w:tc>
@@ -1425,12 +1421,16 @@
               <w:jc w:val="center"/>
               <w:rPr>
                 <w:rFonts w:ascii="Calibri" w:eastAsia="Times New Roman" w:hAnsi="Calibri" w:cs="Calibri"/>
-                <w:color w:val="000000"/>
-              </w:rPr>
-            </w:pPr>
-            <w:r>
-              <w:rPr>
-                <w:rFonts w:ascii="Calibri" w:eastAsia="Times New Roman" w:hAnsi="Calibri" w:cs="Calibri"/>
+                <w:b w:val="0"/>
+                <w:bCs w:val="0"/>
+                <w:color w:val="000000"/>
+              </w:rPr>
+            </w:pPr>
+            <w:r>
+              <w:rPr>
+                <w:rFonts w:ascii="Calibri" w:eastAsia="Times New Roman" w:hAnsi="Calibri" w:cs="Calibri"/>
+                <w:b w:val="0"/>
+                <w:bCs w:val="0"/>
                 <w:color w:val="000000"/>
               </w:rPr>
               <w:t>M</w:t>
@@ -1512,6 +1512,50 @@
         <w:tc>
           <w:tcPr>
             <w:tcW w:w="1384" w:type="dxa"/>
+          </w:tcPr>
+          <w:p>
+            <w:pPr>
+              <w:jc w:val="center"/>
+              <w:cnfStyle w:val="000000100000" w:firstRow="0" w:lastRow="0" w:firstColumn="0" w:lastColumn="0" w:oddVBand="0" w:evenVBand="0" w:oddHBand="1" w:evenHBand="0" w:firstRowFirstColumn="0" w:firstRowLastColumn="0" w:lastRowFirstColumn="0" w:lastRowLastColumn="0"/>
+              <w:rPr>
+                <w:rFonts w:ascii="Calibri" w:eastAsia="Times New Roman" w:hAnsi="Calibri" w:cs="Calibri"/>
+                <w:color w:val="000000"/>
+              </w:rPr>
+            </w:pPr>
+            <w:r>
+              <w:rPr>
+                <w:rFonts w:ascii="Calibri" w:eastAsia="Times New Roman" w:hAnsi="Calibri" w:cs="Calibri"/>
+                <w:color w:val="000000"/>
+              </w:rPr>
+              <w:t>No</w:t>
+            </w:r>
+          </w:p>
+        </w:tc>
+        <w:tc>
+          <w:tcPr>
+            <w:tcW w:w="1384" w:type="dxa"/>
+          </w:tcPr>
+          <w:p>
+            <w:pPr>
+              <w:jc w:val="center"/>
+              <w:cnfStyle w:val="000000100000" w:firstRow="0" w:lastRow="0" w:firstColumn="0" w:lastColumn="0" w:oddVBand="0" w:evenVBand="0" w:oddHBand="1" w:evenHBand="0" w:firstRowFirstColumn="0" w:firstRowLastColumn="0" w:lastRowFirstColumn="0" w:lastRowLastColumn="0"/>
+              <w:rPr>
+                <w:rFonts w:ascii="Calibri" w:eastAsia="Times New Roman" w:hAnsi="Calibri" w:cs="Calibri"/>
+                <w:color w:val="000000"/>
+              </w:rPr>
+            </w:pPr>
+            <w:r>
+              <w:rPr>
+                <w:rFonts w:ascii="Calibri" w:eastAsia="Times New Roman" w:hAnsi="Calibri" w:cs="Calibri"/>
+                <w:color w:val="000000"/>
+              </w:rPr>
+              <w:t>No</w:t>
+            </w:r>
+          </w:p>
+        </w:tc>
+        <w:tc>
+          <w:tcPr>
+            <w:tcW w:w="1384" w:type="dxa"/>
             <w:noWrap/>
             <w:hideMark/>
           </w:tcPr>
@@ -1530,54 +1574,6 @@
                 <w:color w:val="000000"/>
               </w:rPr>
               <w:t>0</w:t>
-            </w:r>
-          </w:p>
-        </w:tc>
-        <w:tc>
-          <w:tcPr>
-            <w:tcW w:w="1167" w:type="dxa"/>
-            <w:noWrap/>
-            <w:hideMark/>
-          </w:tcPr>
-          <w:p>
-            <w:pPr>
-              <w:jc w:val="center"/>
-              <w:cnfStyle w:val="000000100000" w:firstRow="0" w:lastRow="0" w:firstColumn="0" w:lastColumn="0" w:oddVBand="0" w:evenVBand="0" w:oddHBand="1" w:evenHBand="0" w:firstRowFirstColumn="0" w:firstRowLastColumn="0" w:lastRowFirstColumn="0" w:lastRowLastColumn="0"/>
-              <w:rPr>
-                <w:rFonts w:ascii="Calibri" w:eastAsia="Times New Roman" w:hAnsi="Calibri" w:cs="Calibri"/>
-                <w:color w:val="000000"/>
-              </w:rPr>
-            </w:pPr>
-            <w:r>
-              <w:rPr>
-                <w:rFonts w:ascii="Calibri" w:eastAsia="Times New Roman" w:hAnsi="Calibri" w:cs="Calibri"/>
-                <w:color w:val="000000"/>
-              </w:rPr>
-              <w:t>No</w:t>
-            </w:r>
-          </w:p>
-        </w:tc>
-        <w:tc>
-          <w:tcPr>
-            <w:tcW w:w="1082" w:type="dxa"/>
-            <w:noWrap/>
-            <w:hideMark/>
-          </w:tcPr>
-          <w:p>
-            <w:pPr>
-              <w:jc w:val="center"/>
-              <w:cnfStyle w:val="000000100000" w:firstRow="0" w:lastRow="0" w:firstColumn="0" w:lastColumn="0" w:oddVBand="0" w:evenVBand="0" w:oddHBand="1" w:evenHBand="0" w:firstRowFirstColumn="0" w:firstRowLastColumn="0" w:lastRowFirstColumn="0" w:lastRowLastColumn="0"/>
-              <w:rPr>
-                <w:rFonts w:ascii="Calibri" w:eastAsia="Times New Roman" w:hAnsi="Calibri" w:cs="Calibri"/>
-                <w:color w:val="000000"/>
-              </w:rPr>
-            </w:pPr>
-            <w:r>
-              <w:rPr>
-                <w:rFonts w:ascii="Calibri" w:eastAsia="Times New Roman" w:hAnsi="Calibri" w:cs="Calibri"/>
-                <w:color w:val="000000"/>
-              </w:rPr>
-              <w:t>No</w:t>
             </w:r>
           </w:p>
         </w:tc>
@@ -1622,12 +1618,16 @@
               <w:jc w:val="center"/>
               <w:rPr>
                 <w:rFonts w:ascii="Calibri" w:eastAsia="Times New Roman" w:hAnsi="Calibri" w:cs="Calibri"/>
-                <w:color w:val="000000"/>
-              </w:rPr>
-            </w:pPr>
-            <w:r>
-              <w:rPr>
-                <w:rFonts w:ascii="Calibri" w:eastAsia="Times New Roman" w:hAnsi="Calibri" w:cs="Calibri"/>
+                <w:b w:val="0"/>
+                <w:bCs w:val="0"/>
+                <w:color w:val="000000"/>
+              </w:rPr>
+            </w:pPr>
+            <w:r>
+              <w:rPr>
+                <w:rFonts w:ascii="Calibri" w:eastAsia="Times New Roman" w:hAnsi="Calibri" w:cs="Calibri"/>
+                <w:b w:val="0"/>
+                <w:bCs w:val="0"/>
                 <w:color w:val="000000"/>
               </w:rPr>
               <w:t>F</w:t>
@@ -1709,6 +1709,50 @@
         <w:tc>
           <w:tcPr>
             <w:tcW w:w="1384" w:type="dxa"/>
+          </w:tcPr>
+          <w:p>
+            <w:pPr>
+              <w:jc w:val="center"/>
+              <w:cnfStyle w:val="000000000000" w:firstRow="0" w:lastRow="0" w:firstColumn="0" w:lastColumn="0" w:oddVBand="0" w:evenVBand="0" w:oddHBand="0" w:evenHBand="0" w:firstRowFirstColumn="0" w:firstRowLastColumn="0" w:lastRowFirstColumn="0" w:lastRowLastColumn="0"/>
+              <w:rPr>
+                <w:rFonts w:ascii="Calibri" w:eastAsia="Times New Roman" w:hAnsi="Calibri" w:cs="Calibri"/>
+                <w:color w:val="000000"/>
+              </w:rPr>
+            </w:pPr>
+            <w:r>
+              <w:rPr>
+                <w:rFonts w:ascii="Calibri" w:eastAsia="Times New Roman" w:hAnsi="Calibri" w:cs="Calibri"/>
+                <w:color w:val="000000"/>
+              </w:rPr>
+              <w:t>No</w:t>
+            </w:r>
+          </w:p>
+        </w:tc>
+        <w:tc>
+          <w:tcPr>
+            <w:tcW w:w="1384" w:type="dxa"/>
+          </w:tcPr>
+          <w:p>
+            <w:pPr>
+              <w:jc w:val="center"/>
+              <w:cnfStyle w:val="000000000000" w:firstRow="0" w:lastRow="0" w:firstColumn="0" w:lastColumn="0" w:oddVBand="0" w:evenVBand="0" w:oddHBand="0" w:evenHBand="0" w:firstRowFirstColumn="0" w:firstRowLastColumn="0" w:lastRowFirstColumn="0" w:lastRowLastColumn="0"/>
+              <w:rPr>
+                <w:rFonts w:ascii="Calibri" w:eastAsia="Times New Roman" w:hAnsi="Calibri" w:cs="Calibri"/>
+                <w:color w:val="000000"/>
+              </w:rPr>
+            </w:pPr>
+            <w:r>
+              <w:rPr>
+                <w:rFonts w:ascii="Calibri" w:eastAsia="Times New Roman" w:hAnsi="Calibri" w:cs="Calibri"/>
+                <w:color w:val="000000"/>
+              </w:rPr>
+              <w:t>No</w:t>
+            </w:r>
+          </w:p>
+        </w:tc>
+        <w:tc>
+          <w:tcPr>
+            <w:tcW w:w="1384" w:type="dxa"/>
             <w:noWrap/>
             <w:hideMark/>
           </w:tcPr>
@@ -1727,54 +1771,6 @@
                 <w:color w:val="000000"/>
               </w:rPr>
               <w:t>0</w:t>
-            </w:r>
-          </w:p>
-        </w:tc>
-        <w:tc>
-          <w:tcPr>
-            <w:tcW w:w="1167" w:type="dxa"/>
-            <w:noWrap/>
-            <w:hideMark/>
-          </w:tcPr>
-          <w:p>
-            <w:pPr>
-              <w:jc w:val="center"/>
-              <w:cnfStyle w:val="000000000000" w:firstRow="0" w:lastRow="0" w:firstColumn="0" w:lastColumn="0" w:oddVBand="0" w:evenVBand="0" w:oddHBand="0" w:evenHBand="0" w:firstRowFirstColumn="0" w:firstRowLastColumn="0" w:lastRowFirstColumn="0" w:lastRowLastColumn="0"/>
-              <w:rPr>
-                <w:rFonts w:ascii="Calibri" w:eastAsia="Times New Roman" w:hAnsi="Calibri" w:cs="Calibri"/>
-                <w:color w:val="000000"/>
-              </w:rPr>
-            </w:pPr>
-            <w:r>
-              <w:rPr>
-                <w:rFonts w:ascii="Calibri" w:eastAsia="Times New Roman" w:hAnsi="Calibri" w:cs="Calibri"/>
-                <w:color w:val="000000"/>
-              </w:rPr>
-              <w:t>No</w:t>
-            </w:r>
-          </w:p>
-        </w:tc>
-        <w:tc>
-          <w:tcPr>
-            <w:tcW w:w="1082" w:type="dxa"/>
-            <w:noWrap/>
-            <w:hideMark/>
-          </w:tcPr>
-          <w:p>
-            <w:pPr>
-              <w:jc w:val="center"/>
-              <w:cnfStyle w:val="000000000000" w:firstRow="0" w:lastRow="0" w:firstColumn="0" w:lastColumn="0" w:oddVBand="0" w:evenVBand="0" w:oddHBand="0" w:evenHBand="0" w:firstRowFirstColumn="0" w:firstRowLastColumn="0" w:lastRowFirstColumn="0" w:lastRowLastColumn="0"/>
-              <w:rPr>
-                <w:rFonts w:ascii="Calibri" w:eastAsia="Times New Roman" w:hAnsi="Calibri" w:cs="Calibri"/>
-                <w:color w:val="000000"/>
-              </w:rPr>
-            </w:pPr>
-            <w:r>
-              <w:rPr>
-                <w:rFonts w:ascii="Calibri" w:eastAsia="Times New Roman" w:hAnsi="Calibri" w:cs="Calibri"/>
-                <w:color w:val="000000"/>
-              </w:rPr>
-              <w:t>No</w:t>
             </w:r>
           </w:p>
         </w:tc>
@@ -1820,12 +1816,16 @@
               <w:jc w:val="center"/>
               <w:rPr>
                 <w:rFonts w:ascii="Calibri" w:eastAsia="Times New Roman" w:hAnsi="Calibri" w:cs="Calibri"/>
-                <w:color w:val="000000"/>
-              </w:rPr>
-            </w:pPr>
-            <w:r>
-              <w:rPr>
-                <w:rFonts w:ascii="Calibri" w:eastAsia="Times New Roman" w:hAnsi="Calibri" w:cs="Calibri"/>
+                <w:b w:val="0"/>
+                <w:bCs w:val="0"/>
+                <w:color w:val="000000"/>
+              </w:rPr>
+            </w:pPr>
+            <w:r>
+              <w:rPr>
+                <w:rFonts w:ascii="Calibri" w:eastAsia="Times New Roman" w:hAnsi="Calibri" w:cs="Calibri"/>
+                <w:b w:val="0"/>
+                <w:bCs w:val="0"/>
                 <w:color w:val="000000"/>
               </w:rPr>
               <w:t>M</w:t>
@@ -1907,6 +1907,50 @@
         <w:tc>
           <w:tcPr>
             <w:tcW w:w="1384" w:type="dxa"/>
+          </w:tcPr>
+          <w:p>
+            <w:pPr>
+              <w:jc w:val="center"/>
+              <w:cnfStyle w:val="000000100000" w:firstRow="0" w:lastRow="0" w:firstColumn="0" w:lastColumn="0" w:oddVBand="0" w:evenVBand="0" w:oddHBand="1" w:evenHBand="0" w:firstRowFirstColumn="0" w:firstRowLastColumn="0" w:lastRowFirstColumn="0" w:lastRowLastColumn="0"/>
+              <w:rPr>
+                <w:rFonts w:ascii="Calibri" w:eastAsia="Times New Roman" w:hAnsi="Calibri" w:cs="Calibri"/>
+                <w:color w:val="000000"/>
+              </w:rPr>
+            </w:pPr>
+            <w:r>
+              <w:rPr>
+                <w:rFonts w:ascii="Calibri" w:eastAsia="Times New Roman" w:hAnsi="Calibri" w:cs="Calibri"/>
+                <w:color w:val="000000"/>
+              </w:rPr>
+              <w:t>No</w:t>
+            </w:r>
+          </w:p>
+        </w:tc>
+        <w:tc>
+          <w:tcPr>
+            <w:tcW w:w="1384" w:type="dxa"/>
+          </w:tcPr>
+          <w:p>
+            <w:pPr>
+              <w:jc w:val="center"/>
+              <w:cnfStyle w:val="000000100000" w:firstRow="0" w:lastRow="0" w:firstColumn="0" w:lastColumn="0" w:oddVBand="0" w:evenVBand="0" w:oddHBand="1" w:evenHBand="0" w:firstRowFirstColumn="0" w:firstRowLastColumn="0" w:lastRowFirstColumn="0" w:lastRowLastColumn="0"/>
+              <w:rPr>
+                <w:rFonts w:ascii="Calibri" w:eastAsia="Times New Roman" w:hAnsi="Calibri" w:cs="Calibri"/>
+                <w:color w:val="000000"/>
+              </w:rPr>
+            </w:pPr>
+            <w:r>
+              <w:rPr>
+                <w:rFonts w:ascii="Calibri" w:eastAsia="Times New Roman" w:hAnsi="Calibri" w:cs="Calibri"/>
+                <w:color w:val="000000"/>
+              </w:rPr>
+              <w:t>No</w:t>
+            </w:r>
+          </w:p>
+        </w:tc>
+        <w:tc>
+          <w:tcPr>
+            <w:tcW w:w="1384" w:type="dxa"/>
             <w:noWrap/>
             <w:hideMark/>
           </w:tcPr>
@@ -1925,54 +1969,6 @@
                 <w:color w:val="000000"/>
               </w:rPr>
               <w:t>0</w:t>
-            </w:r>
-          </w:p>
-        </w:tc>
-        <w:tc>
-          <w:tcPr>
-            <w:tcW w:w="1167" w:type="dxa"/>
-            <w:noWrap/>
-            <w:hideMark/>
-          </w:tcPr>
-          <w:p>
-            <w:pPr>
-              <w:jc w:val="center"/>
-              <w:cnfStyle w:val="000000100000" w:firstRow="0" w:lastRow="0" w:firstColumn="0" w:lastColumn="0" w:oddVBand="0" w:evenVBand="0" w:oddHBand="1" w:evenHBand="0" w:firstRowFirstColumn="0" w:firstRowLastColumn="0" w:lastRowFirstColumn="0" w:lastRowLastColumn="0"/>
-              <w:rPr>
-                <w:rFonts w:ascii="Calibri" w:eastAsia="Times New Roman" w:hAnsi="Calibri" w:cs="Calibri"/>
-                <w:color w:val="000000"/>
-              </w:rPr>
-            </w:pPr>
-            <w:r>
-              <w:rPr>
-                <w:rFonts w:ascii="Calibri" w:eastAsia="Times New Roman" w:hAnsi="Calibri" w:cs="Calibri"/>
-                <w:color w:val="000000"/>
-              </w:rPr>
-              <w:t>No</w:t>
-            </w:r>
-          </w:p>
-        </w:tc>
-        <w:tc>
-          <w:tcPr>
-            <w:tcW w:w="1082" w:type="dxa"/>
-            <w:noWrap/>
-            <w:hideMark/>
-          </w:tcPr>
-          <w:p>
-            <w:pPr>
-              <w:jc w:val="center"/>
-              <w:cnfStyle w:val="000000100000" w:firstRow="0" w:lastRow="0" w:firstColumn="0" w:lastColumn="0" w:oddVBand="0" w:evenVBand="0" w:oddHBand="1" w:evenHBand="0" w:firstRowFirstColumn="0" w:firstRowLastColumn="0" w:lastRowFirstColumn="0" w:lastRowLastColumn="0"/>
-              <w:rPr>
-                <w:rFonts w:ascii="Calibri" w:eastAsia="Times New Roman" w:hAnsi="Calibri" w:cs="Calibri"/>
-                <w:color w:val="000000"/>
-              </w:rPr>
-            </w:pPr>
-            <w:r>
-              <w:rPr>
-                <w:rFonts w:ascii="Calibri" w:eastAsia="Times New Roman" w:hAnsi="Calibri" w:cs="Calibri"/>
-                <w:color w:val="000000"/>
-              </w:rPr>
-              <w:t>No</w:t>
             </w:r>
           </w:p>
         </w:tc>
@@ -2017,12 +2013,16 @@
               <w:jc w:val="center"/>
               <w:rPr>
                 <w:rFonts w:ascii="Calibri" w:eastAsia="Times New Roman" w:hAnsi="Calibri" w:cs="Calibri"/>
-                <w:color w:val="000000"/>
-              </w:rPr>
-            </w:pPr>
-            <w:r>
-              <w:rPr>
-                <w:rFonts w:ascii="Calibri" w:eastAsia="Times New Roman" w:hAnsi="Calibri" w:cs="Calibri"/>
+                <w:b w:val="0"/>
+                <w:bCs w:val="0"/>
+                <w:color w:val="000000"/>
+              </w:rPr>
+            </w:pPr>
+            <w:r>
+              <w:rPr>
+                <w:rFonts w:ascii="Calibri" w:eastAsia="Times New Roman" w:hAnsi="Calibri" w:cs="Calibri"/>
+                <w:b w:val="0"/>
+                <w:bCs w:val="0"/>
                 <w:color w:val="000000"/>
               </w:rPr>
               <w:t>M</w:t>
@@ -2104,6 +2104,50 @@
         <w:tc>
           <w:tcPr>
             <w:tcW w:w="1384" w:type="dxa"/>
+          </w:tcPr>
+          <w:p>
+            <w:pPr>
+              <w:jc w:val="center"/>
+              <w:cnfStyle w:val="000000000000" w:firstRow="0" w:lastRow="0" w:firstColumn="0" w:lastColumn="0" w:oddVBand="0" w:evenVBand="0" w:oddHBand="0" w:evenHBand="0" w:firstRowFirstColumn="0" w:firstRowLastColumn="0" w:lastRowFirstColumn="0" w:lastRowLastColumn="0"/>
+              <w:rPr>
+                <w:rFonts w:ascii="Calibri" w:eastAsia="Times New Roman" w:hAnsi="Calibri" w:cs="Calibri"/>
+                <w:color w:val="000000"/>
+              </w:rPr>
+            </w:pPr>
+            <w:r>
+              <w:rPr>
+                <w:rFonts w:ascii="Calibri" w:eastAsia="Times New Roman" w:hAnsi="Calibri" w:cs="Calibri"/>
+                <w:color w:val="000000"/>
+              </w:rPr>
+              <w:t>Yes</w:t>
+            </w:r>
+          </w:p>
+        </w:tc>
+        <w:tc>
+          <w:tcPr>
+            <w:tcW w:w="1384" w:type="dxa"/>
+          </w:tcPr>
+          <w:p>
+            <w:pPr>
+              <w:jc w:val="center"/>
+              <w:cnfStyle w:val="000000000000" w:firstRow="0" w:lastRow="0" w:firstColumn="0" w:lastColumn="0" w:oddVBand="0" w:evenVBand="0" w:oddHBand="0" w:evenHBand="0" w:firstRowFirstColumn="0" w:firstRowLastColumn="0" w:lastRowFirstColumn="0" w:lastRowLastColumn="0"/>
+              <w:rPr>
+                <w:rFonts w:ascii="Calibri" w:eastAsia="Times New Roman" w:hAnsi="Calibri" w:cs="Calibri"/>
+                <w:color w:val="000000"/>
+              </w:rPr>
+            </w:pPr>
+            <w:r>
+              <w:rPr>
+                <w:rFonts w:ascii="Calibri" w:eastAsia="Times New Roman" w:hAnsi="Calibri" w:cs="Calibri"/>
+                <w:color w:val="000000"/>
+              </w:rPr>
+              <w:t>No</w:t>
+            </w:r>
+          </w:p>
+        </w:tc>
+        <w:tc>
+          <w:tcPr>
+            <w:tcW w:w="1384" w:type="dxa"/>
             <w:noWrap/>
             <w:hideMark/>
           </w:tcPr>
@@ -2122,54 +2166,6 @@
                 <w:color w:val="000000"/>
               </w:rPr>
               <w:t>0</w:t>
-            </w:r>
-          </w:p>
-        </w:tc>
-        <w:tc>
-          <w:tcPr>
-            <w:tcW w:w="1167" w:type="dxa"/>
-            <w:noWrap/>
-            <w:hideMark/>
-          </w:tcPr>
-          <w:p>
-            <w:pPr>
-              <w:jc w:val="center"/>
-              <w:cnfStyle w:val="000000000000" w:firstRow="0" w:lastRow="0" w:firstColumn="0" w:lastColumn="0" w:oddVBand="0" w:evenVBand="0" w:oddHBand="0" w:evenHBand="0" w:firstRowFirstColumn="0" w:firstRowLastColumn="0" w:lastRowFirstColumn="0" w:lastRowLastColumn="0"/>
-              <w:rPr>
-                <w:rFonts w:ascii="Calibri" w:eastAsia="Times New Roman" w:hAnsi="Calibri" w:cs="Calibri"/>
-                <w:color w:val="000000"/>
-              </w:rPr>
-            </w:pPr>
-            <w:r>
-              <w:rPr>
-                <w:rFonts w:ascii="Calibri" w:eastAsia="Times New Roman" w:hAnsi="Calibri" w:cs="Calibri"/>
-                <w:color w:val="000000"/>
-              </w:rPr>
-              <w:t>Yes</w:t>
-            </w:r>
-          </w:p>
-        </w:tc>
-        <w:tc>
-          <w:tcPr>
-            <w:tcW w:w="1082" w:type="dxa"/>
-            <w:noWrap/>
-            <w:hideMark/>
-          </w:tcPr>
-          <w:p>
-            <w:pPr>
-              <w:jc w:val="center"/>
-              <w:cnfStyle w:val="000000000000" w:firstRow="0" w:lastRow="0" w:firstColumn="0" w:lastColumn="0" w:oddVBand="0" w:evenVBand="0" w:oddHBand="0" w:evenHBand="0" w:firstRowFirstColumn="0" w:firstRowLastColumn="0" w:lastRowFirstColumn="0" w:lastRowLastColumn="0"/>
-              <w:rPr>
-                <w:rFonts w:ascii="Calibri" w:eastAsia="Times New Roman" w:hAnsi="Calibri" w:cs="Calibri"/>
-                <w:color w:val="000000"/>
-              </w:rPr>
-            </w:pPr>
-            <w:r>
-              <w:rPr>
-                <w:rFonts w:ascii="Calibri" w:eastAsia="Times New Roman" w:hAnsi="Calibri" w:cs="Calibri"/>
-                <w:color w:val="000000"/>
-              </w:rPr>
-              <w:t>No</w:t>
             </w:r>
           </w:p>
         </w:tc>
@@ -2215,12 +2211,16 @@
               <w:jc w:val="center"/>
               <w:rPr>
                 <w:rFonts w:ascii="Calibri" w:eastAsia="Times New Roman" w:hAnsi="Calibri" w:cs="Calibri"/>
-                <w:color w:val="000000"/>
-              </w:rPr>
-            </w:pPr>
-            <w:r>
-              <w:rPr>
-                <w:rFonts w:ascii="Calibri" w:eastAsia="Times New Roman" w:hAnsi="Calibri" w:cs="Calibri"/>
+                <w:b w:val="0"/>
+                <w:bCs w:val="0"/>
+                <w:color w:val="000000"/>
+              </w:rPr>
+            </w:pPr>
+            <w:r>
+              <w:rPr>
+                <w:rFonts w:ascii="Calibri" w:eastAsia="Times New Roman" w:hAnsi="Calibri" w:cs="Calibri"/>
+                <w:b w:val="0"/>
+                <w:bCs w:val="0"/>
                 <w:color w:val="000000"/>
               </w:rPr>
               <w:t>F</w:t>
@@ -2302,6 +2302,50 @@
         <w:tc>
           <w:tcPr>
             <w:tcW w:w="1384" w:type="dxa"/>
+          </w:tcPr>
+          <w:p>
+            <w:pPr>
+              <w:jc w:val="center"/>
+              <w:cnfStyle w:val="000000100000" w:firstRow="0" w:lastRow="0" w:firstColumn="0" w:lastColumn="0" w:oddVBand="0" w:evenVBand="0" w:oddHBand="1" w:evenHBand="0" w:firstRowFirstColumn="0" w:firstRowLastColumn="0" w:lastRowFirstColumn="0" w:lastRowLastColumn="0"/>
+              <w:rPr>
+                <w:rFonts w:ascii="Calibri" w:eastAsia="Times New Roman" w:hAnsi="Calibri" w:cs="Calibri"/>
+                <w:color w:val="000000"/>
+              </w:rPr>
+            </w:pPr>
+            <w:r>
+              <w:rPr>
+                <w:rFonts w:ascii="Calibri" w:eastAsia="Times New Roman" w:hAnsi="Calibri" w:cs="Calibri"/>
+                <w:color w:val="000000"/>
+              </w:rPr>
+              <w:t>No</w:t>
+            </w:r>
+          </w:p>
+        </w:tc>
+        <w:tc>
+          <w:tcPr>
+            <w:tcW w:w="1384" w:type="dxa"/>
+          </w:tcPr>
+          <w:p>
+            <w:pPr>
+              <w:jc w:val="center"/>
+              <w:cnfStyle w:val="000000100000" w:firstRow="0" w:lastRow="0" w:firstColumn="0" w:lastColumn="0" w:oddVBand="0" w:evenVBand="0" w:oddHBand="1" w:evenHBand="0" w:firstRowFirstColumn="0" w:firstRowLastColumn="0" w:lastRowFirstColumn="0" w:lastRowLastColumn="0"/>
+              <w:rPr>
+                <w:rFonts w:ascii="Calibri" w:eastAsia="Times New Roman" w:hAnsi="Calibri" w:cs="Calibri"/>
+                <w:color w:val="000000"/>
+              </w:rPr>
+            </w:pPr>
+            <w:r>
+              <w:rPr>
+                <w:rFonts w:ascii="Calibri" w:eastAsia="Times New Roman" w:hAnsi="Calibri" w:cs="Calibri"/>
+                <w:color w:val="000000"/>
+              </w:rPr>
+              <w:t>No</w:t>
+            </w:r>
+          </w:p>
+        </w:tc>
+        <w:tc>
+          <w:tcPr>
+            <w:tcW w:w="1384" w:type="dxa"/>
             <w:noWrap/>
             <w:hideMark/>
           </w:tcPr>
@@ -2320,54 +2364,6 @@
                 <w:color w:val="000000"/>
               </w:rPr>
               <w:t>0</w:t>
-            </w:r>
-          </w:p>
-        </w:tc>
-        <w:tc>
-          <w:tcPr>
-            <w:tcW w:w="1167" w:type="dxa"/>
-            <w:noWrap/>
-            <w:hideMark/>
-          </w:tcPr>
-          <w:p>
-            <w:pPr>
-              <w:jc w:val="center"/>
-              <w:cnfStyle w:val="000000100000" w:firstRow="0" w:lastRow="0" w:firstColumn="0" w:lastColumn="0" w:oddVBand="0" w:evenVBand="0" w:oddHBand="1" w:evenHBand="0" w:firstRowFirstColumn="0" w:firstRowLastColumn="0" w:lastRowFirstColumn="0" w:lastRowLastColumn="0"/>
-              <w:rPr>
-                <w:rFonts w:ascii="Calibri" w:eastAsia="Times New Roman" w:hAnsi="Calibri" w:cs="Calibri"/>
-                <w:color w:val="000000"/>
-              </w:rPr>
-            </w:pPr>
-            <w:r>
-              <w:rPr>
-                <w:rFonts w:ascii="Calibri" w:eastAsia="Times New Roman" w:hAnsi="Calibri" w:cs="Calibri"/>
-                <w:color w:val="000000"/>
-              </w:rPr>
-              <w:t>No</w:t>
-            </w:r>
-          </w:p>
-        </w:tc>
-        <w:tc>
-          <w:tcPr>
-            <w:tcW w:w="1082" w:type="dxa"/>
-            <w:noWrap/>
-            <w:hideMark/>
-          </w:tcPr>
-          <w:p>
-            <w:pPr>
-              <w:jc w:val="center"/>
-              <w:cnfStyle w:val="000000100000" w:firstRow="0" w:lastRow="0" w:firstColumn="0" w:lastColumn="0" w:oddVBand="0" w:evenVBand="0" w:oddHBand="1" w:evenHBand="0" w:firstRowFirstColumn="0" w:firstRowLastColumn="0" w:lastRowFirstColumn="0" w:lastRowLastColumn="0"/>
-              <w:rPr>
-                <w:rFonts w:ascii="Calibri" w:eastAsia="Times New Roman" w:hAnsi="Calibri" w:cs="Calibri"/>
-                <w:color w:val="000000"/>
-              </w:rPr>
-            </w:pPr>
-            <w:r>
-              <w:rPr>
-                <w:rFonts w:ascii="Calibri" w:eastAsia="Times New Roman" w:hAnsi="Calibri" w:cs="Calibri"/>
-                <w:color w:val="000000"/>
-              </w:rPr>
-              <w:t>No</w:t>
             </w:r>
           </w:p>
         </w:tc>
@@ -2412,12 +2408,16 @@
               <w:jc w:val="center"/>
               <w:rPr>
                 <w:rFonts w:ascii="Calibri" w:eastAsia="Times New Roman" w:hAnsi="Calibri" w:cs="Calibri"/>
-                <w:color w:val="000000"/>
-              </w:rPr>
-            </w:pPr>
-            <w:r>
-              <w:rPr>
-                <w:rFonts w:ascii="Calibri" w:eastAsia="Times New Roman" w:hAnsi="Calibri" w:cs="Calibri"/>
+                <w:b w:val="0"/>
+                <w:bCs w:val="0"/>
+                <w:color w:val="000000"/>
+              </w:rPr>
+            </w:pPr>
+            <w:r>
+              <w:rPr>
+                <w:rFonts w:ascii="Calibri" w:eastAsia="Times New Roman" w:hAnsi="Calibri" w:cs="Calibri"/>
+                <w:b w:val="0"/>
+                <w:bCs w:val="0"/>
                 <w:color w:val="000000"/>
               </w:rPr>
               <w:t>M</w:t>
@@ -2499,6 +2499,50 @@
         <w:tc>
           <w:tcPr>
             <w:tcW w:w="1384" w:type="dxa"/>
+          </w:tcPr>
+          <w:p>
+            <w:pPr>
+              <w:jc w:val="center"/>
+              <w:cnfStyle w:val="000000000000" w:firstRow="0" w:lastRow="0" w:firstColumn="0" w:lastColumn="0" w:oddVBand="0" w:evenVBand="0" w:oddHBand="0" w:evenHBand="0" w:firstRowFirstColumn="0" w:firstRowLastColumn="0" w:lastRowFirstColumn="0" w:lastRowLastColumn="0"/>
+              <w:rPr>
+                <w:rFonts w:ascii="Calibri" w:eastAsia="Times New Roman" w:hAnsi="Calibri" w:cs="Calibri"/>
+                <w:color w:val="000000"/>
+              </w:rPr>
+            </w:pPr>
+            <w:r>
+              <w:rPr>
+                <w:rFonts w:ascii="Calibri" w:eastAsia="Times New Roman" w:hAnsi="Calibri" w:cs="Calibri"/>
+                <w:color w:val="000000"/>
+              </w:rPr>
+              <w:t>Yes</w:t>
+            </w:r>
+          </w:p>
+        </w:tc>
+        <w:tc>
+          <w:tcPr>
+            <w:tcW w:w="1384" w:type="dxa"/>
+          </w:tcPr>
+          <w:p>
+            <w:pPr>
+              <w:jc w:val="center"/>
+              <w:cnfStyle w:val="000000000000" w:firstRow="0" w:lastRow="0" w:firstColumn="0" w:lastColumn="0" w:oddVBand="0" w:evenVBand="0" w:oddHBand="0" w:evenHBand="0" w:firstRowFirstColumn="0" w:firstRowLastColumn="0" w:lastRowFirstColumn="0" w:lastRowLastColumn="0"/>
+              <w:rPr>
+                <w:rFonts w:ascii="Calibri" w:eastAsia="Times New Roman" w:hAnsi="Calibri" w:cs="Calibri"/>
+                <w:color w:val="000000"/>
+              </w:rPr>
+            </w:pPr>
+            <w:r>
+              <w:rPr>
+                <w:rFonts w:ascii="Calibri" w:eastAsia="Times New Roman" w:hAnsi="Calibri" w:cs="Calibri"/>
+                <w:color w:val="000000"/>
+              </w:rPr>
+              <w:t>No</w:t>
+            </w:r>
+          </w:p>
+        </w:tc>
+        <w:tc>
+          <w:tcPr>
+            <w:tcW w:w="1384" w:type="dxa"/>
             <w:noWrap/>
             <w:hideMark/>
           </w:tcPr>
@@ -2517,54 +2561,6 @@
                 <w:color w:val="000000"/>
               </w:rPr>
               <w:t>0</w:t>
-            </w:r>
-          </w:p>
-        </w:tc>
-        <w:tc>
-          <w:tcPr>
-            <w:tcW w:w="1167" w:type="dxa"/>
-            <w:noWrap/>
-            <w:hideMark/>
-          </w:tcPr>
-          <w:p>
-            <w:pPr>
-              <w:jc w:val="center"/>
-              <w:cnfStyle w:val="000000000000" w:firstRow="0" w:lastRow="0" w:firstColumn="0" w:lastColumn="0" w:oddVBand="0" w:evenVBand="0" w:oddHBand="0" w:evenHBand="0" w:firstRowFirstColumn="0" w:firstRowLastColumn="0" w:lastRowFirstColumn="0" w:lastRowLastColumn="0"/>
-              <w:rPr>
-                <w:rFonts w:ascii="Calibri" w:eastAsia="Times New Roman" w:hAnsi="Calibri" w:cs="Calibri"/>
-                <w:color w:val="000000"/>
-              </w:rPr>
-            </w:pPr>
-            <w:r>
-              <w:rPr>
-                <w:rFonts w:ascii="Calibri" w:eastAsia="Times New Roman" w:hAnsi="Calibri" w:cs="Calibri"/>
-                <w:color w:val="000000"/>
-              </w:rPr>
-              <w:t>Yes</w:t>
-            </w:r>
-          </w:p>
-        </w:tc>
-        <w:tc>
-          <w:tcPr>
-            <w:tcW w:w="1082" w:type="dxa"/>
-            <w:noWrap/>
-            <w:hideMark/>
-          </w:tcPr>
-          <w:p>
-            <w:pPr>
-              <w:jc w:val="center"/>
-              <w:cnfStyle w:val="000000000000" w:firstRow="0" w:lastRow="0" w:firstColumn="0" w:lastColumn="0" w:oddVBand="0" w:evenVBand="0" w:oddHBand="0" w:evenHBand="0" w:firstRowFirstColumn="0" w:firstRowLastColumn="0" w:lastRowFirstColumn="0" w:lastRowLastColumn="0"/>
-              <w:rPr>
-                <w:rFonts w:ascii="Calibri" w:eastAsia="Times New Roman" w:hAnsi="Calibri" w:cs="Calibri"/>
-                <w:color w:val="000000"/>
-              </w:rPr>
-            </w:pPr>
-            <w:r>
-              <w:rPr>
-                <w:rFonts w:ascii="Calibri" w:eastAsia="Times New Roman" w:hAnsi="Calibri" w:cs="Calibri"/>
-                <w:color w:val="000000"/>
-              </w:rPr>
-              <w:t>No</w:t>
             </w:r>
           </w:p>
         </w:tc>
@@ -2610,12 +2606,16 @@
               <w:jc w:val="center"/>
               <w:rPr>
                 <w:rFonts w:ascii="Calibri" w:eastAsia="Times New Roman" w:hAnsi="Calibri" w:cs="Calibri"/>
-                <w:color w:val="000000"/>
-              </w:rPr>
-            </w:pPr>
-            <w:r>
-              <w:rPr>
-                <w:rFonts w:ascii="Calibri" w:eastAsia="Times New Roman" w:hAnsi="Calibri" w:cs="Calibri"/>
+                <w:b w:val="0"/>
+                <w:bCs w:val="0"/>
+                <w:color w:val="000000"/>
+              </w:rPr>
+            </w:pPr>
+            <w:r>
+              <w:rPr>
+                <w:rFonts w:ascii="Calibri" w:eastAsia="Times New Roman" w:hAnsi="Calibri" w:cs="Calibri"/>
+                <w:b w:val="0"/>
+                <w:bCs w:val="0"/>
                 <w:color w:val="000000"/>
               </w:rPr>
               <w:t>M</w:t>
@@ -2697,6 +2697,50 @@
         <w:tc>
           <w:tcPr>
             <w:tcW w:w="1384" w:type="dxa"/>
+          </w:tcPr>
+          <w:p>
+            <w:pPr>
+              <w:jc w:val="center"/>
+              <w:cnfStyle w:val="000000100000" w:firstRow="0" w:lastRow="0" w:firstColumn="0" w:lastColumn="0" w:oddVBand="0" w:evenVBand="0" w:oddHBand="1" w:evenHBand="0" w:firstRowFirstColumn="0" w:firstRowLastColumn="0" w:lastRowFirstColumn="0" w:lastRowLastColumn="0"/>
+              <w:rPr>
+                <w:rFonts w:ascii="Calibri" w:eastAsia="Times New Roman" w:hAnsi="Calibri" w:cs="Calibri"/>
+                <w:color w:val="000000"/>
+              </w:rPr>
+            </w:pPr>
+            <w:r>
+              <w:rPr>
+                <w:rFonts w:ascii="Calibri" w:eastAsia="Times New Roman" w:hAnsi="Calibri" w:cs="Calibri"/>
+                <w:color w:val="000000"/>
+              </w:rPr>
+              <w:t>No</w:t>
+            </w:r>
+          </w:p>
+        </w:tc>
+        <w:tc>
+          <w:tcPr>
+            <w:tcW w:w="1384" w:type="dxa"/>
+          </w:tcPr>
+          <w:p>
+            <w:pPr>
+              <w:jc w:val="center"/>
+              <w:cnfStyle w:val="000000100000" w:firstRow="0" w:lastRow="0" w:firstColumn="0" w:lastColumn="0" w:oddVBand="0" w:evenVBand="0" w:oddHBand="1" w:evenHBand="0" w:firstRowFirstColumn="0" w:firstRowLastColumn="0" w:lastRowFirstColumn="0" w:lastRowLastColumn="0"/>
+              <w:rPr>
+                <w:rFonts w:ascii="Calibri" w:eastAsia="Times New Roman" w:hAnsi="Calibri" w:cs="Calibri"/>
+                <w:color w:val="000000"/>
+              </w:rPr>
+            </w:pPr>
+            <w:r>
+              <w:rPr>
+                <w:rFonts w:ascii="Calibri" w:eastAsia="Times New Roman" w:hAnsi="Calibri" w:cs="Calibri"/>
+                <w:color w:val="000000"/>
+              </w:rPr>
+              <w:t>No</w:t>
+            </w:r>
+          </w:p>
+        </w:tc>
+        <w:tc>
+          <w:tcPr>
+            <w:tcW w:w="1384" w:type="dxa"/>
             <w:noWrap/>
             <w:hideMark/>
           </w:tcPr>
@@ -2715,54 +2759,6 @@
                 <w:color w:val="000000"/>
               </w:rPr>
               <w:t>0</w:t>
-            </w:r>
-          </w:p>
-        </w:tc>
-        <w:tc>
-          <w:tcPr>
-            <w:tcW w:w="1167" w:type="dxa"/>
-            <w:noWrap/>
-            <w:hideMark/>
-          </w:tcPr>
-          <w:p>
-            <w:pPr>
-              <w:jc w:val="center"/>
-              <w:cnfStyle w:val="000000100000" w:firstRow="0" w:lastRow="0" w:firstColumn="0" w:lastColumn="0" w:oddVBand="0" w:evenVBand="0" w:oddHBand="1" w:evenHBand="0" w:firstRowFirstColumn="0" w:firstRowLastColumn="0" w:lastRowFirstColumn="0" w:lastRowLastColumn="0"/>
-              <w:rPr>
-                <w:rFonts w:ascii="Calibri" w:eastAsia="Times New Roman" w:hAnsi="Calibri" w:cs="Calibri"/>
-                <w:color w:val="000000"/>
-              </w:rPr>
-            </w:pPr>
-            <w:r>
-              <w:rPr>
-                <w:rFonts w:ascii="Calibri" w:eastAsia="Times New Roman" w:hAnsi="Calibri" w:cs="Calibri"/>
-                <w:color w:val="000000"/>
-              </w:rPr>
-              <w:t>No</w:t>
-            </w:r>
-          </w:p>
-        </w:tc>
-        <w:tc>
-          <w:tcPr>
-            <w:tcW w:w="1082" w:type="dxa"/>
-            <w:noWrap/>
-            <w:hideMark/>
-          </w:tcPr>
-          <w:p>
-            <w:pPr>
-              <w:jc w:val="center"/>
-              <w:cnfStyle w:val="000000100000" w:firstRow="0" w:lastRow="0" w:firstColumn="0" w:lastColumn="0" w:oddVBand="0" w:evenVBand="0" w:oddHBand="1" w:evenHBand="0" w:firstRowFirstColumn="0" w:firstRowLastColumn="0" w:lastRowFirstColumn="0" w:lastRowLastColumn="0"/>
-              <w:rPr>
-                <w:rFonts w:ascii="Calibri" w:eastAsia="Times New Roman" w:hAnsi="Calibri" w:cs="Calibri"/>
-                <w:color w:val="000000"/>
-              </w:rPr>
-            </w:pPr>
-            <w:r>
-              <w:rPr>
-                <w:rFonts w:ascii="Calibri" w:eastAsia="Times New Roman" w:hAnsi="Calibri" w:cs="Calibri"/>
-                <w:color w:val="000000"/>
-              </w:rPr>
-              <w:t>No</w:t>
             </w:r>
           </w:p>
         </w:tc>
@@ -2807,12 +2803,16 @@
               <w:jc w:val="center"/>
               <w:rPr>
                 <w:rFonts w:ascii="Calibri" w:eastAsia="Times New Roman" w:hAnsi="Calibri" w:cs="Calibri"/>
-                <w:color w:val="000000"/>
-              </w:rPr>
-            </w:pPr>
-            <w:r>
-              <w:rPr>
-                <w:rFonts w:ascii="Calibri" w:eastAsia="Times New Roman" w:hAnsi="Calibri" w:cs="Calibri"/>
+                <w:b w:val="0"/>
+                <w:bCs w:val="0"/>
+                <w:color w:val="000000"/>
+              </w:rPr>
+            </w:pPr>
+            <w:r>
+              <w:rPr>
+                <w:rFonts w:ascii="Calibri" w:eastAsia="Times New Roman" w:hAnsi="Calibri" w:cs="Calibri"/>
+                <w:b w:val="0"/>
+                <w:bCs w:val="0"/>
                 <w:color w:val="000000"/>
               </w:rPr>
               <w:t>F</w:t>
@@ -2894,6 +2894,50 @@
         <w:tc>
           <w:tcPr>
             <w:tcW w:w="1384" w:type="dxa"/>
+          </w:tcPr>
+          <w:p>
+            <w:pPr>
+              <w:jc w:val="center"/>
+              <w:cnfStyle w:val="000000000000" w:firstRow="0" w:lastRow="0" w:firstColumn="0" w:lastColumn="0" w:oddVBand="0" w:evenVBand="0" w:oddHBand="0" w:evenHBand="0" w:firstRowFirstColumn="0" w:firstRowLastColumn="0" w:lastRowFirstColumn="0" w:lastRowLastColumn="0"/>
+              <w:rPr>
+                <w:rFonts w:ascii="Calibri" w:eastAsia="Times New Roman" w:hAnsi="Calibri" w:cs="Calibri"/>
+                <w:color w:val="000000"/>
+              </w:rPr>
+            </w:pPr>
+            <w:r>
+              <w:rPr>
+                <w:rFonts w:ascii="Calibri" w:eastAsia="Times New Roman" w:hAnsi="Calibri" w:cs="Calibri"/>
+                <w:color w:val="000000"/>
+              </w:rPr>
+              <w:t>Yes</w:t>
+            </w:r>
+          </w:p>
+        </w:tc>
+        <w:tc>
+          <w:tcPr>
+            <w:tcW w:w="1384" w:type="dxa"/>
+          </w:tcPr>
+          <w:p>
+            <w:pPr>
+              <w:jc w:val="center"/>
+              <w:cnfStyle w:val="000000000000" w:firstRow="0" w:lastRow="0" w:firstColumn="0" w:lastColumn="0" w:oddVBand="0" w:evenVBand="0" w:oddHBand="0" w:evenHBand="0" w:firstRowFirstColumn="0" w:firstRowLastColumn="0" w:lastRowFirstColumn="0" w:lastRowLastColumn="0"/>
+              <w:rPr>
+                <w:rFonts w:ascii="Calibri" w:eastAsia="Times New Roman" w:hAnsi="Calibri" w:cs="Calibri"/>
+                <w:color w:val="000000"/>
+              </w:rPr>
+            </w:pPr>
+            <w:r>
+              <w:rPr>
+                <w:rFonts w:ascii="Calibri" w:eastAsia="Times New Roman" w:hAnsi="Calibri" w:cs="Calibri"/>
+                <w:color w:val="000000"/>
+              </w:rPr>
+              <w:t>No</w:t>
+            </w:r>
+          </w:p>
+        </w:tc>
+        <w:tc>
+          <w:tcPr>
+            <w:tcW w:w="1384" w:type="dxa"/>
             <w:noWrap/>
             <w:hideMark/>
           </w:tcPr>
@@ -2912,54 +2956,6 @@
                 <w:color w:val="000000"/>
               </w:rPr>
               <w:t>0</w:t>
-            </w:r>
-          </w:p>
-        </w:tc>
-        <w:tc>
-          <w:tcPr>
-            <w:tcW w:w="1167" w:type="dxa"/>
-            <w:noWrap/>
-            <w:hideMark/>
-          </w:tcPr>
-          <w:p>
-            <w:pPr>
-              <w:jc w:val="center"/>
-              <w:cnfStyle w:val="000000000000" w:firstRow="0" w:lastRow="0" w:firstColumn="0" w:lastColumn="0" w:oddVBand="0" w:evenVBand="0" w:oddHBand="0" w:evenHBand="0" w:firstRowFirstColumn="0" w:firstRowLastColumn="0" w:lastRowFirstColumn="0" w:lastRowLastColumn="0"/>
-              <w:rPr>
-                <w:rFonts w:ascii="Calibri" w:eastAsia="Times New Roman" w:hAnsi="Calibri" w:cs="Calibri"/>
-                <w:color w:val="000000"/>
-              </w:rPr>
-            </w:pPr>
-            <w:r>
-              <w:rPr>
-                <w:rFonts w:ascii="Calibri" w:eastAsia="Times New Roman" w:hAnsi="Calibri" w:cs="Calibri"/>
-                <w:color w:val="000000"/>
-              </w:rPr>
-              <w:t>Yes</w:t>
-            </w:r>
-          </w:p>
-        </w:tc>
-        <w:tc>
-          <w:tcPr>
-            <w:tcW w:w="1082" w:type="dxa"/>
-            <w:noWrap/>
-            <w:hideMark/>
-          </w:tcPr>
-          <w:p>
-            <w:pPr>
-              <w:jc w:val="center"/>
-              <w:cnfStyle w:val="000000000000" w:firstRow="0" w:lastRow="0" w:firstColumn="0" w:lastColumn="0" w:oddVBand="0" w:evenVBand="0" w:oddHBand="0" w:evenHBand="0" w:firstRowFirstColumn="0" w:firstRowLastColumn="0" w:lastRowFirstColumn="0" w:lastRowLastColumn="0"/>
-              <w:rPr>
-                <w:rFonts w:ascii="Calibri" w:eastAsia="Times New Roman" w:hAnsi="Calibri" w:cs="Calibri"/>
-                <w:color w:val="000000"/>
-              </w:rPr>
-            </w:pPr>
-            <w:r>
-              <w:rPr>
-                <w:rFonts w:ascii="Calibri" w:eastAsia="Times New Roman" w:hAnsi="Calibri" w:cs="Calibri"/>
-                <w:color w:val="000000"/>
-              </w:rPr>
-              <w:t>No</w:t>
             </w:r>
           </w:p>
         </w:tc>
@@ -3005,12 +3001,16 @@
               <w:jc w:val="center"/>
               <w:rPr>
                 <w:rFonts w:ascii="Calibri" w:eastAsia="Times New Roman" w:hAnsi="Calibri" w:cs="Calibri"/>
-                <w:color w:val="000000"/>
-              </w:rPr>
-            </w:pPr>
-            <w:r>
-              <w:rPr>
-                <w:rFonts w:ascii="Calibri" w:eastAsia="Times New Roman" w:hAnsi="Calibri" w:cs="Calibri"/>
+                <w:b w:val="0"/>
+                <w:bCs w:val="0"/>
+                <w:color w:val="000000"/>
+              </w:rPr>
+            </w:pPr>
+            <w:r>
+              <w:rPr>
+                <w:rFonts w:ascii="Calibri" w:eastAsia="Times New Roman" w:hAnsi="Calibri" w:cs="Calibri"/>
+                <w:b w:val="0"/>
+                <w:bCs w:val="0"/>
                 <w:color w:val="000000"/>
               </w:rPr>
               <w:t>M</w:t>
@@ -3092,6 +3092,50 @@
         <w:tc>
           <w:tcPr>
             <w:tcW w:w="1384" w:type="dxa"/>
+          </w:tcPr>
+          <w:p>
+            <w:pPr>
+              <w:jc w:val="center"/>
+              <w:cnfStyle w:val="000000100000" w:firstRow="0" w:lastRow="0" w:firstColumn="0" w:lastColumn="0" w:oddVBand="0" w:evenVBand="0" w:oddHBand="1" w:evenHBand="0" w:firstRowFirstColumn="0" w:firstRowLastColumn="0" w:lastRowFirstColumn="0" w:lastRowLastColumn="0"/>
+              <w:rPr>
+                <w:rFonts w:ascii="Calibri" w:eastAsia="Times New Roman" w:hAnsi="Calibri" w:cs="Calibri"/>
+                <w:color w:val="000000"/>
+              </w:rPr>
+            </w:pPr>
+            <w:r>
+              <w:rPr>
+                <w:rFonts w:ascii="Calibri" w:eastAsia="Times New Roman" w:hAnsi="Calibri" w:cs="Calibri"/>
+                <w:color w:val="000000"/>
+              </w:rPr>
+              <w:t>No</w:t>
+            </w:r>
+          </w:p>
+        </w:tc>
+        <w:tc>
+          <w:tcPr>
+            <w:tcW w:w="1384" w:type="dxa"/>
+          </w:tcPr>
+          <w:p>
+            <w:pPr>
+              <w:jc w:val="center"/>
+              <w:cnfStyle w:val="000000100000" w:firstRow="0" w:lastRow="0" w:firstColumn="0" w:lastColumn="0" w:oddVBand="0" w:evenVBand="0" w:oddHBand="1" w:evenHBand="0" w:firstRowFirstColumn="0" w:firstRowLastColumn="0" w:lastRowFirstColumn="0" w:lastRowLastColumn="0"/>
+              <w:rPr>
+                <w:rFonts w:ascii="Calibri" w:eastAsia="Times New Roman" w:hAnsi="Calibri" w:cs="Calibri"/>
+                <w:color w:val="000000"/>
+              </w:rPr>
+            </w:pPr>
+            <w:r>
+              <w:rPr>
+                <w:rFonts w:ascii="Calibri" w:eastAsia="Times New Roman" w:hAnsi="Calibri" w:cs="Calibri"/>
+                <w:color w:val="000000"/>
+              </w:rPr>
+              <w:t>No</w:t>
+            </w:r>
+          </w:p>
+        </w:tc>
+        <w:tc>
+          <w:tcPr>
+            <w:tcW w:w="1384" w:type="dxa"/>
             <w:noWrap/>
             <w:hideMark/>
           </w:tcPr>
@@ -3110,54 +3154,6 @@
                 <w:color w:val="000000"/>
               </w:rPr>
               <w:t>0</w:t>
-            </w:r>
-          </w:p>
-        </w:tc>
-        <w:tc>
-          <w:tcPr>
-            <w:tcW w:w="1167" w:type="dxa"/>
-            <w:noWrap/>
-            <w:hideMark/>
-          </w:tcPr>
-          <w:p>
-            <w:pPr>
-              <w:jc w:val="center"/>
-              <w:cnfStyle w:val="000000100000" w:firstRow="0" w:lastRow="0" w:firstColumn="0" w:lastColumn="0" w:oddVBand="0" w:evenVBand="0" w:oddHBand="1" w:evenHBand="0" w:firstRowFirstColumn="0" w:firstRowLastColumn="0" w:lastRowFirstColumn="0" w:lastRowLastColumn="0"/>
-              <w:rPr>
-                <w:rFonts w:ascii="Calibri" w:eastAsia="Times New Roman" w:hAnsi="Calibri" w:cs="Calibri"/>
-                <w:color w:val="000000"/>
-              </w:rPr>
-            </w:pPr>
-            <w:r>
-              <w:rPr>
-                <w:rFonts w:ascii="Calibri" w:eastAsia="Times New Roman" w:hAnsi="Calibri" w:cs="Calibri"/>
-                <w:color w:val="000000"/>
-              </w:rPr>
-              <w:t>No</w:t>
-            </w:r>
-          </w:p>
-        </w:tc>
-        <w:tc>
-          <w:tcPr>
-            <w:tcW w:w="1082" w:type="dxa"/>
-            <w:noWrap/>
-            <w:hideMark/>
-          </w:tcPr>
-          <w:p>
-            <w:pPr>
-              <w:jc w:val="center"/>
-              <w:cnfStyle w:val="000000100000" w:firstRow="0" w:lastRow="0" w:firstColumn="0" w:lastColumn="0" w:oddVBand="0" w:evenVBand="0" w:oddHBand="1" w:evenHBand="0" w:firstRowFirstColumn="0" w:firstRowLastColumn="0" w:lastRowFirstColumn="0" w:lastRowLastColumn="0"/>
-              <w:rPr>
-                <w:rFonts w:ascii="Calibri" w:eastAsia="Times New Roman" w:hAnsi="Calibri" w:cs="Calibri"/>
-                <w:color w:val="000000"/>
-              </w:rPr>
-            </w:pPr>
-            <w:r>
-              <w:rPr>
-                <w:rFonts w:ascii="Calibri" w:eastAsia="Times New Roman" w:hAnsi="Calibri" w:cs="Calibri"/>
-                <w:color w:val="000000"/>
-              </w:rPr>
-              <w:t>No</w:t>
             </w:r>
           </w:p>
         </w:tc>
@@ -3202,12 +3198,16 @@
               <w:jc w:val="center"/>
               <w:rPr>
                 <w:rFonts w:ascii="Calibri" w:eastAsia="Times New Roman" w:hAnsi="Calibri" w:cs="Calibri"/>
-                <w:color w:val="000000"/>
-              </w:rPr>
-            </w:pPr>
-            <w:r>
-              <w:rPr>
-                <w:rFonts w:ascii="Calibri" w:eastAsia="Times New Roman" w:hAnsi="Calibri" w:cs="Calibri"/>
+                <w:b w:val="0"/>
+                <w:bCs w:val="0"/>
+                <w:color w:val="000000"/>
+              </w:rPr>
+            </w:pPr>
+            <w:r>
+              <w:rPr>
+                <w:rFonts w:ascii="Calibri" w:eastAsia="Times New Roman" w:hAnsi="Calibri" w:cs="Calibri"/>
+                <w:b w:val="0"/>
+                <w:bCs w:val="0"/>
                 <w:color w:val="000000"/>
               </w:rPr>
               <w:t>M</w:t>
@@ -3289,6 +3289,50 @@
         <w:tc>
           <w:tcPr>
             <w:tcW w:w="1384" w:type="dxa"/>
+          </w:tcPr>
+          <w:p>
+            <w:pPr>
+              <w:jc w:val="center"/>
+              <w:cnfStyle w:val="000000000000" w:firstRow="0" w:lastRow="0" w:firstColumn="0" w:lastColumn="0" w:oddVBand="0" w:evenVBand="0" w:oddHBand="0" w:evenHBand="0" w:firstRowFirstColumn="0" w:firstRowLastColumn="0" w:lastRowFirstColumn="0" w:lastRowLastColumn="0"/>
+              <w:rPr>
+                <w:rFonts w:ascii="Calibri" w:eastAsia="Times New Roman" w:hAnsi="Calibri" w:cs="Calibri"/>
+                <w:color w:val="000000"/>
+              </w:rPr>
+            </w:pPr>
+            <w:r>
+              <w:rPr>
+                <w:rFonts w:ascii="Calibri" w:eastAsia="Times New Roman" w:hAnsi="Calibri" w:cs="Calibri"/>
+                <w:color w:val="000000"/>
+              </w:rPr>
+              <w:t>No</w:t>
+            </w:r>
+          </w:p>
+        </w:tc>
+        <w:tc>
+          <w:tcPr>
+            <w:tcW w:w="1384" w:type="dxa"/>
+          </w:tcPr>
+          <w:p>
+            <w:pPr>
+              <w:jc w:val="center"/>
+              <w:cnfStyle w:val="000000000000" w:firstRow="0" w:lastRow="0" w:firstColumn="0" w:lastColumn="0" w:oddVBand="0" w:evenVBand="0" w:oddHBand="0" w:evenHBand="0" w:firstRowFirstColumn="0" w:firstRowLastColumn="0" w:lastRowFirstColumn="0" w:lastRowLastColumn="0"/>
+              <w:rPr>
+                <w:rFonts w:ascii="Calibri" w:eastAsia="Times New Roman" w:hAnsi="Calibri" w:cs="Calibri"/>
+                <w:color w:val="000000"/>
+              </w:rPr>
+            </w:pPr>
+            <w:r>
+              <w:rPr>
+                <w:rFonts w:ascii="Calibri" w:eastAsia="Times New Roman" w:hAnsi="Calibri" w:cs="Calibri"/>
+                <w:color w:val="000000"/>
+              </w:rPr>
+              <w:t>No</w:t>
+            </w:r>
+          </w:p>
+        </w:tc>
+        <w:tc>
+          <w:tcPr>
+            <w:tcW w:w="1384" w:type="dxa"/>
             <w:noWrap/>
             <w:hideMark/>
           </w:tcPr>
@@ -3307,54 +3351,6 @@
                 <w:color w:val="000000"/>
               </w:rPr>
               <w:t>0</w:t>
-            </w:r>
-          </w:p>
-        </w:tc>
-        <w:tc>
-          <w:tcPr>
-            <w:tcW w:w="1167" w:type="dxa"/>
-            <w:noWrap/>
-            <w:hideMark/>
-          </w:tcPr>
-          <w:p>
-            <w:pPr>
-              <w:jc w:val="center"/>
-              <w:cnfStyle w:val="000000000000" w:firstRow="0" w:lastRow="0" w:firstColumn="0" w:lastColumn="0" w:oddVBand="0" w:evenVBand="0" w:oddHBand="0" w:evenHBand="0" w:firstRowFirstColumn="0" w:firstRowLastColumn="0" w:lastRowFirstColumn="0" w:lastRowLastColumn="0"/>
-              <w:rPr>
-                <w:rFonts w:ascii="Calibri" w:eastAsia="Times New Roman" w:hAnsi="Calibri" w:cs="Calibri"/>
-                <w:color w:val="000000"/>
-              </w:rPr>
-            </w:pPr>
-            <w:r>
-              <w:rPr>
-                <w:rFonts w:ascii="Calibri" w:eastAsia="Times New Roman" w:hAnsi="Calibri" w:cs="Calibri"/>
-                <w:color w:val="000000"/>
-              </w:rPr>
-              <w:t>No</w:t>
-            </w:r>
-          </w:p>
-        </w:tc>
-        <w:tc>
-          <w:tcPr>
-            <w:tcW w:w="1082" w:type="dxa"/>
-            <w:noWrap/>
-            <w:hideMark/>
-          </w:tcPr>
-          <w:p>
-            <w:pPr>
-              <w:jc w:val="center"/>
-              <w:cnfStyle w:val="000000000000" w:firstRow="0" w:lastRow="0" w:firstColumn="0" w:lastColumn="0" w:oddVBand="0" w:evenVBand="0" w:oddHBand="0" w:evenHBand="0" w:firstRowFirstColumn="0" w:firstRowLastColumn="0" w:lastRowFirstColumn="0" w:lastRowLastColumn="0"/>
-              <w:rPr>
-                <w:rFonts w:ascii="Calibri" w:eastAsia="Times New Roman" w:hAnsi="Calibri" w:cs="Calibri"/>
-                <w:color w:val="000000"/>
-              </w:rPr>
-            </w:pPr>
-            <w:r>
-              <w:rPr>
-                <w:rFonts w:ascii="Calibri" w:eastAsia="Times New Roman" w:hAnsi="Calibri" w:cs="Calibri"/>
-                <w:color w:val="000000"/>
-              </w:rPr>
-              <w:t>No</w:t>
             </w:r>
           </w:p>
         </w:tc>
@@ -3400,12 +3396,16 @@
               <w:jc w:val="center"/>
               <w:rPr>
                 <w:rFonts w:ascii="Calibri" w:eastAsia="Times New Roman" w:hAnsi="Calibri" w:cs="Calibri"/>
-                <w:color w:val="000000"/>
-              </w:rPr>
-            </w:pPr>
-            <w:r>
-              <w:rPr>
-                <w:rFonts w:ascii="Calibri" w:eastAsia="Times New Roman" w:hAnsi="Calibri" w:cs="Calibri"/>
+                <w:b w:val="0"/>
+                <w:bCs w:val="0"/>
+                <w:color w:val="000000"/>
+              </w:rPr>
+            </w:pPr>
+            <w:r>
+              <w:rPr>
+                <w:rFonts w:ascii="Calibri" w:eastAsia="Times New Roman" w:hAnsi="Calibri" w:cs="Calibri"/>
+                <w:b w:val="0"/>
+                <w:bCs w:val="0"/>
                 <w:color w:val="000000"/>
               </w:rPr>
               <w:t>F</w:t>
@@ -3487,6 +3487,50 @@
         <w:tc>
           <w:tcPr>
             <w:tcW w:w="1384" w:type="dxa"/>
+          </w:tcPr>
+          <w:p>
+            <w:pPr>
+              <w:jc w:val="center"/>
+              <w:cnfStyle w:val="000000100000" w:firstRow="0" w:lastRow="0" w:firstColumn="0" w:lastColumn="0" w:oddVBand="0" w:evenVBand="0" w:oddHBand="1" w:evenHBand="0" w:firstRowFirstColumn="0" w:firstRowLastColumn="0" w:lastRowFirstColumn="0" w:lastRowLastColumn="0"/>
+              <w:rPr>
+                <w:rFonts w:ascii="Calibri" w:eastAsia="Times New Roman" w:hAnsi="Calibri" w:cs="Calibri"/>
+                <w:color w:val="000000"/>
+              </w:rPr>
+            </w:pPr>
+            <w:r>
+              <w:rPr>
+                <w:rFonts w:ascii="Calibri" w:eastAsia="Times New Roman" w:hAnsi="Calibri" w:cs="Calibri"/>
+                <w:color w:val="000000"/>
+              </w:rPr>
+              <w:t>No</w:t>
+            </w:r>
+          </w:p>
+        </w:tc>
+        <w:tc>
+          <w:tcPr>
+            <w:tcW w:w="1384" w:type="dxa"/>
+          </w:tcPr>
+          <w:p>
+            <w:pPr>
+              <w:jc w:val="center"/>
+              <w:cnfStyle w:val="000000100000" w:firstRow="0" w:lastRow="0" w:firstColumn="0" w:lastColumn="0" w:oddVBand="0" w:evenVBand="0" w:oddHBand="1" w:evenHBand="0" w:firstRowFirstColumn="0" w:firstRowLastColumn="0" w:lastRowFirstColumn="0" w:lastRowLastColumn="0"/>
+              <w:rPr>
+                <w:rFonts w:ascii="Calibri" w:eastAsia="Times New Roman" w:hAnsi="Calibri" w:cs="Calibri"/>
+                <w:color w:val="000000"/>
+              </w:rPr>
+            </w:pPr>
+            <w:r>
+              <w:rPr>
+                <w:rFonts w:ascii="Calibri" w:eastAsia="Times New Roman" w:hAnsi="Calibri" w:cs="Calibri"/>
+                <w:color w:val="000000"/>
+              </w:rPr>
+              <w:t>No</w:t>
+            </w:r>
+          </w:p>
+        </w:tc>
+        <w:tc>
+          <w:tcPr>
+            <w:tcW w:w="1384" w:type="dxa"/>
             <w:noWrap/>
             <w:hideMark/>
           </w:tcPr>
@@ -3505,54 +3549,6 @@
                 <w:color w:val="000000"/>
               </w:rPr>
               <w:t>0</w:t>
-            </w:r>
-          </w:p>
-        </w:tc>
-        <w:tc>
-          <w:tcPr>
-            <w:tcW w:w="1167" w:type="dxa"/>
-            <w:noWrap/>
-            <w:hideMark/>
-          </w:tcPr>
-          <w:p>
-            <w:pPr>
-              <w:jc w:val="center"/>
-              <w:cnfStyle w:val="000000100000" w:firstRow="0" w:lastRow="0" w:firstColumn="0" w:lastColumn="0" w:oddVBand="0" w:evenVBand="0" w:oddHBand="1" w:evenHBand="0" w:firstRowFirstColumn="0" w:firstRowLastColumn="0" w:lastRowFirstColumn="0" w:lastRowLastColumn="0"/>
-              <w:rPr>
-                <w:rFonts w:ascii="Calibri" w:eastAsia="Times New Roman" w:hAnsi="Calibri" w:cs="Calibri"/>
-                <w:color w:val="000000"/>
-              </w:rPr>
-            </w:pPr>
-            <w:r>
-              <w:rPr>
-                <w:rFonts w:ascii="Calibri" w:eastAsia="Times New Roman" w:hAnsi="Calibri" w:cs="Calibri"/>
-                <w:color w:val="000000"/>
-              </w:rPr>
-              <w:t>No</w:t>
-            </w:r>
-          </w:p>
-        </w:tc>
-        <w:tc>
-          <w:tcPr>
-            <w:tcW w:w="1082" w:type="dxa"/>
-            <w:noWrap/>
-            <w:hideMark/>
-          </w:tcPr>
-          <w:p>
-            <w:pPr>
-              <w:jc w:val="center"/>
-              <w:cnfStyle w:val="000000100000" w:firstRow="0" w:lastRow="0" w:firstColumn="0" w:lastColumn="0" w:oddVBand="0" w:evenVBand="0" w:oddHBand="1" w:evenHBand="0" w:firstRowFirstColumn="0" w:firstRowLastColumn="0" w:lastRowFirstColumn="0" w:lastRowLastColumn="0"/>
-              <w:rPr>
-                <w:rFonts w:ascii="Calibri" w:eastAsia="Times New Roman" w:hAnsi="Calibri" w:cs="Calibri"/>
-                <w:color w:val="000000"/>
-              </w:rPr>
-            </w:pPr>
-            <w:r>
-              <w:rPr>
-                <w:rFonts w:ascii="Calibri" w:eastAsia="Times New Roman" w:hAnsi="Calibri" w:cs="Calibri"/>
-                <w:color w:val="000000"/>
-              </w:rPr>
-              <w:t>No</w:t>
             </w:r>
           </w:p>
         </w:tc>
@@ -3597,12 +3593,16 @@
               <w:jc w:val="center"/>
               <w:rPr>
                 <w:rFonts w:ascii="Calibri" w:eastAsia="Times New Roman" w:hAnsi="Calibri" w:cs="Calibri"/>
-                <w:color w:val="000000"/>
-              </w:rPr>
-            </w:pPr>
-            <w:r>
-              <w:rPr>
-                <w:rFonts w:ascii="Calibri" w:eastAsia="Times New Roman" w:hAnsi="Calibri" w:cs="Calibri"/>
+                <w:b w:val="0"/>
+                <w:bCs w:val="0"/>
+                <w:color w:val="000000"/>
+              </w:rPr>
+            </w:pPr>
+            <w:r>
+              <w:rPr>
+                <w:rFonts w:ascii="Calibri" w:eastAsia="Times New Roman" w:hAnsi="Calibri" w:cs="Calibri"/>
+                <w:b w:val="0"/>
+                <w:bCs w:val="0"/>
                 <w:color w:val="000000"/>
               </w:rPr>
               <w:t>M</w:t>
@@ -3684,6 +3684,50 @@
         <w:tc>
           <w:tcPr>
             <w:tcW w:w="1384" w:type="dxa"/>
+          </w:tcPr>
+          <w:p>
+            <w:pPr>
+              <w:jc w:val="center"/>
+              <w:cnfStyle w:val="000000000000" w:firstRow="0" w:lastRow="0" w:firstColumn="0" w:lastColumn="0" w:oddVBand="0" w:evenVBand="0" w:oddHBand="0" w:evenHBand="0" w:firstRowFirstColumn="0" w:firstRowLastColumn="0" w:lastRowFirstColumn="0" w:lastRowLastColumn="0"/>
+              <w:rPr>
+                <w:rFonts w:ascii="Calibri" w:eastAsia="Times New Roman" w:hAnsi="Calibri" w:cs="Calibri"/>
+                <w:color w:val="000000"/>
+              </w:rPr>
+            </w:pPr>
+            <w:r>
+              <w:rPr>
+                <w:rFonts w:ascii="Calibri" w:eastAsia="Times New Roman" w:hAnsi="Calibri" w:cs="Calibri"/>
+                <w:color w:val="000000"/>
+              </w:rPr>
+              <w:t>Yes</w:t>
+            </w:r>
+          </w:p>
+        </w:tc>
+        <w:tc>
+          <w:tcPr>
+            <w:tcW w:w="1384" w:type="dxa"/>
+          </w:tcPr>
+          <w:p>
+            <w:pPr>
+              <w:jc w:val="center"/>
+              <w:cnfStyle w:val="000000000000" w:firstRow="0" w:lastRow="0" w:firstColumn="0" w:lastColumn="0" w:oddVBand="0" w:evenVBand="0" w:oddHBand="0" w:evenHBand="0" w:firstRowFirstColumn="0" w:firstRowLastColumn="0" w:lastRowFirstColumn="0" w:lastRowLastColumn="0"/>
+              <w:rPr>
+                <w:rFonts w:ascii="Calibri" w:eastAsia="Times New Roman" w:hAnsi="Calibri" w:cs="Calibri"/>
+                <w:color w:val="000000"/>
+              </w:rPr>
+            </w:pPr>
+            <w:r>
+              <w:rPr>
+                <w:rFonts w:ascii="Calibri" w:eastAsia="Times New Roman" w:hAnsi="Calibri" w:cs="Calibri"/>
+                <w:color w:val="000000"/>
+              </w:rPr>
+              <w:t>No</w:t>
+            </w:r>
+          </w:p>
+        </w:tc>
+        <w:tc>
+          <w:tcPr>
+            <w:tcW w:w="1384" w:type="dxa"/>
             <w:noWrap/>
             <w:hideMark/>
           </w:tcPr>
@@ -3702,54 +3746,6 @@
                 <w:color w:val="000000"/>
               </w:rPr>
               <w:t>0</w:t>
-            </w:r>
-          </w:p>
-        </w:tc>
-        <w:tc>
-          <w:tcPr>
-            <w:tcW w:w="1167" w:type="dxa"/>
-            <w:noWrap/>
-            <w:hideMark/>
-          </w:tcPr>
-          <w:p>
-            <w:pPr>
-              <w:jc w:val="center"/>
-              <w:cnfStyle w:val="000000000000" w:firstRow="0" w:lastRow="0" w:firstColumn="0" w:lastColumn="0" w:oddVBand="0" w:evenVBand="0" w:oddHBand="0" w:evenHBand="0" w:firstRowFirstColumn="0" w:firstRowLastColumn="0" w:lastRowFirstColumn="0" w:lastRowLastColumn="0"/>
-              <w:rPr>
-                <w:rFonts w:ascii="Calibri" w:eastAsia="Times New Roman" w:hAnsi="Calibri" w:cs="Calibri"/>
-                <w:color w:val="000000"/>
-              </w:rPr>
-            </w:pPr>
-            <w:r>
-              <w:rPr>
-                <w:rFonts w:ascii="Calibri" w:eastAsia="Times New Roman" w:hAnsi="Calibri" w:cs="Calibri"/>
-                <w:color w:val="000000"/>
-              </w:rPr>
-              <w:t>Yes</w:t>
-            </w:r>
-          </w:p>
-        </w:tc>
-        <w:tc>
-          <w:tcPr>
-            <w:tcW w:w="1082" w:type="dxa"/>
-            <w:noWrap/>
-            <w:hideMark/>
-          </w:tcPr>
-          <w:p>
-            <w:pPr>
-              <w:jc w:val="center"/>
-              <w:cnfStyle w:val="000000000000" w:firstRow="0" w:lastRow="0" w:firstColumn="0" w:lastColumn="0" w:oddVBand="0" w:evenVBand="0" w:oddHBand="0" w:evenHBand="0" w:firstRowFirstColumn="0" w:firstRowLastColumn="0" w:lastRowFirstColumn="0" w:lastRowLastColumn="0"/>
-              <w:rPr>
-                <w:rFonts w:ascii="Calibri" w:eastAsia="Times New Roman" w:hAnsi="Calibri" w:cs="Calibri"/>
-                <w:color w:val="000000"/>
-              </w:rPr>
-            </w:pPr>
-            <w:r>
-              <w:rPr>
-                <w:rFonts w:ascii="Calibri" w:eastAsia="Times New Roman" w:hAnsi="Calibri" w:cs="Calibri"/>
-                <w:color w:val="000000"/>
-              </w:rPr>
-              <w:t>No</w:t>
             </w:r>
           </w:p>
         </w:tc>
@@ -3795,12 +3791,16 @@
               <w:jc w:val="center"/>
               <w:rPr>
                 <w:rFonts w:ascii="Calibri" w:eastAsia="Times New Roman" w:hAnsi="Calibri" w:cs="Calibri"/>
-                <w:color w:val="000000"/>
-              </w:rPr>
-            </w:pPr>
-            <w:r>
-              <w:rPr>
-                <w:rFonts w:ascii="Calibri" w:eastAsia="Times New Roman" w:hAnsi="Calibri" w:cs="Calibri"/>
+                <w:b w:val="0"/>
+                <w:bCs w:val="0"/>
+                <w:color w:val="000000"/>
+              </w:rPr>
+            </w:pPr>
+            <w:r>
+              <w:rPr>
+                <w:rFonts w:ascii="Calibri" w:eastAsia="Times New Roman" w:hAnsi="Calibri" w:cs="Calibri"/>
+                <w:b w:val="0"/>
+                <w:bCs w:val="0"/>
                 <w:color w:val="000000"/>
               </w:rPr>
               <w:t>M</w:t>
@@ -3882,6 +3882,50 @@
         <w:tc>
           <w:tcPr>
             <w:tcW w:w="1384" w:type="dxa"/>
+          </w:tcPr>
+          <w:p>
+            <w:pPr>
+              <w:jc w:val="center"/>
+              <w:cnfStyle w:val="000000100000" w:firstRow="0" w:lastRow="0" w:firstColumn="0" w:lastColumn="0" w:oddVBand="0" w:evenVBand="0" w:oddHBand="1" w:evenHBand="0" w:firstRowFirstColumn="0" w:firstRowLastColumn="0" w:lastRowFirstColumn="0" w:lastRowLastColumn="0"/>
+              <w:rPr>
+                <w:rFonts w:ascii="Calibri" w:eastAsia="Times New Roman" w:hAnsi="Calibri" w:cs="Calibri"/>
+                <w:color w:val="000000"/>
+              </w:rPr>
+            </w:pPr>
+            <w:r>
+              <w:rPr>
+                <w:rFonts w:ascii="Calibri" w:eastAsia="Times New Roman" w:hAnsi="Calibri" w:cs="Calibri"/>
+                <w:color w:val="000000"/>
+              </w:rPr>
+              <w:t>No</w:t>
+            </w:r>
+          </w:p>
+        </w:tc>
+        <w:tc>
+          <w:tcPr>
+            <w:tcW w:w="1384" w:type="dxa"/>
+          </w:tcPr>
+          <w:p>
+            <w:pPr>
+              <w:jc w:val="center"/>
+              <w:cnfStyle w:val="000000100000" w:firstRow="0" w:lastRow="0" w:firstColumn="0" w:lastColumn="0" w:oddVBand="0" w:evenVBand="0" w:oddHBand="1" w:evenHBand="0" w:firstRowFirstColumn="0" w:firstRowLastColumn="0" w:lastRowFirstColumn="0" w:lastRowLastColumn="0"/>
+              <w:rPr>
+                <w:rFonts w:ascii="Calibri" w:eastAsia="Times New Roman" w:hAnsi="Calibri" w:cs="Calibri"/>
+                <w:color w:val="000000"/>
+              </w:rPr>
+            </w:pPr>
+            <w:r>
+              <w:rPr>
+                <w:rFonts w:ascii="Calibri" w:eastAsia="Times New Roman" w:hAnsi="Calibri" w:cs="Calibri"/>
+                <w:color w:val="000000"/>
+              </w:rPr>
+              <w:t>No</w:t>
+            </w:r>
+          </w:p>
+        </w:tc>
+        <w:tc>
+          <w:tcPr>
+            <w:tcW w:w="1384" w:type="dxa"/>
             <w:noWrap/>
             <w:hideMark/>
           </w:tcPr>
@@ -3900,54 +3944,6 @@
                 <w:color w:val="000000"/>
               </w:rPr>
               <w:t>0</w:t>
-            </w:r>
-          </w:p>
-        </w:tc>
-        <w:tc>
-          <w:tcPr>
-            <w:tcW w:w="1167" w:type="dxa"/>
-            <w:noWrap/>
-            <w:hideMark/>
-          </w:tcPr>
-          <w:p>
-            <w:pPr>
-              <w:jc w:val="center"/>
-              <w:cnfStyle w:val="000000100000" w:firstRow="0" w:lastRow="0" w:firstColumn="0" w:lastColumn="0" w:oddVBand="0" w:evenVBand="0" w:oddHBand="1" w:evenHBand="0" w:firstRowFirstColumn="0" w:firstRowLastColumn="0" w:lastRowFirstColumn="0" w:lastRowLastColumn="0"/>
-              <w:rPr>
-                <w:rFonts w:ascii="Calibri" w:eastAsia="Times New Roman" w:hAnsi="Calibri" w:cs="Calibri"/>
-                <w:color w:val="000000"/>
-              </w:rPr>
-            </w:pPr>
-            <w:r>
-              <w:rPr>
-                <w:rFonts w:ascii="Calibri" w:eastAsia="Times New Roman" w:hAnsi="Calibri" w:cs="Calibri"/>
-                <w:color w:val="000000"/>
-              </w:rPr>
-              <w:t>No</w:t>
-            </w:r>
-          </w:p>
-        </w:tc>
-        <w:tc>
-          <w:tcPr>
-            <w:tcW w:w="1082" w:type="dxa"/>
-            <w:noWrap/>
-            <w:hideMark/>
-          </w:tcPr>
-          <w:p>
-            <w:pPr>
-              <w:jc w:val="center"/>
-              <w:cnfStyle w:val="000000100000" w:firstRow="0" w:lastRow="0" w:firstColumn="0" w:lastColumn="0" w:oddVBand="0" w:evenVBand="0" w:oddHBand="1" w:evenHBand="0" w:firstRowFirstColumn="0" w:firstRowLastColumn="0" w:lastRowFirstColumn="0" w:lastRowLastColumn="0"/>
-              <w:rPr>
-                <w:rFonts w:ascii="Calibri" w:eastAsia="Times New Roman" w:hAnsi="Calibri" w:cs="Calibri"/>
-                <w:color w:val="000000"/>
-              </w:rPr>
-            </w:pPr>
-            <w:r>
-              <w:rPr>
-                <w:rFonts w:ascii="Calibri" w:eastAsia="Times New Roman" w:hAnsi="Calibri" w:cs="Calibri"/>
-                <w:color w:val="000000"/>
-              </w:rPr>
-              <w:t>No</w:t>
             </w:r>
           </w:p>
         </w:tc>
@@ -3992,12 +3988,16 @@
               <w:jc w:val="center"/>
               <w:rPr>
                 <w:rFonts w:ascii="Calibri" w:eastAsia="Times New Roman" w:hAnsi="Calibri" w:cs="Calibri"/>
-                <w:color w:val="000000"/>
-              </w:rPr>
-            </w:pPr>
-            <w:r>
-              <w:rPr>
-                <w:rFonts w:ascii="Calibri" w:eastAsia="Times New Roman" w:hAnsi="Calibri" w:cs="Calibri"/>
+                <w:b w:val="0"/>
+                <w:bCs w:val="0"/>
+                <w:color w:val="000000"/>
+              </w:rPr>
+            </w:pPr>
+            <w:r>
+              <w:rPr>
+                <w:rFonts w:ascii="Calibri" w:eastAsia="Times New Roman" w:hAnsi="Calibri" w:cs="Calibri"/>
+                <w:b w:val="0"/>
+                <w:bCs w:val="0"/>
                 <w:color w:val="000000"/>
               </w:rPr>
               <w:t>F</w:t>
@@ -4079,6 +4079,50 @@
         <w:tc>
           <w:tcPr>
             <w:tcW w:w="1384" w:type="dxa"/>
+          </w:tcPr>
+          <w:p>
+            <w:pPr>
+              <w:jc w:val="center"/>
+              <w:cnfStyle w:val="000000000000" w:firstRow="0" w:lastRow="0" w:firstColumn="0" w:lastColumn="0" w:oddVBand="0" w:evenVBand="0" w:oddHBand="0" w:evenHBand="0" w:firstRowFirstColumn="0" w:firstRowLastColumn="0" w:lastRowFirstColumn="0" w:lastRowLastColumn="0"/>
+              <w:rPr>
+                <w:rFonts w:ascii="Calibri" w:eastAsia="Times New Roman" w:hAnsi="Calibri" w:cs="Calibri"/>
+                <w:color w:val="000000"/>
+              </w:rPr>
+            </w:pPr>
+            <w:r>
+              <w:rPr>
+                <w:rFonts w:ascii="Calibri" w:eastAsia="Times New Roman" w:hAnsi="Calibri" w:cs="Calibri"/>
+                <w:color w:val="000000"/>
+              </w:rPr>
+              <w:t>No</w:t>
+            </w:r>
+          </w:p>
+        </w:tc>
+        <w:tc>
+          <w:tcPr>
+            <w:tcW w:w="1384" w:type="dxa"/>
+          </w:tcPr>
+          <w:p>
+            <w:pPr>
+              <w:jc w:val="center"/>
+              <w:cnfStyle w:val="000000000000" w:firstRow="0" w:lastRow="0" w:firstColumn="0" w:lastColumn="0" w:oddVBand="0" w:evenVBand="0" w:oddHBand="0" w:evenHBand="0" w:firstRowFirstColumn="0" w:firstRowLastColumn="0" w:lastRowFirstColumn="0" w:lastRowLastColumn="0"/>
+              <w:rPr>
+                <w:rFonts w:ascii="Calibri" w:eastAsia="Times New Roman" w:hAnsi="Calibri" w:cs="Calibri"/>
+                <w:color w:val="000000"/>
+              </w:rPr>
+            </w:pPr>
+            <w:r>
+              <w:rPr>
+                <w:rFonts w:ascii="Calibri" w:eastAsia="Times New Roman" w:hAnsi="Calibri" w:cs="Calibri"/>
+                <w:color w:val="000000"/>
+              </w:rPr>
+              <w:t>No</w:t>
+            </w:r>
+          </w:p>
+        </w:tc>
+        <w:tc>
+          <w:tcPr>
+            <w:tcW w:w="1384" w:type="dxa"/>
             <w:noWrap/>
             <w:hideMark/>
           </w:tcPr>
@@ -4097,54 +4141,6 @@
                 <w:color w:val="000000"/>
               </w:rPr>
               <w:t>0</w:t>
-            </w:r>
-          </w:p>
-        </w:tc>
-        <w:tc>
-          <w:tcPr>
-            <w:tcW w:w="1167" w:type="dxa"/>
-            <w:noWrap/>
-            <w:hideMark/>
-          </w:tcPr>
-          <w:p>
-            <w:pPr>
-              <w:jc w:val="center"/>
-              <w:cnfStyle w:val="000000000000" w:firstRow="0" w:lastRow="0" w:firstColumn="0" w:lastColumn="0" w:oddVBand="0" w:evenVBand="0" w:oddHBand="0" w:evenHBand="0" w:firstRowFirstColumn="0" w:firstRowLastColumn="0" w:lastRowFirstColumn="0" w:lastRowLastColumn="0"/>
-              <w:rPr>
-                <w:rFonts w:ascii="Calibri" w:eastAsia="Times New Roman" w:hAnsi="Calibri" w:cs="Calibri"/>
-                <w:color w:val="000000"/>
-              </w:rPr>
-            </w:pPr>
-            <w:r>
-              <w:rPr>
-                <w:rFonts w:ascii="Calibri" w:eastAsia="Times New Roman" w:hAnsi="Calibri" w:cs="Calibri"/>
-                <w:color w:val="000000"/>
-              </w:rPr>
-              <w:t>No</w:t>
-            </w:r>
-          </w:p>
-        </w:tc>
-        <w:tc>
-          <w:tcPr>
-            <w:tcW w:w="1082" w:type="dxa"/>
-            <w:noWrap/>
-            <w:hideMark/>
-          </w:tcPr>
-          <w:p>
-            <w:pPr>
-              <w:jc w:val="center"/>
-              <w:cnfStyle w:val="000000000000" w:firstRow="0" w:lastRow="0" w:firstColumn="0" w:lastColumn="0" w:oddVBand="0" w:evenVBand="0" w:oddHBand="0" w:evenHBand="0" w:firstRowFirstColumn="0" w:firstRowLastColumn="0" w:lastRowFirstColumn="0" w:lastRowLastColumn="0"/>
-              <w:rPr>
-                <w:rFonts w:ascii="Calibri" w:eastAsia="Times New Roman" w:hAnsi="Calibri" w:cs="Calibri"/>
-                <w:color w:val="000000"/>
-              </w:rPr>
-            </w:pPr>
-            <w:r>
-              <w:rPr>
-                <w:rFonts w:ascii="Calibri" w:eastAsia="Times New Roman" w:hAnsi="Calibri" w:cs="Calibri"/>
-                <w:color w:val="000000"/>
-              </w:rPr>
-              <w:t>No</w:t>
             </w:r>
           </w:p>
         </w:tc>
@@ -4190,12 +4186,16 @@
               <w:jc w:val="center"/>
               <w:rPr>
                 <w:rFonts w:ascii="Calibri" w:eastAsia="Times New Roman" w:hAnsi="Calibri" w:cs="Calibri"/>
-                <w:color w:val="000000"/>
-              </w:rPr>
-            </w:pPr>
-            <w:r>
-              <w:rPr>
-                <w:rFonts w:ascii="Calibri" w:eastAsia="Times New Roman" w:hAnsi="Calibri" w:cs="Calibri"/>
+                <w:b w:val="0"/>
+                <w:bCs w:val="0"/>
+                <w:color w:val="000000"/>
+              </w:rPr>
+            </w:pPr>
+            <w:r>
+              <w:rPr>
+                <w:rFonts w:ascii="Calibri" w:eastAsia="Times New Roman" w:hAnsi="Calibri" w:cs="Calibri"/>
+                <w:b w:val="0"/>
+                <w:bCs w:val="0"/>
                 <w:color w:val="000000"/>
               </w:rPr>
               <w:t>M</w:t>
@@ -4277,6 +4277,50 @@
         <w:tc>
           <w:tcPr>
             <w:tcW w:w="1384" w:type="dxa"/>
+          </w:tcPr>
+          <w:p>
+            <w:pPr>
+              <w:jc w:val="center"/>
+              <w:cnfStyle w:val="000000100000" w:firstRow="0" w:lastRow="0" w:firstColumn="0" w:lastColumn="0" w:oddVBand="0" w:evenVBand="0" w:oddHBand="1" w:evenHBand="0" w:firstRowFirstColumn="0" w:firstRowLastColumn="0" w:lastRowFirstColumn="0" w:lastRowLastColumn="0"/>
+              <w:rPr>
+                <w:rFonts w:ascii="Calibri" w:eastAsia="Times New Roman" w:hAnsi="Calibri" w:cs="Calibri"/>
+                <w:color w:val="000000"/>
+              </w:rPr>
+            </w:pPr>
+            <w:r>
+              <w:rPr>
+                <w:rFonts w:ascii="Calibri" w:eastAsia="Times New Roman" w:hAnsi="Calibri" w:cs="Calibri"/>
+                <w:color w:val="000000"/>
+              </w:rPr>
+              <w:t>Yes</w:t>
+            </w:r>
+          </w:p>
+        </w:tc>
+        <w:tc>
+          <w:tcPr>
+            <w:tcW w:w="1384" w:type="dxa"/>
+          </w:tcPr>
+          <w:p>
+            <w:pPr>
+              <w:jc w:val="center"/>
+              <w:cnfStyle w:val="000000100000" w:firstRow="0" w:lastRow="0" w:firstColumn="0" w:lastColumn="0" w:oddVBand="0" w:evenVBand="0" w:oddHBand="1" w:evenHBand="0" w:firstRowFirstColumn="0" w:firstRowLastColumn="0" w:lastRowFirstColumn="0" w:lastRowLastColumn="0"/>
+              <w:rPr>
+                <w:rFonts w:ascii="Calibri" w:eastAsia="Times New Roman" w:hAnsi="Calibri" w:cs="Calibri"/>
+                <w:color w:val="000000"/>
+              </w:rPr>
+            </w:pPr>
+            <w:r>
+              <w:rPr>
+                <w:rFonts w:ascii="Calibri" w:eastAsia="Times New Roman" w:hAnsi="Calibri" w:cs="Calibri"/>
+                <w:color w:val="000000"/>
+              </w:rPr>
+              <w:t>No</w:t>
+            </w:r>
+          </w:p>
+        </w:tc>
+        <w:tc>
+          <w:tcPr>
+            <w:tcW w:w="1384" w:type="dxa"/>
             <w:noWrap/>
             <w:hideMark/>
           </w:tcPr>
@@ -4295,54 +4339,6 @@
                 <w:color w:val="000000"/>
               </w:rPr>
               <w:t>0</w:t>
-            </w:r>
-          </w:p>
-        </w:tc>
-        <w:tc>
-          <w:tcPr>
-            <w:tcW w:w="1167" w:type="dxa"/>
-            <w:noWrap/>
-            <w:hideMark/>
-          </w:tcPr>
-          <w:p>
-            <w:pPr>
-              <w:jc w:val="center"/>
-              <w:cnfStyle w:val="000000100000" w:firstRow="0" w:lastRow="0" w:firstColumn="0" w:lastColumn="0" w:oddVBand="0" w:evenVBand="0" w:oddHBand="1" w:evenHBand="0" w:firstRowFirstColumn="0" w:firstRowLastColumn="0" w:lastRowFirstColumn="0" w:lastRowLastColumn="0"/>
-              <w:rPr>
-                <w:rFonts w:ascii="Calibri" w:eastAsia="Times New Roman" w:hAnsi="Calibri" w:cs="Calibri"/>
-                <w:color w:val="000000"/>
-              </w:rPr>
-            </w:pPr>
-            <w:r>
-              <w:rPr>
-                <w:rFonts w:ascii="Calibri" w:eastAsia="Times New Roman" w:hAnsi="Calibri" w:cs="Calibri"/>
-                <w:color w:val="000000"/>
-              </w:rPr>
-              <w:t>Yes</w:t>
-            </w:r>
-          </w:p>
-        </w:tc>
-        <w:tc>
-          <w:tcPr>
-            <w:tcW w:w="1082" w:type="dxa"/>
-            <w:noWrap/>
-            <w:hideMark/>
-          </w:tcPr>
-          <w:p>
-            <w:pPr>
-              <w:jc w:val="center"/>
-              <w:cnfStyle w:val="000000100000" w:firstRow="0" w:lastRow="0" w:firstColumn="0" w:lastColumn="0" w:oddVBand="0" w:evenVBand="0" w:oddHBand="1" w:evenHBand="0" w:firstRowFirstColumn="0" w:firstRowLastColumn="0" w:lastRowFirstColumn="0" w:lastRowLastColumn="0"/>
-              <w:rPr>
-                <w:rFonts w:ascii="Calibri" w:eastAsia="Times New Roman" w:hAnsi="Calibri" w:cs="Calibri"/>
-                <w:color w:val="000000"/>
-              </w:rPr>
-            </w:pPr>
-            <w:r>
-              <w:rPr>
-                <w:rFonts w:ascii="Calibri" w:eastAsia="Times New Roman" w:hAnsi="Calibri" w:cs="Calibri"/>
-                <w:color w:val="000000"/>
-              </w:rPr>
-              <w:t>No</w:t>
             </w:r>
           </w:p>
         </w:tc>
@@ -4387,12 +4383,16 @@
               <w:jc w:val="center"/>
               <w:rPr>
                 <w:rFonts w:ascii="Calibri" w:eastAsia="Times New Roman" w:hAnsi="Calibri" w:cs="Calibri"/>
-                <w:color w:val="000000"/>
-              </w:rPr>
-            </w:pPr>
-            <w:r>
-              <w:rPr>
-                <w:rFonts w:ascii="Calibri" w:eastAsia="Times New Roman" w:hAnsi="Calibri" w:cs="Calibri"/>
+                <w:b w:val="0"/>
+                <w:bCs w:val="0"/>
+                <w:color w:val="000000"/>
+              </w:rPr>
+            </w:pPr>
+            <w:r>
+              <w:rPr>
+                <w:rFonts w:ascii="Calibri" w:eastAsia="Times New Roman" w:hAnsi="Calibri" w:cs="Calibri"/>
+                <w:b w:val="0"/>
+                <w:bCs w:val="0"/>
                 <w:color w:val="000000"/>
               </w:rPr>
               <w:t>M</w:t>
@@ -4474,6 +4474,50 @@
         <w:tc>
           <w:tcPr>
             <w:tcW w:w="1384" w:type="dxa"/>
+          </w:tcPr>
+          <w:p>
+            <w:pPr>
+              <w:jc w:val="center"/>
+              <w:cnfStyle w:val="000000000000" w:firstRow="0" w:lastRow="0" w:firstColumn="0" w:lastColumn="0" w:oddVBand="0" w:evenVBand="0" w:oddHBand="0" w:evenHBand="0" w:firstRowFirstColumn="0" w:firstRowLastColumn="0" w:lastRowFirstColumn="0" w:lastRowLastColumn="0"/>
+              <w:rPr>
+                <w:rFonts w:ascii="Calibri" w:eastAsia="Times New Roman" w:hAnsi="Calibri" w:cs="Calibri"/>
+                <w:color w:val="000000"/>
+              </w:rPr>
+            </w:pPr>
+            <w:r>
+              <w:rPr>
+                <w:rFonts w:ascii="Calibri" w:eastAsia="Times New Roman" w:hAnsi="Calibri" w:cs="Calibri"/>
+                <w:color w:val="000000"/>
+              </w:rPr>
+              <w:t>No</w:t>
+            </w:r>
+          </w:p>
+        </w:tc>
+        <w:tc>
+          <w:tcPr>
+            <w:tcW w:w="1384" w:type="dxa"/>
+          </w:tcPr>
+          <w:p>
+            <w:pPr>
+              <w:jc w:val="center"/>
+              <w:cnfStyle w:val="000000000000" w:firstRow="0" w:lastRow="0" w:firstColumn="0" w:lastColumn="0" w:oddVBand="0" w:evenVBand="0" w:oddHBand="0" w:evenHBand="0" w:firstRowFirstColumn="0" w:firstRowLastColumn="0" w:lastRowFirstColumn="0" w:lastRowLastColumn="0"/>
+              <w:rPr>
+                <w:rFonts w:ascii="Calibri" w:eastAsia="Times New Roman" w:hAnsi="Calibri" w:cs="Calibri"/>
+                <w:color w:val="000000"/>
+              </w:rPr>
+            </w:pPr>
+            <w:r>
+              <w:rPr>
+                <w:rFonts w:ascii="Calibri" w:eastAsia="Times New Roman" w:hAnsi="Calibri" w:cs="Calibri"/>
+                <w:color w:val="000000"/>
+              </w:rPr>
+              <w:t>No</w:t>
+            </w:r>
+          </w:p>
+        </w:tc>
+        <w:tc>
+          <w:tcPr>
+            <w:tcW w:w="1384" w:type="dxa"/>
             <w:noWrap/>
             <w:hideMark/>
           </w:tcPr>
@@ -4492,54 +4536,6 @@
                 <w:color w:val="000000"/>
               </w:rPr>
               <w:t>0</w:t>
-            </w:r>
-          </w:p>
-        </w:tc>
-        <w:tc>
-          <w:tcPr>
-            <w:tcW w:w="1167" w:type="dxa"/>
-            <w:noWrap/>
-            <w:hideMark/>
-          </w:tcPr>
-          <w:p>
-            <w:pPr>
-              <w:jc w:val="center"/>
-              <w:cnfStyle w:val="000000000000" w:firstRow="0" w:lastRow="0" w:firstColumn="0" w:lastColumn="0" w:oddVBand="0" w:evenVBand="0" w:oddHBand="0" w:evenHBand="0" w:firstRowFirstColumn="0" w:firstRowLastColumn="0" w:lastRowFirstColumn="0" w:lastRowLastColumn="0"/>
-              <w:rPr>
-                <w:rFonts w:ascii="Calibri" w:eastAsia="Times New Roman" w:hAnsi="Calibri" w:cs="Calibri"/>
-                <w:color w:val="000000"/>
-              </w:rPr>
-            </w:pPr>
-            <w:r>
-              <w:rPr>
-                <w:rFonts w:ascii="Calibri" w:eastAsia="Times New Roman" w:hAnsi="Calibri" w:cs="Calibri"/>
-                <w:color w:val="000000"/>
-              </w:rPr>
-              <w:t>No</w:t>
-            </w:r>
-          </w:p>
-        </w:tc>
-        <w:tc>
-          <w:tcPr>
-            <w:tcW w:w="1082" w:type="dxa"/>
-            <w:noWrap/>
-            <w:hideMark/>
-          </w:tcPr>
-          <w:p>
-            <w:pPr>
-              <w:jc w:val="center"/>
-              <w:cnfStyle w:val="000000000000" w:firstRow="0" w:lastRow="0" w:firstColumn="0" w:lastColumn="0" w:oddVBand="0" w:evenVBand="0" w:oddHBand="0" w:evenHBand="0" w:firstRowFirstColumn="0" w:firstRowLastColumn="0" w:lastRowFirstColumn="0" w:lastRowLastColumn="0"/>
-              <w:rPr>
-                <w:rFonts w:ascii="Calibri" w:eastAsia="Times New Roman" w:hAnsi="Calibri" w:cs="Calibri"/>
-                <w:color w:val="000000"/>
-              </w:rPr>
-            </w:pPr>
-            <w:r>
-              <w:rPr>
-                <w:rFonts w:ascii="Calibri" w:eastAsia="Times New Roman" w:hAnsi="Calibri" w:cs="Calibri"/>
-                <w:color w:val="000000"/>
-              </w:rPr>
-              <w:t>No</w:t>
             </w:r>
           </w:p>
         </w:tc>
@@ -4585,12 +4581,16 @@
               <w:jc w:val="center"/>
               <w:rPr>
                 <w:rFonts w:ascii="Calibri" w:eastAsia="Times New Roman" w:hAnsi="Calibri" w:cs="Calibri"/>
-                <w:color w:val="000000"/>
-              </w:rPr>
-            </w:pPr>
-            <w:r>
-              <w:rPr>
-                <w:rFonts w:ascii="Calibri" w:eastAsia="Times New Roman" w:hAnsi="Calibri" w:cs="Calibri"/>
+                <w:b w:val="0"/>
+                <w:bCs w:val="0"/>
+                <w:color w:val="000000"/>
+              </w:rPr>
+            </w:pPr>
+            <w:r>
+              <w:rPr>
+                <w:rFonts w:ascii="Calibri" w:eastAsia="Times New Roman" w:hAnsi="Calibri" w:cs="Calibri"/>
+                <w:b w:val="0"/>
+                <w:bCs w:val="0"/>
                 <w:color w:val="000000"/>
               </w:rPr>
               <w:t>M</w:t>
@@ -4672,6 +4672,50 @@
         <w:tc>
           <w:tcPr>
             <w:tcW w:w="1384" w:type="dxa"/>
+          </w:tcPr>
+          <w:p>
+            <w:pPr>
+              <w:jc w:val="center"/>
+              <w:cnfStyle w:val="000000100000" w:firstRow="0" w:lastRow="0" w:firstColumn="0" w:lastColumn="0" w:oddVBand="0" w:evenVBand="0" w:oddHBand="1" w:evenHBand="0" w:firstRowFirstColumn="0" w:firstRowLastColumn="0" w:lastRowFirstColumn="0" w:lastRowLastColumn="0"/>
+              <w:rPr>
+                <w:rFonts w:ascii="Calibri" w:eastAsia="Times New Roman" w:hAnsi="Calibri" w:cs="Calibri"/>
+                <w:color w:val="000000"/>
+              </w:rPr>
+            </w:pPr>
+            <w:r>
+              <w:rPr>
+                <w:rFonts w:ascii="Calibri" w:eastAsia="Times New Roman" w:hAnsi="Calibri" w:cs="Calibri"/>
+                <w:color w:val="000000"/>
+              </w:rPr>
+              <w:t>No</w:t>
+            </w:r>
+          </w:p>
+        </w:tc>
+        <w:tc>
+          <w:tcPr>
+            <w:tcW w:w="1384" w:type="dxa"/>
+          </w:tcPr>
+          <w:p>
+            <w:pPr>
+              <w:jc w:val="center"/>
+              <w:cnfStyle w:val="000000100000" w:firstRow="0" w:lastRow="0" w:firstColumn="0" w:lastColumn="0" w:oddVBand="0" w:evenVBand="0" w:oddHBand="1" w:evenHBand="0" w:firstRowFirstColumn="0" w:firstRowLastColumn="0" w:lastRowFirstColumn="0" w:lastRowLastColumn="0"/>
+              <w:rPr>
+                <w:rFonts w:ascii="Calibri" w:eastAsia="Times New Roman" w:hAnsi="Calibri" w:cs="Calibri"/>
+                <w:color w:val="000000"/>
+              </w:rPr>
+            </w:pPr>
+            <w:r>
+              <w:rPr>
+                <w:rFonts w:ascii="Calibri" w:eastAsia="Times New Roman" w:hAnsi="Calibri" w:cs="Calibri"/>
+                <w:color w:val="000000"/>
+              </w:rPr>
+              <w:t>No</w:t>
+            </w:r>
+          </w:p>
+        </w:tc>
+        <w:tc>
+          <w:tcPr>
+            <w:tcW w:w="1384" w:type="dxa"/>
             <w:noWrap/>
             <w:hideMark/>
           </w:tcPr>
@@ -4690,54 +4734,6 @@
                 <w:color w:val="000000"/>
               </w:rPr>
               <w:t>1</w:t>
-            </w:r>
-          </w:p>
-        </w:tc>
-        <w:tc>
-          <w:tcPr>
-            <w:tcW w:w="1167" w:type="dxa"/>
-            <w:noWrap/>
-            <w:hideMark/>
-          </w:tcPr>
-          <w:p>
-            <w:pPr>
-              <w:jc w:val="center"/>
-              <w:cnfStyle w:val="000000100000" w:firstRow="0" w:lastRow="0" w:firstColumn="0" w:lastColumn="0" w:oddVBand="0" w:evenVBand="0" w:oddHBand="1" w:evenHBand="0" w:firstRowFirstColumn="0" w:firstRowLastColumn="0" w:lastRowFirstColumn="0" w:lastRowLastColumn="0"/>
-              <w:rPr>
-                <w:rFonts w:ascii="Calibri" w:eastAsia="Times New Roman" w:hAnsi="Calibri" w:cs="Calibri"/>
-                <w:color w:val="000000"/>
-              </w:rPr>
-            </w:pPr>
-            <w:r>
-              <w:rPr>
-                <w:rFonts w:ascii="Calibri" w:eastAsia="Times New Roman" w:hAnsi="Calibri" w:cs="Calibri"/>
-                <w:color w:val="000000"/>
-              </w:rPr>
-              <w:t>No</w:t>
-            </w:r>
-          </w:p>
-        </w:tc>
-        <w:tc>
-          <w:tcPr>
-            <w:tcW w:w="1082" w:type="dxa"/>
-            <w:noWrap/>
-            <w:hideMark/>
-          </w:tcPr>
-          <w:p>
-            <w:pPr>
-              <w:jc w:val="center"/>
-              <w:cnfStyle w:val="000000100000" w:firstRow="0" w:lastRow="0" w:firstColumn="0" w:lastColumn="0" w:oddVBand="0" w:evenVBand="0" w:oddHBand="1" w:evenHBand="0" w:firstRowFirstColumn="0" w:firstRowLastColumn="0" w:lastRowFirstColumn="0" w:lastRowLastColumn="0"/>
-              <w:rPr>
-                <w:rFonts w:ascii="Calibri" w:eastAsia="Times New Roman" w:hAnsi="Calibri" w:cs="Calibri"/>
-                <w:color w:val="000000"/>
-              </w:rPr>
-            </w:pPr>
-            <w:r>
-              <w:rPr>
-                <w:rFonts w:ascii="Calibri" w:eastAsia="Times New Roman" w:hAnsi="Calibri" w:cs="Calibri"/>
-                <w:color w:val="000000"/>
-              </w:rPr>
-              <w:t>No</w:t>
             </w:r>
           </w:p>
         </w:tc>
@@ -4782,12 +4778,16 @@
               <w:jc w:val="center"/>
               <w:rPr>
                 <w:rFonts w:ascii="Calibri" w:eastAsia="Times New Roman" w:hAnsi="Calibri" w:cs="Calibri"/>
-                <w:color w:val="000000"/>
-              </w:rPr>
-            </w:pPr>
-            <w:r>
-              <w:rPr>
-                <w:rFonts w:ascii="Calibri" w:eastAsia="Times New Roman" w:hAnsi="Calibri" w:cs="Calibri"/>
+                <w:b w:val="0"/>
+                <w:bCs w:val="0"/>
+                <w:color w:val="000000"/>
+              </w:rPr>
+            </w:pPr>
+            <w:r>
+              <w:rPr>
+                <w:rFonts w:ascii="Calibri" w:eastAsia="Times New Roman" w:hAnsi="Calibri" w:cs="Calibri"/>
+                <w:b w:val="0"/>
+                <w:bCs w:val="0"/>
                 <w:color w:val="000000"/>
               </w:rPr>
               <w:t>M</w:t>
@@ -4869,6 +4869,50 @@
         <w:tc>
           <w:tcPr>
             <w:tcW w:w="1384" w:type="dxa"/>
+          </w:tcPr>
+          <w:p>
+            <w:pPr>
+              <w:jc w:val="center"/>
+              <w:cnfStyle w:val="000000000000" w:firstRow="0" w:lastRow="0" w:firstColumn="0" w:lastColumn="0" w:oddVBand="0" w:evenVBand="0" w:oddHBand="0" w:evenHBand="0" w:firstRowFirstColumn="0" w:firstRowLastColumn="0" w:lastRowFirstColumn="0" w:lastRowLastColumn="0"/>
+              <w:rPr>
+                <w:rFonts w:ascii="Calibri" w:eastAsia="Times New Roman" w:hAnsi="Calibri" w:cs="Calibri"/>
+                <w:color w:val="000000"/>
+              </w:rPr>
+            </w:pPr>
+            <w:r>
+              <w:rPr>
+                <w:rFonts w:ascii="Calibri" w:eastAsia="Times New Roman" w:hAnsi="Calibri" w:cs="Calibri"/>
+                <w:color w:val="000000"/>
+              </w:rPr>
+              <w:t>Yes</w:t>
+            </w:r>
+          </w:p>
+        </w:tc>
+        <w:tc>
+          <w:tcPr>
+            <w:tcW w:w="1384" w:type="dxa"/>
+          </w:tcPr>
+          <w:p>
+            <w:pPr>
+              <w:jc w:val="center"/>
+              <w:cnfStyle w:val="000000000000" w:firstRow="0" w:lastRow="0" w:firstColumn="0" w:lastColumn="0" w:oddVBand="0" w:evenVBand="0" w:oddHBand="0" w:evenHBand="0" w:firstRowFirstColumn="0" w:firstRowLastColumn="0" w:lastRowFirstColumn="0" w:lastRowLastColumn="0"/>
+              <w:rPr>
+                <w:rFonts w:ascii="Calibri" w:eastAsia="Times New Roman" w:hAnsi="Calibri" w:cs="Calibri"/>
+                <w:color w:val="000000"/>
+              </w:rPr>
+            </w:pPr>
+            <w:r>
+              <w:rPr>
+                <w:rFonts w:ascii="Calibri" w:eastAsia="Times New Roman" w:hAnsi="Calibri" w:cs="Calibri"/>
+                <w:color w:val="000000"/>
+              </w:rPr>
+              <w:t>Yes</w:t>
+            </w:r>
+          </w:p>
+        </w:tc>
+        <w:tc>
+          <w:tcPr>
+            <w:tcW w:w="1384" w:type="dxa"/>
             <w:noWrap/>
             <w:hideMark/>
           </w:tcPr>
@@ -4887,54 +4931,6 @@
                 <w:color w:val="000000"/>
               </w:rPr>
               <w:t>1</w:t>
-            </w:r>
-          </w:p>
-        </w:tc>
-        <w:tc>
-          <w:tcPr>
-            <w:tcW w:w="1167" w:type="dxa"/>
-            <w:noWrap/>
-            <w:hideMark/>
-          </w:tcPr>
-          <w:p>
-            <w:pPr>
-              <w:jc w:val="center"/>
-              <w:cnfStyle w:val="000000000000" w:firstRow="0" w:lastRow="0" w:firstColumn="0" w:lastColumn="0" w:oddVBand="0" w:evenVBand="0" w:oddHBand="0" w:evenHBand="0" w:firstRowFirstColumn="0" w:firstRowLastColumn="0" w:lastRowFirstColumn="0" w:lastRowLastColumn="0"/>
-              <w:rPr>
-                <w:rFonts w:ascii="Calibri" w:eastAsia="Times New Roman" w:hAnsi="Calibri" w:cs="Calibri"/>
-                <w:color w:val="000000"/>
-              </w:rPr>
-            </w:pPr>
-            <w:r>
-              <w:rPr>
-                <w:rFonts w:ascii="Calibri" w:eastAsia="Times New Roman" w:hAnsi="Calibri" w:cs="Calibri"/>
-                <w:color w:val="000000"/>
-              </w:rPr>
-              <w:t>Yes</w:t>
-            </w:r>
-          </w:p>
-        </w:tc>
-        <w:tc>
-          <w:tcPr>
-            <w:tcW w:w="1082" w:type="dxa"/>
-            <w:noWrap/>
-            <w:hideMark/>
-          </w:tcPr>
-          <w:p>
-            <w:pPr>
-              <w:jc w:val="center"/>
-              <w:cnfStyle w:val="000000000000" w:firstRow="0" w:lastRow="0" w:firstColumn="0" w:lastColumn="0" w:oddVBand="0" w:evenVBand="0" w:oddHBand="0" w:evenHBand="0" w:firstRowFirstColumn="0" w:firstRowLastColumn="0" w:lastRowFirstColumn="0" w:lastRowLastColumn="0"/>
-              <w:rPr>
-                <w:rFonts w:ascii="Calibri" w:eastAsia="Times New Roman" w:hAnsi="Calibri" w:cs="Calibri"/>
-                <w:color w:val="000000"/>
-              </w:rPr>
-            </w:pPr>
-            <w:r>
-              <w:rPr>
-                <w:rFonts w:ascii="Calibri" w:eastAsia="Times New Roman" w:hAnsi="Calibri" w:cs="Calibri"/>
-                <w:color w:val="000000"/>
-              </w:rPr>
-              <w:t>Yes</w:t>
             </w:r>
           </w:p>
         </w:tc>
@@ -4980,12 +4976,16 @@
               <w:jc w:val="center"/>
               <w:rPr>
                 <w:rFonts w:ascii="Calibri" w:eastAsia="Times New Roman" w:hAnsi="Calibri" w:cs="Calibri"/>
-                <w:color w:val="000000"/>
-              </w:rPr>
-            </w:pPr>
-            <w:r>
-              <w:rPr>
-                <w:rFonts w:ascii="Calibri" w:eastAsia="Times New Roman" w:hAnsi="Calibri" w:cs="Calibri"/>
+                <w:b w:val="0"/>
+                <w:bCs w:val="0"/>
+                <w:color w:val="000000"/>
+              </w:rPr>
+            </w:pPr>
+            <w:r>
+              <w:rPr>
+                <w:rFonts w:ascii="Calibri" w:eastAsia="Times New Roman" w:hAnsi="Calibri" w:cs="Calibri"/>
+                <w:b w:val="0"/>
+                <w:bCs w:val="0"/>
                 <w:color w:val="000000"/>
               </w:rPr>
               <w:t>M</w:t>
@@ -5067,6 +5067,50 @@
         <w:tc>
           <w:tcPr>
             <w:tcW w:w="1384" w:type="dxa"/>
+          </w:tcPr>
+          <w:p>
+            <w:pPr>
+              <w:jc w:val="center"/>
+              <w:cnfStyle w:val="000000100000" w:firstRow="0" w:lastRow="0" w:firstColumn="0" w:lastColumn="0" w:oddVBand="0" w:evenVBand="0" w:oddHBand="1" w:evenHBand="0" w:firstRowFirstColumn="0" w:firstRowLastColumn="0" w:lastRowFirstColumn="0" w:lastRowLastColumn="0"/>
+              <w:rPr>
+                <w:rFonts w:ascii="Calibri" w:eastAsia="Times New Roman" w:hAnsi="Calibri" w:cs="Calibri"/>
+                <w:color w:val="000000"/>
+              </w:rPr>
+            </w:pPr>
+            <w:r>
+              <w:rPr>
+                <w:rFonts w:ascii="Calibri" w:eastAsia="Times New Roman" w:hAnsi="Calibri" w:cs="Calibri"/>
+                <w:color w:val="000000"/>
+              </w:rPr>
+              <w:t>Yes</w:t>
+            </w:r>
+          </w:p>
+        </w:tc>
+        <w:tc>
+          <w:tcPr>
+            <w:tcW w:w="1384" w:type="dxa"/>
+          </w:tcPr>
+          <w:p>
+            <w:pPr>
+              <w:jc w:val="center"/>
+              <w:cnfStyle w:val="000000100000" w:firstRow="0" w:lastRow="0" w:firstColumn="0" w:lastColumn="0" w:oddVBand="0" w:evenVBand="0" w:oddHBand="1" w:evenHBand="0" w:firstRowFirstColumn="0" w:firstRowLastColumn="0" w:lastRowFirstColumn="0" w:lastRowLastColumn="0"/>
+              <w:rPr>
+                <w:rFonts w:ascii="Calibri" w:eastAsia="Times New Roman" w:hAnsi="Calibri" w:cs="Calibri"/>
+                <w:color w:val="000000"/>
+              </w:rPr>
+            </w:pPr>
+            <w:r>
+              <w:rPr>
+                <w:rFonts w:ascii="Calibri" w:eastAsia="Times New Roman" w:hAnsi="Calibri" w:cs="Calibri"/>
+                <w:color w:val="000000"/>
+              </w:rPr>
+              <w:t>Yes</w:t>
+            </w:r>
+          </w:p>
+        </w:tc>
+        <w:tc>
+          <w:tcPr>
+            <w:tcW w:w="1384" w:type="dxa"/>
             <w:noWrap/>
             <w:hideMark/>
           </w:tcPr>
@@ -5085,54 +5129,6 @@
                 <w:color w:val="000000"/>
               </w:rPr>
               <w:t>1</w:t>
-            </w:r>
-          </w:p>
-        </w:tc>
-        <w:tc>
-          <w:tcPr>
-            <w:tcW w:w="1167" w:type="dxa"/>
-            <w:noWrap/>
-            <w:hideMark/>
-          </w:tcPr>
-          <w:p>
-            <w:pPr>
-              <w:jc w:val="center"/>
-              <w:cnfStyle w:val="000000100000" w:firstRow="0" w:lastRow="0" w:firstColumn="0" w:lastColumn="0" w:oddVBand="0" w:evenVBand="0" w:oddHBand="1" w:evenHBand="0" w:firstRowFirstColumn="0" w:firstRowLastColumn="0" w:lastRowFirstColumn="0" w:lastRowLastColumn="0"/>
-              <w:rPr>
-                <w:rFonts w:ascii="Calibri" w:eastAsia="Times New Roman" w:hAnsi="Calibri" w:cs="Calibri"/>
-                <w:color w:val="000000"/>
-              </w:rPr>
-            </w:pPr>
-            <w:r>
-              <w:rPr>
-                <w:rFonts w:ascii="Calibri" w:eastAsia="Times New Roman" w:hAnsi="Calibri" w:cs="Calibri"/>
-                <w:color w:val="000000"/>
-              </w:rPr>
-              <w:t>Yes</w:t>
-            </w:r>
-          </w:p>
-        </w:tc>
-        <w:tc>
-          <w:tcPr>
-            <w:tcW w:w="1082" w:type="dxa"/>
-            <w:noWrap/>
-            <w:hideMark/>
-          </w:tcPr>
-          <w:p>
-            <w:pPr>
-              <w:jc w:val="center"/>
-              <w:cnfStyle w:val="000000100000" w:firstRow="0" w:lastRow="0" w:firstColumn="0" w:lastColumn="0" w:oddVBand="0" w:evenVBand="0" w:oddHBand="1" w:evenHBand="0" w:firstRowFirstColumn="0" w:firstRowLastColumn="0" w:lastRowFirstColumn="0" w:lastRowLastColumn="0"/>
-              <w:rPr>
-                <w:rFonts w:ascii="Calibri" w:eastAsia="Times New Roman" w:hAnsi="Calibri" w:cs="Calibri"/>
-                <w:color w:val="000000"/>
-              </w:rPr>
-            </w:pPr>
-            <w:r>
-              <w:rPr>
-                <w:rFonts w:ascii="Calibri" w:eastAsia="Times New Roman" w:hAnsi="Calibri" w:cs="Calibri"/>
-                <w:color w:val="000000"/>
-              </w:rPr>
-              <w:t>Yes</w:t>
             </w:r>
           </w:p>
         </w:tc>
@@ -5177,12 +5173,16 @@
               <w:jc w:val="center"/>
               <w:rPr>
                 <w:rFonts w:ascii="Calibri" w:eastAsia="Times New Roman" w:hAnsi="Calibri" w:cs="Calibri"/>
-                <w:color w:val="000000"/>
-              </w:rPr>
-            </w:pPr>
-            <w:r>
-              <w:rPr>
-                <w:rFonts w:ascii="Calibri" w:eastAsia="Times New Roman" w:hAnsi="Calibri" w:cs="Calibri"/>
+                <w:b w:val="0"/>
+                <w:bCs w:val="0"/>
+                <w:color w:val="000000"/>
+              </w:rPr>
+            </w:pPr>
+            <w:r>
+              <w:rPr>
+                <w:rFonts w:ascii="Calibri" w:eastAsia="Times New Roman" w:hAnsi="Calibri" w:cs="Calibri"/>
+                <w:b w:val="0"/>
+                <w:bCs w:val="0"/>
                 <w:color w:val="000000"/>
               </w:rPr>
               <w:t>M</w:t>
@@ -5264,6 +5264,50 @@
         <w:tc>
           <w:tcPr>
             <w:tcW w:w="1384" w:type="dxa"/>
+          </w:tcPr>
+          <w:p>
+            <w:pPr>
+              <w:jc w:val="center"/>
+              <w:cnfStyle w:val="000000000000" w:firstRow="0" w:lastRow="0" w:firstColumn="0" w:lastColumn="0" w:oddVBand="0" w:evenVBand="0" w:oddHBand="0" w:evenHBand="0" w:firstRowFirstColumn="0" w:firstRowLastColumn="0" w:lastRowFirstColumn="0" w:lastRowLastColumn="0"/>
+              <w:rPr>
+                <w:rFonts w:ascii="Calibri" w:eastAsia="Times New Roman" w:hAnsi="Calibri" w:cs="Calibri"/>
+                <w:color w:val="000000"/>
+              </w:rPr>
+            </w:pPr>
+            <w:r>
+              <w:rPr>
+                <w:rFonts w:ascii="Calibri" w:eastAsia="Times New Roman" w:hAnsi="Calibri" w:cs="Calibri"/>
+                <w:color w:val="000000"/>
+              </w:rPr>
+              <w:t>No</w:t>
+            </w:r>
+          </w:p>
+        </w:tc>
+        <w:tc>
+          <w:tcPr>
+            <w:tcW w:w="1384" w:type="dxa"/>
+          </w:tcPr>
+          <w:p>
+            <w:pPr>
+              <w:jc w:val="center"/>
+              <w:cnfStyle w:val="000000000000" w:firstRow="0" w:lastRow="0" w:firstColumn="0" w:lastColumn="0" w:oddVBand="0" w:evenVBand="0" w:oddHBand="0" w:evenHBand="0" w:firstRowFirstColumn="0" w:firstRowLastColumn="0" w:lastRowFirstColumn="0" w:lastRowLastColumn="0"/>
+              <w:rPr>
+                <w:rFonts w:ascii="Calibri" w:eastAsia="Times New Roman" w:hAnsi="Calibri" w:cs="Calibri"/>
+                <w:color w:val="000000"/>
+              </w:rPr>
+            </w:pPr>
+            <w:r>
+              <w:rPr>
+                <w:rFonts w:ascii="Calibri" w:eastAsia="Times New Roman" w:hAnsi="Calibri" w:cs="Calibri"/>
+                <w:color w:val="000000"/>
+              </w:rPr>
+              <w:t>No</w:t>
+            </w:r>
+          </w:p>
+        </w:tc>
+        <w:tc>
+          <w:tcPr>
+            <w:tcW w:w="1384" w:type="dxa"/>
             <w:noWrap/>
             <w:hideMark/>
           </w:tcPr>
@@ -5282,54 +5326,6 @@
                 <w:color w:val="000000"/>
               </w:rPr>
               <w:t>1</w:t>
-            </w:r>
-          </w:p>
-        </w:tc>
-        <w:tc>
-          <w:tcPr>
-            <w:tcW w:w="1167" w:type="dxa"/>
-            <w:noWrap/>
-            <w:hideMark/>
-          </w:tcPr>
-          <w:p>
-            <w:pPr>
-              <w:jc w:val="center"/>
-              <w:cnfStyle w:val="000000000000" w:firstRow="0" w:lastRow="0" w:firstColumn="0" w:lastColumn="0" w:oddVBand="0" w:evenVBand="0" w:oddHBand="0" w:evenHBand="0" w:firstRowFirstColumn="0" w:firstRowLastColumn="0" w:lastRowFirstColumn="0" w:lastRowLastColumn="0"/>
-              <w:rPr>
-                <w:rFonts w:ascii="Calibri" w:eastAsia="Times New Roman" w:hAnsi="Calibri" w:cs="Calibri"/>
-                <w:color w:val="000000"/>
-              </w:rPr>
-            </w:pPr>
-            <w:r>
-              <w:rPr>
-                <w:rFonts w:ascii="Calibri" w:eastAsia="Times New Roman" w:hAnsi="Calibri" w:cs="Calibri"/>
-                <w:color w:val="000000"/>
-              </w:rPr>
-              <w:t>No</w:t>
-            </w:r>
-          </w:p>
-        </w:tc>
-        <w:tc>
-          <w:tcPr>
-            <w:tcW w:w="1082" w:type="dxa"/>
-            <w:noWrap/>
-            <w:hideMark/>
-          </w:tcPr>
-          <w:p>
-            <w:pPr>
-              <w:jc w:val="center"/>
-              <w:cnfStyle w:val="000000000000" w:firstRow="0" w:lastRow="0" w:firstColumn="0" w:lastColumn="0" w:oddVBand="0" w:evenVBand="0" w:oddHBand="0" w:evenHBand="0" w:firstRowFirstColumn="0" w:firstRowLastColumn="0" w:lastRowFirstColumn="0" w:lastRowLastColumn="0"/>
-              <w:rPr>
-                <w:rFonts w:ascii="Calibri" w:eastAsia="Times New Roman" w:hAnsi="Calibri" w:cs="Calibri"/>
-                <w:color w:val="000000"/>
-              </w:rPr>
-            </w:pPr>
-            <w:r>
-              <w:rPr>
-                <w:rFonts w:ascii="Calibri" w:eastAsia="Times New Roman" w:hAnsi="Calibri" w:cs="Calibri"/>
-                <w:color w:val="000000"/>
-              </w:rPr>
-              <w:t>No</w:t>
             </w:r>
           </w:p>
         </w:tc>
@@ -5375,12 +5371,16 @@
               <w:jc w:val="center"/>
               <w:rPr>
                 <w:rFonts w:ascii="Calibri" w:eastAsia="Times New Roman" w:hAnsi="Calibri" w:cs="Calibri"/>
-                <w:color w:val="000000"/>
-              </w:rPr>
-            </w:pPr>
-            <w:r>
-              <w:rPr>
-                <w:rFonts w:ascii="Calibri" w:eastAsia="Times New Roman" w:hAnsi="Calibri" w:cs="Calibri"/>
+                <w:b w:val="0"/>
+                <w:bCs w:val="0"/>
+                <w:color w:val="000000"/>
+              </w:rPr>
+            </w:pPr>
+            <w:r>
+              <w:rPr>
+                <w:rFonts w:ascii="Calibri" w:eastAsia="Times New Roman" w:hAnsi="Calibri" w:cs="Calibri"/>
+                <w:b w:val="0"/>
+                <w:bCs w:val="0"/>
                 <w:color w:val="000000"/>
               </w:rPr>
               <w:t>M</w:t>
@@ -5462,6 +5462,50 @@
         <w:tc>
           <w:tcPr>
             <w:tcW w:w="1384" w:type="dxa"/>
+          </w:tcPr>
+          <w:p>
+            <w:pPr>
+              <w:jc w:val="center"/>
+              <w:cnfStyle w:val="000000100000" w:firstRow="0" w:lastRow="0" w:firstColumn="0" w:lastColumn="0" w:oddVBand="0" w:evenVBand="0" w:oddHBand="1" w:evenHBand="0" w:firstRowFirstColumn="0" w:firstRowLastColumn="0" w:lastRowFirstColumn="0" w:lastRowLastColumn="0"/>
+              <w:rPr>
+                <w:rFonts w:ascii="Calibri" w:eastAsia="Times New Roman" w:hAnsi="Calibri" w:cs="Calibri"/>
+                <w:color w:val="000000"/>
+              </w:rPr>
+            </w:pPr>
+            <w:r>
+              <w:rPr>
+                <w:rFonts w:ascii="Calibri" w:eastAsia="Times New Roman" w:hAnsi="Calibri" w:cs="Calibri"/>
+                <w:color w:val="000000"/>
+              </w:rPr>
+              <w:t>Yes</w:t>
+            </w:r>
+          </w:p>
+        </w:tc>
+        <w:tc>
+          <w:tcPr>
+            <w:tcW w:w="1384" w:type="dxa"/>
+          </w:tcPr>
+          <w:p>
+            <w:pPr>
+              <w:jc w:val="center"/>
+              <w:cnfStyle w:val="000000100000" w:firstRow="0" w:lastRow="0" w:firstColumn="0" w:lastColumn="0" w:oddVBand="0" w:evenVBand="0" w:oddHBand="1" w:evenHBand="0" w:firstRowFirstColumn="0" w:firstRowLastColumn="0" w:lastRowFirstColumn="0" w:lastRowLastColumn="0"/>
+              <w:rPr>
+                <w:rFonts w:ascii="Calibri" w:eastAsia="Times New Roman" w:hAnsi="Calibri" w:cs="Calibri"/>
+                <w:color w:val="000000"/>
+              </w:rPr>
+            </w:pPr>
+            <w:r>
+              <w:rPr>
+                <w:rFonts w:ascii="Calibri" w:eastAsia="Times New Roman" w:hAnsi="Calibri" w:cs="Calibri"/>
+                <w:color w:val="000000"/>
+              </w:rPr>
+              <w:t>Yes</w:t>
+            </w:r>
+          </w:p>
+        </w:tc>
+        <w:tc>
+          <w:tcPr>
+            <w:tcW w:w="1384" w:type="dxa"/>
             <w:noWrap/>
             <w:hideMark/>
           </w:tcPr>
@@ -5480,54 +5524,6 @@
                 <w:color w:val="000000"/>
               </w:rPr>
               <w:t>1</w:t>
-            </w:r>
-          </w:p>
-        </w:tc>
-        <w:tc>
-          <w:tcPr>
-            <w:tcW w:w="1167" w:type="dxa"/>
-            <w:noWrap/>
-            <w:hideMark/>
-          </w:tcPr>
-          <w:p>
-            <w:pPr>
-              <w:jc w:val="center"/>
-              <w:cnfStyle w:val="000000100000" w:firstRow="0" w:lastRow="0" w:firstColumn="0" w:lastColumn="0" w:oddVBand="0" w:evenVBand="0" w:oddHBand="1" w:evenHBand="0" w:firstRowFirstColumn="0" w:firstRowLastColumn="0" w:lastRowFirstColumn="0" w:lastRowLastColumn="0"/>
-              <w:rPr>
-                <w:rFonts w:ascii="Calibri" w:eastAsia="Times New Roman" w:hAnsi="Calibri" w:cs="Calibri"/>
-                <w:color w:val="000000"/>
-              </w:rPr>
-            </w:pPr>
-            <w:r>
-              <w:rPr>
-                <w:rFonts w:ascii="Calibri" w:eastAsia="Times New Roman" w:hAnsi="Calibri" w:cs="Calibri"/>
-                <w:color w:val="000000"/>
-              </w:rPr>
-              <w:t>Yes</w:t>
-            </w:r>
-          </w:p>
-        </w:tc>
-        <w:tc>
-          <w:tcPr>
-            <w:tcW w:w="1082" w:type="dxa"/>
-            <w:noWrap/>
-            <w:hideMark/>
-          </w:tcPr>
-          <w:p>
-            <w:pPr>
-              <w:jc w:val="center"/>
-              <w:cnfStyle w:val="000000100000" w:firstRow="0" w:lastRow="0" w:firstColumn="0" w:lastColumn="0" w:oddVBand="0" w:evenVBand="0" w:oddHBand="1" w:evenHBand="0" w:firstRowFirstColumn="0" w:firstRowLastColumn="0" w:lastRowFirstColumn="0" w:lastRowLastColumn="0"/>
-              <w:rPr>
-                <w:rFonts w:ascii="Calibri" w:eastAsia="Times New Roman" w:hAnsi="Calibri" w:cs="Calibri"/>
-                <w:color w:val="000000"/>
-              </w:rPr>
-            </w:pPr>
-            <w:r>
-              <w:rPr>
-                <w:rFonts w:ascii="Calibri" w:eastAsia="Times New Roman" w:hAnsi="Calibri" w:cs="Calibri"/>
-                <w:color w:val="000000"/>
-              </w:rPr>
-              <w:t>Yes</w:t>
             </w:r>
           </w:p>
         </w:tc>
@@ -5572,12 +5568,16 @@
               <w:jc w:val="center"/>
               <w:rPr>
                 <w:rFonts w:ascii="Calibri" w:eastAsia="Times New Roman" w:hAnsi="Calibri" w:cs="Calibri"/>
-                <w:color w:val="000000"/>
-              </w:rPr>
-            </w:pPr>
-            <w:r>
-              <w:rPr>
-                <w:rFonts w:ascii="Calibri" w:eastAsia="Times New Roman" w:hAnsi="Calibri" w:cs="Calibri"/>
+                <w:b w:val="0"/>
+                <w:bCs w:val="0"/>
+                <w:color w:val="000000"/>
+              </w:rPr>
+            </w:pPr>
+            <w:r>
+              <w:rPr>
+                <w:rFonts w:ascii="Calibri" w:eastAsia="Times New Roman" w:hAnsi="Calibri" w:cs="Calibri"/>
+                <w:b w:val="0"/>
+                <w:bCs w:val="0"/>
                 <w:color w:val="000000"/>
               </w:rPr>
               <w:t>M</w:t>
@@ -5659,6 +5659,50 @@
         <w:tc>
           <w:tcPr>
             <w:tcW w:w="1384" w:type="dxa"/>
+          </w:tcPr>
+          <w:p>
+            <w:pPr>
+              <w:jc w:val="center"/>
+              <w:cnfStyle w:val="000000000000" w:firstRow="0" w:lastRow="0" w:firstColumn="0" w:lastColumn="0" w:oddVBand="0" w:evenVBand="0" w:oddHBand="0" w:evenHBand="0" w:firstRowFirstColumn="0" w:firstRowLastColumn="0" w:lastRowFirstColumn="0" w:lastRowLastColumn="0"/>
+              <w:rPr>
+                <w:rFonts w:ascii="Calibri" w:eastAsia="Times New Roman" w:hAnsi="Calibri" w:cs="Calibri"/>
+                <w:color w:val="000000"/>
+              </w:rPr>
+            </w:pPr>
+            <w:r>
+              <w:rPr>
+                <w:rFonts w:ascii="Calibri" w:eastAsia="Times New Roman" w:hAnsi="Calibri" w:cs="Calibri"/>
+                <w:color w:val="000000"/>
+              </w:rPr>
+              <w:t>Yes</w:t>
+            </w:r>
+          </w:p>
+        </w:tc>
+        <w:tc>
+          <w:tcPr>
+            <w:tcW w:w="1384" w:type="dxa"/>
+          </w:tcPr>
+          <w:p>
+            <w:pPr>
+              <w:jc w:val="center"/>
+              <w:cnfStyle w:val="000000000000" w:firstRow="0" w:lastRow="0" w:firstColumn="0" w:lastColumn="0" w:oddVBand="0" w:evenVBand="0" w:oddHBand="0" w:evenHBand="0" w:firstRowFirstColumn="0" w:firstRowLastColumn="0" w:lastRowFirstColumn="0" w:lastRowLastColumn="0"/>
+              <w:rPr>
+                <w:rFonts w:ascii="Calibri" w:eastAsia="Times New Roman" w:hAnsi="Calibri" w:cs="Calibri"/>
+                <w:color w:val="000000"/>
+              </w:rPr>
+            </w:pPr>
+            <w:r>
+              <w:rPr>
+                <w:rFonts w:ascii="Calibri" w:eastAsia="Times New Roman" w:hAnsi="Calibri" w:cs="Calibri"/>
+                <w:color w:val="000000"/>
+              </w:rPr>
+              <w:t>Yes</w:t>
+            </w:r>
+          </w:p>
+        </w:tc>
+        <w:tc>
+          <w:tcPr>
+            <w:tcW w:w="1384" w:type="dxa"/>
             <w:noWrap/>
             <w:hideMark/>
           </w:tcPr>
@@ -5677,54 +5721,6 @@
                 <w:color w:val="000000"/>
               </w:rPr>
               <w:t>1</w:t>
-            </w:r>
-          </w:p>
-        </w:tc>
-        <w:tc>
-          <w:tcPr>
-            <w:tcW w:w="1167" w:type="dxa"/>
-            <w:noWrap/>
-            <w:hideMark/>
-          </w:tcPr>
-          <w:p>
-            <w:pPr>
-              <w:jc w:val="center"/>
-              <w:cnfStyle w:val="000000000000" w:firstRow="0" w:lastRow="0" w:firstColumn="0" w:lastColumn="0" w:oddVBand="0" w:evenVBand="0" w:oddHBand="0" w:evenHBand="0" w:firstRowFirstColumn="0" w:firstRowLastColumn="0" w:lastRowFirstColumn="0" w:lastRowLastColumn="0"/>
-              <w:rPr>
-                <w:rFonts w:ascii="Calibri" w:eastAsia="Times New Roman" w:hAnsi="Calibri" w:cs="Calibri"/>
-                <w:color w:val="000000"/>
-              </w:rPr>
-            </w:pPr>
-            <w:r>
-              <w:rPr>
-                <w:rFonts w:ascii="Calibri" w:eastAsia="Times New Roman" w:hAnsi="Calibri" w:cs="Calibri"/>
-                <w:color w:val="000000"/>
-              </w:rPr>
-              <w:t>Yes</w:t>
-            </w:r>
-          </w:p>
-        </w:tc>
-        <w:tc>
-          <w:tcPr>
-            <w:tcW w:w="1082" w:type="dxa"/>
-            <w:noWrap/>
-            <w:hideMark/>
-          </w:tcPr>
-          <w:p>
-            <w:pPr>
-              <w:jc w:val="center"/>
-              <w:cnfStyle w:val="000000000000" w:firstRow="0" w:lastRow="0" w:firstColumn="0" w:lastColumn="0" w:oddVBand="0" w:evenVBand="0" w:oddHBand="0" w:evenHBand="0" w:firstRowFirstColumn="0" w:firstRowLastColumn="0" w:lastRowFirstColumn="0" w:lastRowLastColumn="0"/>
-              <w:rPr>
-                <w:rFonts w:ascii="Calibri" w:eastAsia="Times New Roman" w:hAnsi="Calibri" w:cs="Calibri"/>
-                <w:color w:val="000000"/>
-              </w:rPr>
-            </w:pPr>
-            <w:r>
-              <w:rPr>
-                <w:rFonts w:ascii="Calibri" w:eastAsia="Times New Roman" w:hAnsi="Calibri" w:cs="Calibri"/>
-                <w:color w:val="000000"/>
-              </w:rPr>
-              <w:t>Yes</w:t>
             </w:r>
           </w:p>
         </w:tc>
@@ -5770,12 +5766,16 @@
               <w:jc w:val="center"/>
               <w:rPr>
                 <w:rFonts w:ascii="Calibri" w:eastAsia="Times New Roman" w:hAnsi="Calibri" w:cs="Calibri"/>
-                <w:color w:val="000000"/>
-              </w:rPr>
-            </w:pPr>
-            <w:r>
-              <w:rPr>
-                <w:rFonts w:ascii="Calibri" w:eastAsia="Times New Roman" w:hAnsi="Calibri" w:cs="Calibri"/>
+                <w:b w:val="0"/>
+                <w:bCs w:val="0"/>
+                <w:color w:val="000000"/>
+              </w:rPr>
+            </w:pPr>
+            <w:r>
+              <w:rPr>
+                <w:rFonts w:ascii="Calibri" w:eastAsia="Times New Roman" w:hAnsi="Calibri" w:cs="Calibri"/>
+                <w:b w:val="0"/>
+                <w:bCs w:val="0"/>
                 <w:color w:val="000000"/>
               </w:rPr>
               <w:t>M</w:t>
@@ -5857,6 +5857,50 @@
         <w:tc>
           <w:tcPr>
             <w:tcW w:w="1384" w:type="dxa"/>
+          </w:tcPr>
+          <w:p>
+            <w:pPr>
+              <w:jc w:val="center"/>
+              <w:cnfStyle w:val="000000100000" w:firstRow="0" w:lastRow="0" w:firstColumn="0" w:lastColumn="0" w:oddVBand="0" w:evenVBand="0" w:oddHBand="1" w:evenHBand="0" w:firstRowFirstColumn="0" w:firstRowLastColumn="0" w:lastRowFirstColumn="0" w:lastRowLastColumn="0"/>
+              <w:rPr>
+                <w:rFonts w:ascii="Calibri" w:eastAsia="Times New Roman" w:hAnsi="Calibri" w:cs="Calibri"/>
+                <w:color w:val="000000"/>
+              </w:rPr>
+            </w:pPr>
+            <w:r>
+              <w:rPr>
+                <w:rFonts w:ascii="Calibri" w:eastAsia="Times New Roman" w:hAnsi="Calibri" w:cs="Calibri"/>
+                <w:color w:val="000000"/>
+              </w:rPr>
+              <w:t>Yes</w:t>
+            </w:r>
+          </w:p>
+        </w:tc>
+        <w:tc>
+          <w:tcPr>
+            <w:tcW w:w="1384" w:type="dxa"/>
+          </w:tcPr>
+          <w:p>
+            <w:pPr>
+              <w:jc w:val="center"/>
+              <w:cnfStyle w:val="000000100000" w:firstRow="0" w:lastRow="0" w:firstColumn="0" w:lastColumn="0" w:oddVBand="0" w:evenVBand="0" w:oddHBand="1" w:evenHBand="0" w:firstRowFirstColumn="0" w:firstRowLastColumn="0" w:lastRowFirstColumn="0" w:lastRowLastColumn="0"/>
+              <w:rPr>
+                <w:rFonts w:ascii="Calibri" w:eastAsia="Times New Roman" w:hAnsi="Calibri" w:cs="Calibri"/>
+                <w:color w:val="000000"/>
+              </w:rPr>
+            </w:pPr>
+            <w:r>
+              <w:rPr>
+                <w:rFonts w:ascii="Calibri" w:eastAsia="Times New Roman" w:hAnsi="Calibri" w:cs="Calibri"/>
+                <w:color w:val="000000"/>
+              </w:rPr>
+              <w:t>Yes</w:t>
+            </w:r>
+          </w:p>
+        </w:tc>
+        <w:tc>
+          <w:tcPr>
+            <w:tcW w:w="1384" w:type="dxa"/>
             <w:noWrap/>
             <w:hideMark/>
           </w:tcPr>
@@ -5875,54 +5919,6 @@
                 <w:color w:val="000000"/>
               </w:rPr>
               <w:t>1</w:t>
-            </w:r>
-          </w:p>
-        </w:tc>
-        <w:tc>
-          <w:tcPr>
-            <w:tcW w:w="1167" w:type="dxa"/>
-            <w:noWrap/>
-            <w:hideMark/>
-          </w:tcPr>
-          <w:p>
-            <w:pPr>
-              <w:jc w:val="center"/>
-              <w:cnfStyle w:val="000000100000" w:firstRow="0" w:lastRow="0" w:firstColumn="0" w:lastColumn="0" w:oddVBand="0" w:evenVBand="0" w:oddHBand="1" w:evenHBand="0" w:firstRowFirstColumn="0" w:firstRowLastColumn="0" w:lastRowFirstColumn="0" w:lastRowLastColumn="0"/>
-              <w:rPr>
-                <w:rFonts w:ascii="Calibri" w:eastAsia="Times New Roman" w:hAnsi="Calibri" w:cs="Calibri"/>
-                <w:color w:val="000000"/>
-              </w:rPr>
-            </w:pPr>
-            <w:r>
-              <w:rPr>
-                <w:rFonts w:ascii="Calibri" w:eastAsia="Times New Roman" w:hAnsi="Calibri" w:cs="Calibri"/>
-                <w:color w:val="000000"/>
-              </w:rPr>
-              <w:t>Yes</w:t>
-            </w:r>
-          </w:p>
-        </w:tc>
-        <w:tc>
-          <w:tcPr>
-            <w:tcW w:w="1082" w:type="dxa"/>
-            <w:noWrap/>
-            <w:hideMark/>
-          </w:tcPr>
-          <w:p>
-            <w:pPr>
-              <w:jc w:val="center"/>
-              <w:cnfStyle w:val="000000100000" w:firstRow="0" w:lastRow="0" w:firstColumn="0" w:lastColumn="0" w:oddVBand="0" w:evenVBand="0" w:oddHBand="1" w:evenHBand="0" w:firstRowFirstColumn="0" w:firstRowLastColumn="0" w:lastRowFirstColumn="0" w:lastRowLastColumn="0"/>
-              <w:rPr>
-                <w:rFonts w:ascii="Calibri" w:eastAsia="Times New Roman" w:hAnsi="Calibri" w:cs="Calibri"/>
-                <w:color w:val="000000"/>
-              </w:rPr>
-            </w:pPr>
-            <w:r>
-              <w:rPr>
-                <w:rFonts w:ascii="Calibri" w:eastAsia="Times New Roman" w:hAnsi="Calibri" w:cs="Calibri"/>
-                <w:color w:val="000000"/>
-              </w:rPr>
-              <w:t>Yes</w:t>
             </w:r>
           </w:p>
         </w:tc>
@@ -5967,12 +5963,16 @@
               <w:jc w:val="center"/>
               <w:rPr>
                 <w:rFonts w:ascii="Calibri" w:eastAsia="Times New Roman" w:hAnsi="Calibri" w:cs="Calibri"/>
-                <w:color w:val="000000"/>
-              </w:rPr>
-            </w:pPr>
-            <w:r>
-              <w:rPr>
-                <w:rFonts w:ascii="Calibri" w:eastAsia="Times New Roman" w:hAnsi="Calibri" w:cs="Calibri"/>
+                <w:b w:val="0"/>
+                <w:bCs w:val="0"/>
+                <w:color w:val="000000"/>
+              </w:rPr>
+            </w:pPr>
+            <w:r>
+              <w:rPr>
+                <w:rFonts w:ascii="Calibri" w:eastAsia="Times New Roman" w:hAnsi="Calibri" w:cs="Calibri"/>
+                <w:b w:val="0"/>
+                <w:bCs w:val="0"/>
                 <w:color w:val="000000"/>
               </w:rPr>
               <w:t>M</w:t>
@@ -6054,6 +6054,50 @@
         <w:tc>
           <w:tcPr>
             <w:tcW w:w="1384" w:type="dxa"/>
+          </w:tcPr>
+          <w:p>
+            <w:pPr>
+              <w:jc w:val="center"/>
+              <w:cnfStyle w:val="000000000000" w:firstRow="0" w:lastRow="0" w:firstColumn="0" w:lastColumn="0" w:oddVBand="0" w:evenVBand="0" w:oddHBand="0" w:evenHBand="0" w:firstRowFirstColumn="0" w:firstRowLastColumn="0" w:lastRowFirstColumn="0" w:lastRowLastColumn="0"/>
+              <w:rPr>
+                <w:rFonts w:ascii="Calibri" w:eastAsia="Times New Roman" w:hAnsi="Calibri" w:cs="Calibri"/>
+                <w:color w:val="000000"/>
+              </w:rPr>
+            </w:pPr>
+            <w:r>
+              <w:rPr>
+                <w:rFonts w:ascii="Calibri" w:eastAsia="Times New Roman" w:hAnsi="Calibri" w:cs="Calibri"/>
+                <w:color w:val="000000"/>
+              </w:rPr>
+              <w:t>No</w:t>
+            </w:r>
+          </w:p>
+        </w:tc>
+        <w:tc>
+          <w:tcPr>
+            <w:tcW w:w="1384" w:type="dxa"/>
+          </w:tcPr>
+          <w:p>
+            <w:pPr>
+              <w:jc w:val="center"/>
+              <w:cnfStyle w:val="000000000000" w:firstRow="0" w:lastRow="0" w:firstColumn="0" w:lastColumn="0" w:oddVBand="0" w:evenVBand="0" w:oddHBand="0" w:evenHBand="0" w:firstRowFirstColumn="0" w:firstRowLastColumn="0" w:lastRowFirstColumn="0" w:lastRowLastColumn="0"/>
+              <w:rPr>
+                <w:rFonts w:ascii="Calibri" w:eastAsia="Times New Roman" w:hAnsi="Calibri" w:cs="Calibri"/>
+                <w:color w:val="000000"/>
+              </w:rPr>
+            </w:pPr>
+            <w:r>
+              <w:rPr>
+                <w:rFonts w:ascii="Calibri" w:eastAsia="Times New Roman" w:hAnsi="Calibri" w:cs="Calibri"/>
+                <w:color w:val="000000"/>
+              </w:rPr>
+              <w:t>No</w:t>
+            </w:r>
+          </w:p>
+        </w:tc>
+        <w:tc>
+          <w:tcPr>
+            <w:tcW w:w="1384" w:type="dxa"/>
             <w:noWrap/>
             <w:hideMark/>
           </w:tcPr>
@@ -6072,54 +6116,6 @@
                 <w:color w:val="000000"/>
               </w:rPr>
               <w:t>1</w:t>
-            </w:r>
-          </w:p>
-        </w:tc>
-        <w:tc>
-          <w:tcPr>
-            <w:tcW w:w="1167" w:type="dxa"/>
-            <w:noWrap/>
-            <w:hideMark/>
-          </w:tcPr>
-          <w:p>
-            <w:pPr>
-              <w:jc w:val="center"/>
-              <w:cnfStyle w:val="000000000000" w:firstRow="0" w:lastRow="0" w:firstColumn="0" w:lastColumn="0" w:oddVBand="0" w:evenVBand="0" w:oddHBand="0" w:evenHBand="0" w:firstRowFirstColumn="0" w:firstRowLastColumn="0" w:lastRowFirstColumn="0" w:lastRowLastColumn="0"/>
-              <w:rPr>
-                <w:rFonts w:ascii="Calibri" w:eastAsia="Times New Roman" w:hAnsi="Calibri" w:cs="Calibri"/>
-                <w:color w:val="000000"/>
-              </w:rPr>
-            </w:pPr>
-            <w:r>
-              <w:rPr>
-                <w:rFonts w:ascii="Calibri" w:eastAsia="Times New Roman" w:hAnsi="Calibri" w:cs="Calibri"/>
-                <w:color w:val="000000"/>
-              </w:rPr>
-              <w:t>No</w:t>
-            </w:r>
-          </w:p>
-        </w:tc>
-        <w:tc>
-          <w:tcPr>
-            <w:tcW w:w="1082" w:type="dxa"/>
-            <w:noWrap/>
-            <w:hideMark/>
-          </w:tcPr>
-          <w:p>
-            <w:pPr>
-              <w:jc w:val="center"/>
-              <w:cnfStyle w:val="000000000000" w:firstRow="0" w:lastRow="0" w:firstColumn="0" w:lastColumn="0" w:oddVBand="0" w:evenVBand="0" w:oddHBand="0" w:evenHBand="0" w:firstRowFirstColumn="0" w:firstRowLastColumn="0" w:lastRowFirstColumn="0" w:lastRowLastColumn="0"/>
-              <w:rPr>
-                <w:rFonts w:ascii="Calibri" w:eastAsia="Times New Roman" w:hAnsi="Calibri" w:cs="Calibri"/>
-                <w:color w:val="000000"/>
-              </w:rPr>
-            </w:pPr>
-            <w:r>
-              <w:rPr>
-                <w:rFonts w:ascii="Calibri" w:eastAsia="Times New Roman" w:hAnsi="Calibri" w:cs="Calibri"/>
-                <w:color w:val="000000"/>
-              </w:rPr>
-              <w:t>No</w:t>
             </w:r>
           </w:p>
         </w:tc>
@@ -6165,12 +6161,16 @@
               <w:jc w:val="center"/>
               <w:rPr>
                 <w:rFonts w:ascii="Calibri" w:eastAsia="Times New Roman" w:hAnsi="Calibri" w:cs="Calibri"/>
-                <w:color w:val="000000"/>
-              </w:rPr>
-            </w:pPr>
-            <w:r>
-              <w:rPr>
-                <w:rFonts w:ascii="Calibri" w:eastAsia="Times New Roman" w:hAnsi="Calibri" w:cs="Calibri"/>
+                <w:b w:val="0"/>
+                <w:bCs w:val="0"/>
+                <w:color w:val="000000"/>
+              </w:rPr>
+            </w:pPr>
+            <w:r>
+              <w:rPr>
+                <w:rFonts w:ascii="Calibri" w:eastAsia="Times New Roman" w:hAnsi="Calibri" w:cs="Calibri"/>
+                <w:b w:val="0"/>
+                <w:bCs w:val="0"/>
                 <w:color w:val="000000"/>
               </w:rPr>
               <w:t>M</w:t>
@@ -6252,6 +6252,50 @@
         <w:tc>
           <w:tcPr>
             <w:tcW w:w="1384" w:type="dxa"/>
+          </w:tcPr>
+          <w:p>
+            <w:pPr>
+              <w:jc w:val="center"/>
+              <w:cnfStyle w:val="000000100000" w:firstRow="0" w:lastRow="0" w:firstColumn="0" w:lastColumn="0" w:oddVBand="0" w:evenVBand="0" w:oddHBand="1" w:evenHBand="0" w:firstRowFirstColumn="0" w:firstRowLastColumn="0" w:lastRowFirstColumn="0" w:lastRowLastColumn="0"/>
+              <w:rPr>
+                <w:rFonts w:ascii="Calibri" w:eastAsia="Times New Roman" w:hAnsi="Calibri" w:cs="Calibri"/>
+                <w:color w:val="000000"/>
+              </w:rPr>
+            </w:pPr>
+            <w:r>
+              <w:rPr>
+                <w:rFonts w:ascii="Calibri" w:eastAsia="Times New Roman" w:hAnsi="Calibri" w:cs="Calibri"/>
+                <w:color w:val="000000"/>
+              </w:rPr>
+              <w:t>Yes</w:t>
+            </w:r>
+          </w:p>
+        </w:tc>
+        <w:tc>
+          <w:tcPr>
+            <w:tcW w:w="1384" w:type="dxa"/>
+          </w:tcPr>
+          <w:p>
+            <w:pPr>
+              <w:jc w:val="center"/>
+              <w:cnfStyle w:val="000000100000" w:firstRow="0" w:lastRow="0" w:firstColumn="0" w:lastColumn="0" w:oddVBand="0" w:evenVBand="0" w:oddHBand="1" w:evenHBand="0" w:firstRowFirstColumn="0" w:firstRowLastColumn="0" w:lastRowFirstColumn="0" w:lastRowLastColumn="0"/>
+              <w:rPr>
+                <w:rFonts w:ascii="Calibri" w:eastAsia="Times New Roman" w:hAnsi="Calibri" w:cs="Calibri"/>
+                <w:color w:val="000000"/>
+              </w:rPr>
+            </w:pPr>
+            <w:r>
+              <w:rPr>
+                <w:rFonts w:ascii="Calibri" w:eastAsia="Times New Roman" w:hAnsi="Calibri" w:cs="Calibri"/>
+                <w:color w:val="000000"/>
+              </w:rPr>
+              <w:t>Yes</w:t>
+            </w:r>
+          </w:p>
+        </w:tc>
+        <w:tc>
+          <w:tcPr>
+            <w:tcW w:w="1384" w:type="dxa"/>
             <w:noWrap/>
             <w:hideMark/>
           </w:tcPr>
@@ -6270,54 +6314,6 @@
                 <w:color w:val="000000"/>
               </w:rPr>
               <w:t>1</w:t>
-            </w:r>
-          </w:p>
-        </w:tc>
-        <w:tc>
-          <w:tcPr>
-            <w:tcW w:w="1167" w:type="dxa"/>
-            <w:noWrap/>
-            <w:hideMark/>
-          </w:tcPr>
-          <w:p>
-            <w:pPr>
-              <w:jc w:val="center"/>
-              <w:cnfStyle w:val="000000100000" w:firstRow="0" w:lastRow="0" w:firstColumn="0" w:lastColumn="0" w:oddVBand="0" w:evenVBand="0" w:oddHBand="1" w:evenHBand="0" w:firstRowFirstColumn="0" w:firstRowLastColumn="0" w:lastRowFirstColumn="0" w:lastRowLastColumn="0"/>
-              <w:rPr>
-                <w:rFonts w:ascii="Calibri" w:eastAsia="Times New Roman" w:hAnsi="Calibri" w:cs="Calibri"/>
-                <w:color w:val="000000"/>
-              </w:rPr>
-            </w:pPr>
-            <w:r>
-              <w:rPr>
-                <w:rFonts w:ascii="Calibri" w:eastAsia="Times New Roman" w:hAnsi="Calibri" w:cs="Calibri"/>
-                <w:color w:val="000000"/>
-              </w:rPr>
-              <w:t>Yes</w:t>
-            </w:r>
-          </w:p>
-        </w:tc>
-        <w:tc>
-          <w:tcPr>
-            <w:tcW w:w="1082" w:type="dxa"/>
-            <w:noWrap/>
-            <w:hideMark/>
-          </w:tcPr>
-          <w:p>
-            <w:pPr>
-              <w:jc w:val="center"/>
-              <w:cnfStyle w:val="000000100000" w:firstRow="0" w:lastRow="0" w:firstColumn="0" w:lastColumn="0" w:oddVBand="0" w:evenVBand="0" w:oddHBand="1" w:evenHBand="0" w:firstRowFirstColumn="0" w:firstRowLastColumn="0" w:lastRowFirstColumn="0" w:lastRowLastColumn="0"/>
-              <w:rPr>
-                <w:rFonts w:ascii="Calibri" w:eastAsia="Times New Roman" w:hAnsi="Calibri" w:cs="Calibri"/>
-                <w:color w:val="000000"/>
-              </w:rPr>
-            </w:pPr>
-            <w:r>
-              <w:rPr>
-                <w:rFonts w:ascii="Calibri" w:eastAsia="Times New Roman" w:hAnsi="Calibri" w:cs="Calibri"/>
-                <w:color w:val="000000"/>
-              </w:rPr>
-              <w:t>Yes</w:t>
             </w:r>
           </w:p>
         </w:tc>
@@ -6362,12 +6358,16 @@
               <w:jc w:val="center"/>
               <w:rPr>
                 <w:rFonts w:ascii="Calibri" w:eastAsia="Times New Roman" w:hAnsi="Calibri" w:cs="Calibri"/>
-                <w:color w:val="000000"/>
-              </w:rPr>
-            </w:pPr>
-            <w:r>
-              <w:rPr>
-                <w:rFonts w:ascii="Calibri" w:eastAsia="Times New Roman" w:hAnsi="Calibri" w:cs="Calibri"/>
+                <w:b w:val="0"/>
+                <w:bCs w:val="0"/>
+                <w:color w:val="000000"/>
+              </w:rPr>
+            </w:pPr>
+            <w:r>
+              <w:rPr>
+                <w:rFonts w:ascii="Calibri" w:eastAsia="Times New Roman" w:hAnsi="Calibri" w:cs="Calibri"/>
+                <w:b w:val="0"/>
+                <w:bCs w:val="0"/>
                 <w:color w:val="000000"/>
               </w:rPr>
               <w:t>F</w:t>
@@ -6449,6 +6449,50 @@
         <w:tc>
           <w:tcPr>
             <w:tcW w:w="1384" w:type="dxa"/>
+          </w:tcPr>
+          <w:p>
+            <w:pPr>
+              <w:jc w:val="center"/>
+              <w:cnfStyle w:val="000000000000" w:firstRow="0" w:lastRow="0" w:firstColumn="0" w:lastColumn="0" w:oddVBand="0" w:evenVBand="0" w:oddHBand="0" w:evenHBand="0" w:firstRowFirstColumn="0" w:firstRowLastColumn="0" w:lastRowFirstColumn="0" w:lastRowLastColumn="0"/>
+              <w:rPr>
+                <w:rFonts w:ascii="Calibri" w:eastAsia="Times New Roman" w:hAnsi="Calibri" w:cs="Calibri"/>
+                <w:color w:val="000000"/>
+              </w:rPr>
+            </w:pPr>
+            <w:r>
+              <w:rPr>
+                <w:rFonts w:ascii="Calibri" w:eastAsia="Times New Roman" w:hAnsi="Calibri" w:cs="Calibri"/>
+                <w:color w:val="000000"/>
+              </w:rPr>
+              <w:t>Yes</w:t>
+            </w:r>
+          </w:p>
+        </w:tc>
+        <w:tc>
+          <w:tcPr>
+            <w:tcW w:w="1384" w:type="dxa"/>
+          </w:tcPr>
+          <w:p>
+            <w:pPr>
+              <w:jc w:val="center"/>
+              <w:cnfStyle w:val="000000000000" w:firstRow="0" w:lastRow="0" w:firstColumn="0" w:lastColumn="0" w:oddVBand="0" w:evenVBand="0" w:oddHBand="0" w:evenHBand="0" w:firstRowFirstColumn="0" w:firstRowLastColumn="0" w:lastRowFirstColumn="0" w:lastRowLastColumn="0"/>
+              <w:rPr>
+                <w:rFonts w:ascii="Calibri" w:eastAsia="Times New Roman" w:hAnsi="Calibri" w:cs="Calibri"/>
+                <w:color w:val="000000"/>
+              </w:rPr>
+            </w:pPr>
+            <w:r>
+              <w:rPr>
+                <w:rFonts w:ascii="Calibri" w:eastAsia="Times New Roman" w:hAnsi="Calibri" w:cs="Calibri"/>
+                <w:color w:val="000000"/>
+              </w:rPr>
+              <w:t>Yes</w:t>
+            </w:r>
+          </w:p>
+        </w:tc>
+        <w:tc>
+          <w:tcPr>
+            <w:tcW w:w="1384" w:type="dxa"/>
             <w:noWrap/>
             <w:hideMark/>
           </w:tcPr>
@@ -6467,54 +6511,6 @@
                 <w:color w:val="000000"/>
               </w:rPr>
               <w:t>1</w:t>
-            </w:r>
-          </w:p>
-        </w:tc>
-        <w:tc>
-          <w:tcPr>
-            <w:tcW w:w="1167" w:type="dxa"/>
-            <w:noWrap/>
-            <w:hideMark/>
-          </w:tcPr>
-          <w:p>
-            <w:pPr>
-              <w:jc w:val="center"/>
-              <w:cnfStyle w:val="000000000000" w:firstRow="0" w:lastRow="0" w:firstColumn="0" w:lastColumn="0" w:oddVBand="0" w:evenVBand="0" w:oddHBand="0" w:evenHBand="0" w:firstRowFirstColumn="0" w:firstRowLastColumn="0" w:lastRowFirstColumn="0" w:lastRowLastColumn="0"/>
-              <w:rPr>
-                <w:rFonts w:ascii="Calibri" w:eastAsia="Times New Roman" w:hAnsi="Calibri" w:cs="Calibri"/>
-                <w:color w:val="000000"/>
-              </w:rPr>
-            </w:pPr>
-            <w:r>
-              <w:rPr>
-                <w:rFonts w:ascii="Calibri" w:eastAsia="Times New Roman" w:hAnsi="Calibri" w:cs="Calibri"/>
-                <w:color w:val="000000"/>
-              </w:rPr>
-              <w:t>Yes</w:t>
-            </w:r>
-          </w:p>
-        </w:tc>
-        <w:tc>
-          <w:tcPr>
-            <w:tcW w:w="1082" w:type="dxa"/>
-            <w:noWrap/>
-            <w:hideMark/>
-          </w:tcPr>
-          <w:p>
-            <w:pPr>
-              <w:jc w:val="center"/>
-              <w:cnfStyle w:val="000000000000" w:firstRow="0" w:lastRow="0" w:firstColumn="0" w:lastColumn="0" w:oddVBand="0" w:evenVBand="0" w:oddHBand="0" w:evenHBand="0" w:firstRowFirstColumn="0" w:firstRowLastColumn="0" w:lastRowFirstColumn="0" w:lastRowLastColumn="0"/>
-              <w:rPr>
-                <w:rFonts w:ascii="Calibri" w:eastAsia="Times New Roman" w:hAnsi="Calibri" w:cs="Calibri"/>
-                <w:color w:val="000000"/>
-              </w:rPr>
-            </w:pPr>
-            <w:r>
-              <w:rPr>
-                <w:rFonts w:ascii="Calibri" w:eastAsia="Times New Roman" w:hAnsi="Calibri" w:cs="Calibri"/>
-                <w:color w:val="000000"/>
-              </w:rPr>
-              <w:t>Yes</w:t>
             </w:r>
           </w:p>
         </w:tc>
@@ -6560,12 +6556,16 @@
               <w:jc w:val="center"/>
               <w:rPr>
                 <w:rFonts w:ascii="Calibri" w:eastAsia="Times New Roman" w:hAnsi="Calibri" w:cs="Calibri"/>
-                <w:color w:val="000000"/>
-              </w:rPr>
-            </w:pPr>
-            <w:r>
-              <w:rPr>
-                <w:rFonts w:ascii="Calibri" w:eastAsia="Times New Roman" w:hAnsi="Calibri" w:cs="Calibri"/>
+                <w:b w:val="0"/>
+                <w:bCs w:val="0"/>
+                <w:color w:val="000000"/>
+              </w:rPr>
+            </w:pPr>
+            <w:r>
+              <w:rPr>
+                <w:rFonts w:ascii="Calibri" w:eastAsia="Times New Roman" w:hAnsi="Calibri" w:cs="Calibri"/>
+                <w:b w:val="0"/>
+                <w:bCs w:val="0"/>
                 <w:color w:val="000000"/>
               </w:rPr>
               <w:t>M</w:t>
@@ -6647,6 +6647,50 @@
         <w:tc>
           <w:tcPr>
             <w:tcW w:w="1384" w:type="dxa"/>
+          </w:tcPr>
+          <w:p>
+            <w:pPr>
+              <w:jc w:val="center"/>
+              <w:cnfStyle w:val="000000100000" w:firstRow="0" w:lastRow="0" w:firstColumn="0" w:lastColumn="0" w:oddVBand="0" w:evenVBand="0" w:oddHBand="1" w:evenHBand="0" w:firstRowFirstColumn="0" w:firstRowLastColumn="0" w:lastRowFirstColumn="0" w:lastRowLastColumn="0"/>
+              <w:rPr>
+                <w:rFonts w:ascii="Calibri" w:eastAsia="Times New Roman" w:hAnsi="Calibri" w:cs="Calibri"/>
+                <w:color w:val="000000"/>
+              </w:rPr>
+            </w:pPr>
+            <w:r>
+              <w:rPr>
+                <w:rFonts w:ascii="Calibri" w:eastAsia="Times New Roman" w:hAnsi="Calibri" w:cs="Calibri"/>
+                <w:color w:val="000000"/>
+              </w:rPr>
+              <w:t>No</w:t>
+            </w:r>
+          </w:p>
+        </w:tc>
+        <w:tc>
+          <w:tcPr>
+            <w:tcW w:w="1384" w:type="dxa"/>
+          </w:tcPr>
+          <w:p>
+            <w:pPr>
+              <w:jc w:val="center"/>
+              <w:cnfStyle w:val="000000100000" w:firstRow="0" w:lastRow="0" w:firstColumn="0" w:lastColumn="0" w:oddVBand="0" w:evenVBand="0" w:oddHBand="1" w:evenHBand="0" w:firstRowFirstColumn="0" w:firstRowLastColumn="0" w:lastRowFirstColumn="0" w:lastRowLastColumn="0"/>
+              <w:rPr>
+                <w:rFonts w:ascii="Calibri" w:eastAsia="Times New Roman" w:hAnsi="Calibri" w:cs="Calibri"/>
+                <w:color w:val="000000"/>
+              </w:rPr>
+            </w:pPr>
+            <w:r>
+              <w:rPr>
+                <w:rFonts w:ascii="Calibri" w:eastAsia="Times New Roman" w:hAnsi="Calibri" w:cs="Calibri"/>
+                <w:color w:val="000000"/>
+              </w:rPr>
+              <w:t>No</w:t>
+            </w:r>
+          </w:p>
+        </w:tc>
+        <w:tc>
+          <w:tcPr>
+            <w:tcW w:w="1384" w:type="dxa"/>
             <w:noWrap/>
             <w:hideMark/>
           </w:tcPr>
@@ -6665,54 +6709,6 @@
                 <w:color w:val="000000"/>
               </w:rPr>
               <w:t>1</w:t>
-            </w:r>
-          </w:p>
-        </w:tc>
-        <w:tc>
-          <w:tcPr>
-            <w:tcW w:w="1167" w:type="dxa"/>
-            <w:noWrap/>
-            <w:hideMark/>
-          </w:tcPr>
-          <w:p>
-            <w:pPr>
-              <w:jc w:val="center"/>
-              <w:cnfStyle w:val="000000100000" w:firstRow="0" w:lastRow="0" w:firstColumn="0" w:lastColumn="0" w:oddVBand="0" w:evenVBand="0" w:oddHBand="1" w:evenHBand="0" w:firstRowFirstColumn="0" w:firstRowLastColumn="0" w:lastRowFirstColumn="0" w:lastRowLastColumn="0"/>
-              <w:rPr>
-                <w:rFonts w:ascii="Calibri" w:eastAsia="Times New Roman" w:hAnsi="Calibri" w:cs="Calibri"/>
-                <w:color w:val="000000"/>
-              </w:rPr>
-            </w:pPr>
-            <w:r>
-              <w:rPr>
-                <w:rFonts w:ascii="Calibri" w:eastAsia="Times New Roman" w:hAnsi="Calibri" w:cs="Calibri"/>
-                <w:color w:val="000000"/>
-              </w:rPr>
-              <w:t>No</w:t>
-            </w:r>
-          </w:p>
-        </w:tc>
-        <w:tc>
-          <w:tcPr>
-            <w:tcW w:w="1082" w:type="dxa"/>
-            <w:noWrap/>
-            <w:hideMark/>
-          </w:tcPr>
-          <w:p>
-            <w:pPr>
-              <w:jc w:val="center"/>
-              <w:cnfStyle w:val="000000100000" w:firstRow="0" w:lastRow="0" w:firstColumn="0" w:lastColumn="0" w:oddVBand="0" w:evenVBand="0" w:oddHBand="1" w:evenHBand="0" w:firstRowFirstColumn="0" w:firstRowLastColumn="0" w:lastRowFirstColumn="0" w:lastRowLastColumn="0"/>
-              <w:rPr>
-                <w:rFonts w:ascii="Calibri" w:eastAsia="Times New Roman" w:hAnsi="Calibri" w:cs="Calibri"/>
-                <w:color w:val="000000"/>
-              </w:rPr>
-            </w:pPr>
-            <w:r>
-              <w:rPr>
-                <w:rFonts w:ascii="Calibri" w:eastAsia="Times New Roman" w:hAnsi="Calibri" w:cs="Calibri"/>
-                <w:color w:val="000000"/>
-              </w:rPr>
-              <w:t>No</w:t>
             </w:r>
           </w:p>
         </w:tc>
@@ -6757,12 +6753,16 @@
               <w:jc w:val="center"/>
               <w:rPr>
                 <w:rFonts w:ascii="Calibri" w:eastAsia="Times New Roman" w:hAnsi="Calibri" w:cs="Calibri"/>
-                <w:color w:val="000000"/>
-              </w:rPr>
-            </w:pPr>
-            <w:r>
-              <w:rPr>
-                <w:rFonts w:ascii="Calibri" w:eastAsia="Times New Roman" w:hAnsi="Calibri" w:cs="Calibri"/>
+                <w:b w:val="0"/>
+                <w:bCs w:val="0"/>
+                <w:color w:val="000000"/>
+              </w:rPr>
+            </w:pPr>
+            <w:r>
+              <w:rPr>
+                <w:rFonts w:ascii="Calibri" w:eastAsia="Times New Roman" w:hAnsi="Calibri" w:cs="Calibri"/>
+                <w:b w:val="0"/>
+                <w:bCs w:val="0"/>
                 <w:color w:val="000000"/>
               </w:rPr>
               <w:t>M</w:t>
@@ -6844,6 +6844,50 @@
         <w:tc>
           <w:tcPr>
             <w:tcW w:w="1384" w:type="dxa"/>
+          </w:tcPr>
+          <w:p>
+            <w:pPr>
+              <w:jc w:val="center"/>
+              <w:cnfStyle w:val="000000000000" w:firstRow="0" w:lastRow="0" w:firstColumn="0" w:lastColumn="0" w:oddVBand="0" w:evenVBand="0" w:oddHBand="0" w:evenHBand="0" w:firstRowFirstColumn="0" w:firstRowLastColumn="0" w:lastRowFirstColumn="0" w:lastRowLastColumn="0"/>
+              <w:rPr>
+                <w:rFonts w:ascii="Calibri" w:eastAsia="Times New Roman" w:hAnsi="Calibri" w:cs="Calibri"/>
+                <w:color w:val="000000"/>
+              </w:rPr>
+            </w:pPr>
+            <w:r>
+              <w:rPr>
+                <w:rFonts w:ascii="Calibri" w:eastAsia="Times New Roman" w:hAnsi="Calibri" w:cs="Calibri"/>
+                <w:color w:val="000000"/>
+              </w:rPr>
+              <w:t>Yes</w:t>
+            </w:r>
+          </w:p>
+        </w:tc>
+        <w:tc>
+          <w:tcPr>
+            <w:tcW w:w="1384" w:type="dxa"/>
+          </w:tcPr>
+          <w:p>
+            <w:pPr>
+              <w:jc w:val="center"/>
+              <w:cnfStyle w:val="000000000000" w:firstRow="0" w:lastRow="0" w:firstColumn="0" w:lastColumn="0" w:oddVBand="0" w:evenVBand="0" w:oddHBand="0" w:evenHBand="0" w:firstRowFirstColumn="0" w:firstRowLastColumn="0" w:lastRowFirstColumn="0" w:lastRowLastColumn="0"/>
+              <w:rPr>
+                <w:rFonts w:ascii="Calibri" w:eastAsia="Times New Roman" w:hAnsi="Calibri" w:cs="Calibri"/>
+                <w:color w:val="000000"/>
+              </w:rPr>
+            </w:pPr>
+            <w:r>
+              <w:rPr>
+                <w:rFonts w:ascii="Calibri" w:eastAsia="Times New Roman" w:hAnsi="Calibri" w:cs="Calibri"/>
+                <w:color w:val="000000"/>
+              </w:rPr>
+              <w:t>Yes</w:t>
+            </w:r>
+          </w:p>
+        </w:tc>
+        <w:tc>
+          <w:tcPr>
+            <w:tcW w:w="1384" w:type="dxa"/>
             <w:noWrap/>
             <w:hideMark/>
           </w:tcPr>
@@ -6862,54 +6906,6 @@
                 <w:color w:val="000000"/>
               </w:rPr>
               <w:t>1</w:t>
-            </w:r>
-          </w:p>
-        </w:tc>
-        <w:tc>
-          <w:tcPr>
-            <w:tcW w:w="1167" w:type="dxa"/>
-            <w:noWrap/>
-            <w:hideMark/>
-          </w:tcPr>
-          <w:p>
-            <w:pPr>
-              <w:jc w:val="center"/>
-              <w:cnfStyle w:val="000000000000" w:firstRow="0" w:lastRow="0" w:firstColumn="0" w:lastColumn="0" w:oddVBand="0" w:evenVBand="0" w:oddHBand="0" w:evenHBand="0" w:firstRowFirstColumn="0" w:firstRowLastColumn="0" w:lastRowFirstColumn="0" w:lastRowLastColumn="0"/>
-              <w:rPr>
-                <w:rFonts w:ascii="Calibri" w:eastAsia="Times New Roman" w:hAnsi="Calibri" w:cs="Calibri"/>
-                <w:color w:val="000000"/>
-              </w:rPr>
-            </w:pPr>
-            <w:r>
-              <w:rPr>
-                <w:rFonts w:ascii="Calibri" w:eastAsia="Times New Roman" w:hAnsi="Calibri" w:cs="Calibri"/>
-                <w:color w:val="000000"/>
-              </w:rPr>
-              <w:t>Yes</w:t>
-            </w:r>
-          </w:p>
-        </w:tc>
-        <w:tc>
-          <w:tcPr>
-            <w:tcW w:w="1082" w:type="dxa"/>
-            <w:noWrap/>
-            <w:hideMark/>
-          </w:tcPr>
-          <w:p>
-            <w:pPr>
-              <w:jc w:val="center"/>
-              <w:cnfStyle w:val="000000000000" w:firstRow="0" w:lastRow="0" w:firstColumn="0" w:lastColumn="0" w:oddVBand="0" w:evenVBand="0" w:oddHBand="0" w:evenHBand="0" w:firstRowFirstColumn="0" w:firstRowLastColumn="0" w:lastRowFirstColumn="0" w:lastRowLastColumn="0"/>
-              <w:rPr>
-                <w:rFonts w:ascii="Calibri" w:eastAsia="Times New Roman" w:hAnsi="Calibri" w:cs="Calibri"/>
-                <w:color w:val="000000"/>
-              </w:rPr>
-            </w:pPr>
-            <w:r>
-              <w:rPr>
-                <w:rFonts w:ascii="Calibri" w:eastAsia="Times New Roman" w:hAnsi="Calibri" w:cs="Calibri"/>
-                <w:color w:val="000000"/>
-              </w:rPr>
-              <w:t>Yes</w:t>
             </w:r>
           </w:p>
         </w:tc>
@@ -6955,12 +6951,16 @@
               <w:jc w:val="center"/>
               <w:rPr>
                 <w:rFonts w:ascii="Calibri" w:eastAsia="Times New Roman" w:hAnsi="Calibri" w:cs="Calibri"/>
-                <w:color w:val="000000"/>
-              </w:rPr>
-            </w:pPr>
-            <w:r>
-              <w:rPr>
-                <w:rFonts w:ascii="Calibri" w:eastAsia="Times New Roman" w:hAnsi="Calibri" w:cs="Calibri"/>
+                <w:b w:val="0"/>
+                <w:bCs w:val="0"/>
+                <w:color w:val="000000"/>
+              </w:rPr>
+            </w:pPr>
+            <w:r>
+              <w:rPr>
+                <w:rFonts w:ascii="Calibri" w:eastAsia="Times New Roman" w:hAnsi="Calibri" w:cs="Calibri"/>
+                <w:b w:val="0"/>
+                <w:bCs w:val="0"/>
                 <w:color w:val="000000"/>
               </w:rPr>
               <w:t>M</w:t>
@@ -7042,6 +7042,50 @@
         <w:tc>
           <w:tcPr>
             <w:tcW w:w="1384" w:type="dxa"/>
+          </w:tcPr>
+          <w:p>
+            <w:pPr>
+              <w:jc w:val="center"/>
+              <w:cnfStyle w:val="000000100000" w:firstRow="0" w:lastRow="0" w:firstColumn="0" w:lastColumn="0" w:oddVBand="0" w:evenVBand="0" w:oddHBand="1" w:evenHBand="0" w:firstRowFirstColumn="0" w:firstRowLastColumn="0" w:lastRowFirstColumn="0" w:lastRowLastColumn="0"/>
+              <w:rPr>
+                <w:rFonts w:ascii="Calibri" w:eastAsia="Times New Roman" w:hAnsi="Calibri" w:cs="Calibri"/>
+                <w:color w:val="000000"/>
+              </w:rPr>
+            </w:pPr>
+            <w:r>
+              <w:rPr>
+                <w:rFonts w:ascii="Calibri" w:eastAsia="Times New Roman" w:hAnsi="Calibri" w:cs="Calibri"/>
+                <w:color w:val="000000"/>
+              </w:rPr>
+              <w:t>Yes</w:t>
+            </w:r>
+          </w:p>
+        </w:tc>
+        <w:tc>
+          <w:tcPr>
+            <w:tcW w:w="1384" w:type="dxa"/>
+          </w:tcPr>
+          <w:p>
+            <w:pPr>
+              <w:jc w:val="center"/>
+              <w:cnfStyle w:val="000000100000" w:firstRow="0" w:lastRow="0" w:firstColumn="0" w:lastColumn="0" w:oddVBand="0" w:evenVBand="0" w:oddHBand="1" w:evenHBand="0" w:firstRowFirstColumn="0" w:firstRowLastColumn="0" w:lastRowFirstColumn="0" w:lastRowLastColumn="0"/>
+              <w:rPr>
+                <w:rFonts w:ascii="Calibri" w:eastAsia="Times New Roman" w:hAnsi="Calibri" w:cs="Calibri"/>
+                <w:color w:val="000000"/>
+              </w:rPr>
+            </w:pPr>
+            <w:r>
+              <w:rPr>
+                <w:rFonts w:ascii="Calibri" w:eastAsia="Times New Roman" w:hAnsi="Calibri" w:cs="Calibri"/>
+                <w:color w:val="000000"/>
+              </w:rPr>
+              <w:t>Yes</w:t>
+            </w:r>
+          </w:p>
+        </w:tc>
+        <w:tc>
+          <w:tcPr>
+            <w:tcW w:w="1384" w:type="dxa"/>
             <w:noWrap/>
             <w:hideMark/>
           </w:tcPr>
@@ -7060,54 +7104,6 @@
                 <w:color w:val="000000"/>
               </w:rPr>
               <w:t>1</w:t>
-            </w:r>
-          </w:p>
-        </w:tc>
-        <w:tc>
-          <w:tcPr>
-            <w:tcW w:w="1167" w:type="dxa"/>
-            <w:noWrap/>
-            <w:hideMark/>
-          </w:tcPr>
-          <w:p>
-            <w:pPr>
-              <w:jc w:val="center"/>
-              <w:cnfStyle w:val="000000100000" w:firstRow="0" w:lastRow="0" w:firstColumn="0" w:lastColumn="0" w:oddVBand="0" w:evenVBand="0" w:oddHBand="1" w:evenHBand="0" w:firstRowFirstColumn="0" w:firstRowLastColumn="0" w:lastRowFirstColumn="0" w:lastRowLastColumn="0"/>
-              <w:rPr>
-                <w:rFonts w:ascii="Calibri" w:eastAsia="Times New Roman" w:hAnsi="Calibri" w:cs="Calibri"/>
-                <w:color w:val="000000"/>
-              </w:rPr>
-            </w:pPr>
-            <w:r>
-              <w:rPr>
-                <w:rFonts w:ascii="Calibri" w:eastAsia="Times New Roman" w:hAnsi="Calibri" w:cs="Calibri"/>
-                <w:color w:val="000000"/>
-              </w:rPr>
-              <w:t>Yes</w:t>
-            </w:r>
-          </w:p>
-        </w:tc>
-        <w:tc>
-          <w:tcPr>
-            <w:tcW w:w="1082" w:type="dxa"/>
-            <w:noWrap/>
-            <w:hideMark/>
-          </w:tcPr>
-          <w:p>
-            <w:pPr>
-              <w:jc w:val="center"/>
-              <w:cnfStyle w:val="000000100000" w:firstRow="0" w:lastRow="0" w:firstColumn="0" w:lastColumn="0" w:oddVBand="0" w:evenVBand="0" w:oddHBand="1" w:evenHBand="0" w:firstRowFirstColumn="0" w:firstRowLastColumn="0" w:lastRowFirstColumn="0" w:lastRowLastColumn="0"/>
-              <w:rPr>
-                <w:rFonts w:ascii="Calibri" w:eastAsia="Times New Roman" w:hAnsi="Calibri" w:cs="Calibri"/>
-                <w:color w:val="000000"/>
-              </w:rPr>
-            </w:pPr>
-            <w:r>
-              <w:rPr>
-                <w:rFonts w:ascii="Calibri" w:eastAsia="Times New Roman" w:hAnsi="Calibri" w:cs="Calibri"/>
-                <w:color w:val="000000"/>
-              </w:rPr>
-              <w:t>Yes</w:t>
             </w:r>
           </w:p>
         </w:tc>
@@ -7152,12 +7148,16 @@
               <w:jc w:val="center"/>
               <w:rPr>
                 <w:rFonts w:ascii="Calibri" w:eastAsia="Times New Roman" w:hAnsi="Calibri" w:cs="Calibri"/>
-                <w:color w:val="000000"/>
-              </w:rPr>
-            </w:pPr>
-            <w:r>
-              <w:rPr>
-                <w:rFonts w:ascii="Calibri" w:eastAsia="Times New Roman" w:hAnsi="Calibri" w:cs="Calibri"/>
+                <w:b w:val="0"/>
+                <w:bCs w:val="0"/>
+                <w:color w:val="000000"/>
+              </w:rPr>
+            </w:pPr>
+            <w:r>
+              <w:rPr>
+                <w:rFonts w:ascii="Calibri" w:eastAsia="Times New Roman" w:hAnsi="Calibri" w:cs="Calibri"/>
+                <w:b w:val="0"/>
+                <w:bCs w:val="0"/>
                 <w:color w:val="000000"/>
               </w:rPr>
               <w:t>M</w:t>
@@ -7239,6 +7239,50 @@
         <w:tc>
           <w:tcPr>
             <w:tcW w:w="1384" w:type="dxa"/>
+          </w:tcPr>
+          <w:p>
+            <w:pPr>
+              <w:jc w:val="center"/>
+              <w:cnfStyle w:val="000000000000" w:firstRow="0" w:lastRow="0" w:firstColumn="0" w:lastColumn="0" w:oddVBand="0" w:evenVBand="0" w:oddHBand="0" w:evenHBand="0" w:firstRowFirstColumn="0" w:firstRowLastColumn="0" w:lastRowFirstColumn="0" w:lastRowLastColumn="0"/>
+              <w:rPr>
+                <w:rFonts w:ascii="Calibri" w:eastAsia="Times New Roman" w:hAnsi="Calibri" w:cs="Calibri"/>
+                <w:color w:val="000000"/>
+              </w:rPr>
+            </w:pPr>
+            <w:r>
+              <w:rPr>
+                <w:rFonts w:ascii="Calibri" w:eastAsia="Times New Roman" w:hAnsi="Calibri" w:cs="Calibri"/>
+                <w:color w:val="000000"/>
+              </w:rPr>
+              <w:t>No</w:t>
+            </w:r>
+          </w:p>
+        </w:tc>
+        <w:tc>
+          <w:tcPr>
+            <w:tcW w:w="1384" w:type="dxa"/>
+          </w:tcPr>
+          <w:p>
+            <w:pPr>
+              <w:jc w:val="center"/>
+              <w:cnfStyle w:val="000000000000" w:firstRow="0" w:lastRow="0" w:firstColumn="0" w:lastColumn="0" w:oddVBand="0" w:evenVBand="0" w:oddHBand="0" w:evenHBand="0" w:firstRowFirstColumn="0" w:firstRowLastColumn="0" w:lastRowFirstColumn="0" w:lastRowLastColumn="0"/>
+              <w:rPr>
+                <w:rFonts w:ascii="Calibri" w:eastAsia="Times New Roman" w:hAnsi="Calibri" w:cs="Calibri"/>
+                <w:color w:val="000000"/>
+              </w:rPr>
+            </w:pPr>
+            <w:r>
+              <w:rPr>
+                <w:rFonts w:ascii="Calibri" w:eastAsia="Times New Roman" w:hAnsi="Calibri" w:cs="Calibri"/>
+                <w:color w:val="000000"/>
+              </w:rPr>
+              <w:t>No</w:t>
+            </w:r>
+          </w:p>
+        </w:tc>
+        <w:tc>
+          <w:tcPr>
+            <w:tcW w:w="1384" w:type="dxa"/>
             <w:noWrap/>
             <w:hideMark/>
           </w:tcPr>
@@ -7257,54 +7301,6 @@
                 <w:color w:val="000000"/>
               </w:rPr>
               <w:t>1</w:t>
-            </w:r>
-          </w:p>
-        </w:tc>
-        <w:tc>
-          <w:tcPr>
-            <w:tcW w:w="1167" w:type="dxa"/>
-            <w:noWrap/>
-            <w:hideMark/>
-          </w:tcPr>
-          <w:p>
-            <w:pPr>
-              <w:jc w:val="center"/>
-              <w:cnfStyle w:val="000000000000" w:firstRow="0" w:lastRow="0" w:firstColumn="0" w:lastColumn="0" w:oddVBand="0" w:evenVBand="0" w:oddHBand="0" w:evenHBand="0" w:firstRowFirstColumn="0" w:firstRowLastColumn="0" w:lastRowFirstColumn="0" w:lastRowLastColumn="0"/>
-              <w:rPr>
-                <w:rFonts w:ascii="Calibri" w:eastAsia="Times New Roman" w:hAnsi="Calibri" w:cs="Calibri"/>
-                <w:color w:val="000000"/>
-              </w:rPr>
-            </w:pPr>
-            <w:r>
-              <w:rPr>
-                <w:rFonts w:ascii="Calibri" w:eastAsia="Times New Roman" w:hAnsi="Calibri" w:cs="Calibri"/>
-                <w:color w:val="000000"/>
-              </w:rPr>
-              <w:t>No</w:t>
-            </w:r>
-          </w:p>
-        </w:tc>
-        <w:tc>
-          <w:tcPr>
-            <w:tcW w:w="1082" w:type="dxa"/>
-            <w:noWrap/>
-            <w:hideMark/>
-          </w:tcPr>
-          <w:p>
-            <w:pPr>
-              <w:jc w:val="center"/>
-              <w:cnfStyle w:val="000000000000" w:firstRow="0" w:lastRow="0" w:firstColumn="0" w:lastColumn="0" w:oddVBand="0" w:evenVBand="0" w:oddHBand="0" w:evenHBand="0" w:firstRowFirstColumn="0" w:firstRowLastColumn="0" w:lastRowFirstColumn="0" w:lastRowLastColumn="0"/>
-              <w:rPr>
-                <w:rFonts w:ascii="Calibri" w:eastAsia="Times New Roman" w:hAnsi="Calibri" w:cs="Calibri"/>
-                <w:color w:val="000000"/>
-              </w:rPr>
-            </w:pPr>
-            <w:r>
-              <w:rPr>
-                <w:rFonts w:ascii="Calibri" w:eastAsia="Times New Roman" w:hAnsi="Calibri" w:cs="Calibri"/>
-                <w:color w:val="000000"/>
-              </w:rPr>
-              <w:t>No</w:t>
             </w:r>
           </w:p>
         </w:tc>
@@ -7350,12 +7346,16 @@
               <w:jc w:val="center"/>
               <w:rPr>
                 <w:rFonts w:ascii="Calibri" w:eastAsia="Times New Roman" w:hAnsi="Calibri" w:cs="Calibri"/>
-                <w:color w:val="000000"/>
-              </w:rPr>
-            </w:pPr>
-            <w:r>
-              <w:rPr>
-                <w:rFonts w:ascii="Calibri" w:eastAsia="Times New Roman" w:hAnsi="Calibri" w:cs="Calibri"/>
+                <w:b w:val="0"/>
+                <w:bCs w:val="0"/>
+                <w:color w:val="000000"/>
+              </w:rPr>
+            </w:pPr>
+            <w:r>
+              <w:rPr>
+                <w:rFonts w:ascii="Calibri" w:eastAsia="Times New Roman" w:hAnsi="Calibri" w:cs="Calibri"/>
+                <w:b w:val="0"/>
+                <w:bCs w:val="0"/>
                 <w:color w:val="000000"/>
               </w:rPr>
               <w:t>M</w:t>
@@ -7437,6 +7437,50 @@
         <w:tc>
           <w:tcPr>
             <w:tcW w:w="1384" w:type="dxa"/>
+          </w:tcPr>
+          <w:p>
+            <w:pPr>
+              <w:jc w:val="center"/>
+              <w:cnfStyle w:val="000000100000" w:firstRow="0" w:lastRow="0" w:firstColumn="0" w:lastColumn="0" w:oddVBand="0" w:evenVBand="0" w:oddHBand="1" w:evenHBand="0" w:firstRowFirstColumn="0" w:firstRowLastColumn="0" w:lastRowFirstColumn="0" w:lastRowLastColumn="0"/>
+              <w:rPr>
+                <w:rFonts w:ascii="Calibri" w:eastAsia="Times New Roman" w:hAnsi="Calibri" w:cs="Calibri"/>
+                <w:color w:val="000000"/>
+              </w:rPr>
+            </w:pPr>
+            <w:r>
+              <w:rPr>
+                <w:rFonts w:ascii="Calibri" w:eastAsia="Times New Roman" w:hAnsi="Calibri" w:cs="Calibri"/>
+                <w:color w:val="000000"/>
+              </w:rPr>
+              <w:t>Yes</w:t>
+            </w:r>
+          </w:p>
+        </w:tc>
+        <w:tc>
+          <w:tcPr>
+            <w:tcW w:w="1384" w:type="dxa"/>
+          </w:tcPr>
+          <w:p>
+            <w:pPr>
+              <w:jc w:val="center"/>
+              <w:cnfStyle w:val="000000100000" w:firstRow="0" w:lastRow="0" w:firstColumn="0" w:lastColumn="0" w:oddVBand="0" w:evenVBand="0" w:oddHBand="1" w:evenHBand="0" w:firstRowFirstColumn="0" w:firstRowLastColumn="0" w:lastRowFirstColumn="0" w:lastRowLastColumn="0"/>
+              <w:rPr>
+                <w:rFonts w:ascii="Calibri" w:eastAsia="Times New Roman" w:hAnsi="Calibri" w:cs="Calibri"/>
+                <w:color w:val="000000"/>
+              </w:rPr>
+            </w:pPr>
+            <w:r>
+              <w:rPr>
+                <w:rFonts w:ascii="Calibri" w:eastAsia="Times New Roman" w:hAnsi="Calibri" w:cs="Calibri"/>
+                <w:color w:val="000000"/>
+              </w:rPr>
+              <w:t>No</w:t>
+            </w:r>
+          </w:p>
+        </w:tc>
+        <w:tc>
+          <w:tcPr>
+            <w:tcW w:w="1384" w:type="dxa"/>
             <w:noWrap/>
             <w:hideMark/>
           </w:tcPr>
@@ -7455,54 +7499,6 @@
                 <w:color w:val="000000"/>
               </w:rPr>
               <w:t>1</w:t>
-            </w:r>
-          </w:p>
-        </w:tc>
-        <w:tc>
-          <w:tcPr>
-            <w:tcW w:w="1167" w:type="dxa"/>
-            <w:noWrap/>
-            <w:hideMark/>
-          </w:tcPr>
-          <w:p>
-            <w:pPr>
-              <w:jc w:val="center"/>
-              <w:cnfStyle w:val="000000100000" w:firstRow="0" w:lastRow="0" w:firstColumn="0" w:lastColumn="0" w:oddVBand="0" w:evenVBand="0" w:oddHBand="1" w:evenHBand="0" w:firstRowFirstColumn="0" w:firstRowLastColumn="0" w:lastRowFirstColumn="0" w:lastRowLastColumn="0"/>
-              <w:rPr>
-                <w:rFonts w:ascii="Calibri" w:eastAsia="Times New Roman" w:hAnsi="Calibri" w:cs="Calibri"/>
-                <w:color w:val="000000"/>
-              </w:rPr>
-            </w:pPr>
-            <w:r>
-              <w:rPr>
-                <w:rFonts w:ascii="Calibri" w:eastAsia="Times New Roman" w:hAnsi="Calibri" w:cs="Calibri"/>
-                <w:color w:val="000000"/>
-              </w:rPr>
-              <w:t>Yes</w:t>
-            </w:r>
-          </w:p>
-        </w:tc>
-        <w:tc>
-          <w:tcPr>
-            <w:tcW w:w="1082" w:type="dxa"/>
-            <w:noWrap/>
-            <w:hideMark/>
-          </w:tcPr>
-          <w:p>
-            <w:pPr>
-              <w:jc w:val="center"/>
-              <w:cnfStyle w:val="000000100000" w:firstRow="0" w:lastRow="0" w:firstColumn="0" w:lastColumn="0" w:oddVBand="0" w:evenVBand="0" w:oddHBand="1" w:evenHBand="0" w:firstRowFirstColumn="0" w:firstRowLastColumn="0" w:lastRowFirstColumn="0" w:lastRowLastColumn="0"/>
-              <w:rPr>
-                <w:rFonts w:ascii="Calibri" w:eastAsia="Times New Roman" w:hAnsi="Calibri" w:cs="Calibri"/>
-                <w:color w:val="000000"/>
-              </w:rPr>
-            </w:pPr>
-            <w:r>
-              <w:rPr>
-                <w:rFonts w:ascii="Calibri" w:eastAsia="Times New Roman" w:hAnsi="Calibri" w:cs="Calibri"/>
-                <w:color w:val="000000"/>
-              </w:rPr>
-              <w:t>No</w:t>
             </w:r>
           </w:p>
         </w:tc>
@@ -7547,12 +7543,16 @@
               <w:jc w:val="center"/>
               <w:rPr>
                 <w:rFonts w:ascii="Calibri" w:eastAsia="Times New Roman" w:hAnsi="Calibri" w:cs="Calibri"/>
-                <w:color w:val="000000"/>
-              </w:rPr>
-            </w:pPr>
-            <w:r>
-              <w:rPr>
-                <w:rFonts w:ascii="Calibri" w:eastAsia="Times New Roman" w:hAnsi="Calibri" w:cs="Calibri"/>
+                <w:b w:val="0"/>
+                <w:bCs w:val="0"/>
+                <w:color w:val="000000"/>
+              </w:rPr>
+            </w:pPr>
+            <w:r>
+              <w:rPr>
+                <w:rFonts w:ascii="Calibri" w:eastAsia="Times New Roman" w:hAnsi="Calibri" w:cs="Calibri"/>
+                <w:b w:val="0"/>
+                <w:bCs w:val="0"/>
                 <w:color w:val="000000"/>
               </w:rPr>
               <w:t>M</w:t>
@@ -7634,6 +7634,50 @@
         <w:tc>
           <w:tcPr>
             <w:tcW w:w="1384" w:type="dxa"/>
+          </w:tcPr>
+          <w:p>
+            <w:pPr>
+              <w:jc w:val="center"/>
+              <w:cnfStyle w:val="000000000000" w:firstRow="0" w:lastRow="0" w:firstColumn="0" w:lastColumn="0" w:oddVBand="0" w:evenVBand="0" w:oddHBand="0" w:evenHBand="0" w:firstRowFirstColumn="0" w:firstRowLastColumn="0" w:lastRowFirstColumn="0" w:lastRowLastColumn="0"/>
+              <w:rPr>
+                <w:rFonts w:ascii="Calibri" w:eastAsia="Times New Roman" w:hAnsi="Calibri" w:cs="Calibri"/>
+                <w:color w:val="000000"/>
+              </w:rPr>
+            </w:pPr>
+            <w:r>
+              <w:rPr>
+                <w:rFonts w:ascii="Calibri" w:eastAsia="Times New Roman" w:hAnsi="Calibri" w:cs="Calibri"/>
+                <w:color w:val="000000"/>
+              </w:rPr>
+              <w:t>Yes</w:t>
+            </w:r>
+          </w:p>
+        </w:tc>
+        <w:tc>
+          <w:tcPr>
+            <w:tcW w:w="1384" w:type="dxa"/>
+          </w:tcPr>
+          <w:p>
+            <w:pPr>
+              <w:jc w:val="center"/>
+              <w:cnfStyle w:val="000000000000" w:firstRow="0" w:lastRow="0" w:firstColumn="0" w:lastColumn="0" w:oddVBand="0" w:evenVBand="0" w:oddHBand="0" w:evenHBand="0" w:firstRowFirstColumn="0" w:firstRowLastColumn="0" w:lastRowFirstColumn="0" w:lastRowLastColumn="0"/>
+              <w:rPr>
+                <w:rFonts w:ascii="Calibri" w:eastAsia="Times New Roman" w:hAnsi="Calibri" w:cs="Calibri"/>
+                <w:color w:val="000000"/>
+              </w:rPr>
+            </w:pPr>
+            <w:r>
+              <w:rPr>
+                <w:rFonts w:ascii="Calibri" w:eastAsia="Times New Roman" w:hAnsi="Calibri" w:cs="Calibri"/>
+                <w:color w:val="000000"/>
+              </w:rPr>
+              <w:t>No</w:t>
+            </w:r>
+          </w:p>
+        </w:tc>
+        <w:tc>
+          <w:tcPr>
+            <w:tcW w:w="1384" w:type="dxa"/>
             <w:noWrap/>
             <w:hideMark/>
           </w:tcPr>
@@ -7652,54 +7696,6 @@
                 <w:color w:val="000000"/>
               </w:rPr>
               <w:t>1</w:t>
-            </w:r>
-          </w:p>
-        </w:tc>
-        <w:tc>
-          <w:tcPr>
-            <w:tcW w:w="1167" w:type="dxa"/>
-            <w:noWrap/>
-            <w:hideMark/>
-          </w:tcPr>
-          <w:p>
-            <w:pPr>
-              <w:jc w:val="center"/>
-              <w:cnfStyle w:val="000000000000" w:firstRow="0" w:lastRow="0" w:firstColumn="0" w:lastColumn="0" w:oddVBand="0" w:evenVBand="0" w:oddHBand="0" w:evenHBand="0" w:firstRowFirstColumn="0" w:firstRowLastColumn="0" w:lastRowFirstColumn="0" w:lastRowLastColumn="0"/>
-              <w:rPr>
-                <w:rFonts w:ascii="Calibri" w:eastAsia="Times New Roman" w:hAnsi="Calibri" w:cs="Calibri"/>
-                <w:color w:val="000000"/>
-              </w:rPr>
-            </w:pPr>
-            <w:r>
-              <w:rPr>
-                <w:rFonts w:ascii="Calibri" w:eastAsia="Times New Roman" w:hAnsi="Calibri" w:cs="Calibri"/>
-                <w:color w:val="000000"/>
-              </w:rPr>
-              <w:t>Yes</w:t>
-            </w:r>
-          </w:p>
-        </w:tc>
-        <w:tc>
-          <w:tcPr>
-            <w:tcW w:w="1082" w:type="dxa"/>
-            <w:noWrap/>
-            <w:hideMark/>
-          </w:tcPr>
-          <w:p>
-            <w:pPr>
-              <w:jc w:val="center"/>
-              <w:cnfStyle w:val="000000000000" w:firstRow="0" w:lastRow="0" w:firstColumn="0" w:lastColumn="0" w:oddVBand="0" w:evenVBand="0" w:oddHBand="0" w:evenHBand="0" w:firstRowFirstColumn="0" w:firstRowLastColumn="0" w:lastRowFirstColumn="0" w:lastRowLastColumn="0"/>
-              <w:rPr>
-                <w:rFonts w:ascii="Calibri" w:eastAsia="Times New Roman" w:hAnsi="Calibri" w:cs="Calibri"/>
-                <w:color w:val="000000"/>
-              </w:rPr>
-            </w:pPr>
-            <w:r>
-              <w:rPr>
-                <w:rFonts w:ascii="Calibri" w:eastAsia="Times New Roman" w:hAnsi="Calibri" w:cs="Calibri"/>
-                <w:color w:val="000000"/>
-              </w:rPr>
-              <w:t>No</w:t>
             </w:r>
           </w:p>
         </w:tc>
@@ -7764,17 +7760,80 @@
           <w:b/>
           <w:bCs/>
         </w:rPr>
-        <w:t>Is Judge A more accurate than Judge B? Explain your reasoning.</w:t>
+        <w:t>Which j</w:t>
+      </w:r>
+      <w:r>
+        <w:rPr>
+          <w:b/>
+          <w:bCs/>
+        </w:rPr>
+        <w:t xml:space="preserve">udge </w:t>
+      </w:r>
+      <w:r>
+        <w:rPr>
+          <w:b/>
+          <w:bCs/>
+        </w:rPr>
+        <w:t xml:space="preserve">(Judge </w:t>
+      </w:r>
+      <w:r>
+        <w:rPr>
+          <w:b/>
+          <w:bCs/>
+        </w:rPr>
+        <w:t xml:space="preserve">A </w:t>
+      </w:r>
+      <w:r>
+        <w:rPr>
+          <w:b/>
+          <w:bCs/>
+        </w:rPr>
+        <w:t xml:space="preserve">or </w:t>
+      </w:r>
+      <w:r>
+        <w:rPr>
+          <w:b/>
+          <w:bCs/>
+        </w:rPr>
+        <w:t>Judge B</w:t>
+      </w:r>
+      <w:r>
+        <w:rPr>
+          <w:b/>
+          <w:bCs/>
+        </w:rPr>
+        <w:t xml:space="preserve">) was a better predictor of whether </w:t>
+      </w:r>
+      <w:r>
+        <w:rPr>
+          <w:b/>
+          <w:bCs/>
+        </w:rPr>
+        <w:t xml:space="preserve">a defendant </w:t>
+      </w:r>
+      <w:r>
+        <w:rPr>
+          <w:b/>
+          <w:bCs/>
+        </w:rPr>
+        <w:t>recidivated?</w:t>
+      </w:r>
+      <w:r>
+        <w:rPr>
+          <w:b/>
+          <w:bCs/>
+        </w:rPr>
+        <w:t xml:space="preserve"> Explain your reasoning.</w:t>
       </w:r>
     </w:p>
     <w:p/>
     <w:p/>
     <w:p/>
     <w:p/>
-    <w:p>
-      <w:bookmarkStart w:id="0" w:name="_GoBack"/>
-      <w:bookmarkEnd w:id="0"/>
-    </w:p>
+    <w:p/>
+    <w:p/>
+    <w:p/>
+    <w:p/>
     <w:p/>
     <w:p/>
     <w:p/>
@@ -7923,6 +7982,38 @@
     </w:p>
     <w:p/>
     <w:p/>
+    <w:p/>
+    <w:p/>
+    <w:p/>
+    <w:p/>
+    <w:p>
+      <w:bookmarkStart w:id="0" w:name="_GoBack"/>
+      <w:bookmarkEnd w:id="0"/>
+    </w:p>
+    <w:p/>
+    <w:p/>
+    <w:p/>
+    <w:p/>
+    <w:p>
+      <w:pPr>
+        <w:pStyle w:val="ListParagraph"/>
+        <w:numPr>
+          <w:ilvl w:val="0"/>
+          <w:numId w:val="2"/>
+        </w:numPr>
+        <w:rPr>
+          <w:b/>
+          <w:bCs/>
+        </w:rPr>
+      </w:pPr>
+      <w:r>
+        <w:rPr>
+          <w:b/>
+          <w:bCs/>
+        </w:rPr>
+        <w:t>(question to be discussed in class)</w:t>
+      </w:r>
+    </w:p>
     <w:sectPr>
       <w:headerReference w:type="default" r:id="rId7"/>
       <w:footerReference w:type="first" r:id="rId8"/>
@@ -8020,7 +8111,13 @@
       <w:t>Names</w:t>
     </w:r>
     <w:r>
-      <w:t>: _______________________________</w:t>
+      <w:t>: ______________________________</w:t>
+    </w:r>
+    <w:r>
+      <w:t>_______________</w:t>
+    </w:r>
+    <w:r>
+      <w:t>_</w:t>
     </w:r>
   </w:p>
 </w:hdr>
@@ -8613,6 +8710,7 @@
   <w:style w:type="character" w:default="1" w:styleId="DefaultParagraphFont">
     <w:name w:val="Default Paragraph Font"/>
     <w:uiPriority w:val="1"/>
+    <w:semiHidden/>
     <w:unhideWhenUsed/>
   </w:style>
   <w:style w:type="table" w:default="1" w:styleId="TableNormal">
